--- a/Инструктажи/Приказ_первичный_повторный_инструктаж_шаблон.docx
+++ b/Инструктажи/Приказ_первичный_повторный_инструктаж_шаблон.docx
@@ -196,7 +196,7 @@
         <w:jc w:val="both"/>
       </w:pPr>
       <w:r>
-        <w:t xml:space="preserve">В соответствии со статьями 214, 219 Трудового кодекса Российской Федерации и Правилами обучения по охране труда и проверки знания требований охраны труда, утверждёнными постановлением Правительства Российской Федерации от 24.12.2021 № 2464 (далее — Правила), в целях упорядочения проведения и регистрации первичного и повторного инструктажей по охране труда на рабочем месте в Обществе,</w:t>
+        <w:t xml:space="preserve">В соответствии со статьями 214, 219 Трудового кодекса Российской Федерации и Правилами обучения по охране труда и проверки знания требований охраны труда, утверждёнными постановлением Правительства Российской Федерации от 24.12.2021 № 2464 (далее - Правила), в целях упорядочения проведения и регистрации первичного и повторного инструктажей по охране труда на рабочем месте в Обществе,</w:t>
       </w:r>
     </w:p>
     <w:p>
@@ -283,7 +283,7 @@
         <w:t xml:space="preserve">2.</w:t>
       </w:r>
       <w:r>
-        <w:t xml:space="preserve"> Возложить обязанности по проведению первичного и повторного инструктажей по охране труда на рабочем месте и ведению Журнала регистрации инструктажа по охране труда на рабочем месте (далее — Журнал) на непосредственных руководителей работников — руководителей структурных подразделений, указанных в Приложении № 3. На период отсутствия ответственного лица обязанности исполняет лицо, его замещающее.</w:t>
+        <w:t xml:space="preserve"> Возложить обязанности по проведению первичного и повторного инструктажей по охране труда на рабочем месте и ведению Журнала регистрации инструктажа по охране труда на рабочем месте (далее - Журнал) на непосредственных руководителей работников - руководителей структурных подразделений, указанных в Приложении № 3. На период отсутствия ответственного лица обязанности исполняет лицо, его замещающее.</w:t>
       </w:r>
     </w:p>
     <w:p>
@@ -310,7 +310,7 @@
         <w:t xml:space="preserve">3.</w:t>
       </w:r>
       <w:r>
-        <w:t xml:space="preserve"> Первичный инструктаж по охране труда на рабочем месте проводить до начала самостоятельной работы:</w:t>
+        <w:t xml:space="preserve"> Первичный инструктаж по охране труда на рабочем месте проводить до начала самостоятельной работы (пункт 13 Правил):</w:t>
       </w:r>
     </w:p>
     <w:p>
@@ -320,7 +320,7 @@
         <w:jc w:val="both"/>
       </w:pPr>
       <w:r>
-        <w:t xml:space="preserve">а) со всеми вновь принятыми работниками, включая работников, принятых по срочному трудовому договору и на условиях совместительства, — в день приёма на работу, в ту же дату, когда с работником проведён вводный инструктаж по охране труда (дата, зафиксированная в Журнале регистрации вводного инструктажа);</w:t>
+        <w:t xml:space="preserve">а) со всеми вновь принятыми работниками, включая работников, принятых по срочному трудовому договору и на условиях совместительства, - в день приёма на работу, в ту же дату, когда с работником проведён вводный инструктаж по охране труда (дата, зафиксированная в Журнале регистрации вводного инструктажа);</w:t>
       </w:r>
     </w:p>
     <w:p>
@@ -330,7 +330,7 @@
         <w:jc w:val="both"/>
       </w:pPr>
       <w:r>
-        <w:t xml:space="preserve">б) с работниками, переведёнными из другого структурного подразделения, и работниками, которым поручается выполнение новой для них работы, — до начала работы на новом месте (новой работы);</w:t>
+        <w:t xml:space="preserve">б) с лицами, проходящими производственную практику;</w:t>
       </w:r>
     </w:p>
     <w:p>
@@ -340,7 +340,17 @@
         <w:jc w:val="both"/>
       </w:pPr>
       <w:r>
-        <w:t xml:space="preserve">в) с командированными работниками, работниками сторонних организаций, обучающимися, проходящими практику, выполняющими работы на выделенном участке Общества.</w:t>
+        <w:t xml:space="preserve">в) с работниками, переведёнными из другого структурного подразделения, и работниками, которым поручается выполнение новой для них работы, - до начала работы на новом месте (новой работы);</w:t>
+      </w:r>
+    </w:p>
+    <w:p>
+      <w:pPr>
+        <w:spacing w:after="60" w:before="0"/>
+        <w:ind w:firstLine="709"/>
+        <w:jc w:val="both"/>
+      </w:pPr>
+      <w:r>
+        <w:t xml:space="preserve">г) с командированными в Общество работниками, выполняющими работы на участках Общества.</w:t>
       </w:r>
     </w:p>
     <w:p>
@@ -357,7 +367,7 @@
         <w:t xml:space="preserve">4.</w:t>
       </w:r>
       <w:r>
-        <w:t xml:space="preserve"> Повторный инструктаж по охране труда на рабочем месте проводить со всеми работниками, прошедшими первичный инструктаж, не реже одного раза в 6 (шесть) месяцев по Графику, утверждаемому руководителем структурного подразделения по форме Приложения № 4. Рекомендуемые сроки: ____________ и ____________ ежегодно. Работникам, отсутствовавшим в день, установленный Графиком, повторный инструктаж проводить в первый день выхода на работу до начала работы.</w:t>
+        <w:t xml:space="preserve"> Повторный инструктаж по охране труда на рабочем месте проводить со всеми работниками, прошедшими первичный инструктаж, не реже одного раза в 3 (три) месяца (пункт 14 Правил с учётом решения работодателя) по Графику, утверждаемому руководителем структурного подразделения по форме Приложения № 4, в следующие сроки: 10 марта, 10 июня, 10 сентября, 10 декабря ежегодно (если дата приходится на нерабочий день - в предшествующий ей рабочий день). Работникам, отсутствовавшим в день, установленный Графиком, повторный инструктаж проводить в первый день выхода на работу до начала работы.</w:t>
       </w:r>
     </w:p>
     <w:p>
@@ -374,7 +384,7 @@
         <w:t xml:space="preserve">5.</w:t>
       </w:r>
       <w:r>
-        <w:t xml:space="preserve"> Списки работников для проведения первичного и повторного инструктажей формировать на основании штатного расписания (штатной расстановки) структурного подразделения. Работники, должности (профессии) которых включены в Перечень должностей и структурных подразделений Общества, освобождённых от первичного и повторного инструктажей на рабочем месте (Приложение № 5 к приказу от «___» __________ 2026 г. № _____ «О проведении вводного инструктажа по охране труда»), от прохождения первичного и повторного инструктажей освобождаются.</w:t>
+        <w:t xml:space="preserve"> Списки работников для проведения первичного и повторного инструктажей формировать на основании штатного расписания (штатной расстановки) структурного подразделения.</w:t>
       </w:r>
     </w:p>
     <w:p>
@@ -401,7 +411,7 @@
         <w:t xml:space="preserve">6.</w:t>
       </w:r>
       <w:r>
-        <w:t xml:space="preserve"> Первичный и повторный инструктажи проводить по инструкциям по охране труда в соответствии с Перечнем инструкций по охране труда для должностей (профессий), размещённым по адресу Q:\ДЛЯ СОТРУДНИКОВ\Инструкции ОТ и ПБ. Инструкции по охране труда по видам работ включать в инструктаж только в случае, если работник фактически выполняет соответствующие виды работ. Повторный инструктаж проводить по тем же инструкциям, что и первичный.</w:t>
+        <w:t xml:space="preserve"> Первичный и повторный инструктажи проводить по инструкциям по охране труда в соответствии с Перечнем инструкций по охране труда для должностей (профессий), размещённым по адресу Q:\ДЛЯ СОТРУДНИКОВ\Инструкции ОТ и ПБ, включая вопросы оказания первой помощи пострадавшим (пункт 18 Правил). Инструкции по охране труда по видам работ включать в инструктаж только в случае, если работник фактически выполняет соответствующие виды работ. Повторный инструктаж проводить по тем же инструкциям, что и первичный.</w:t>
       </w:r>
     </w:p>
     <w:p>
@@ -418,7 +428,7 @@
         <w:t xml:space="preserve">7.</w:t>
       </w:r>
       <w:r>
-        <w:t xml:space="preserve"> Инструктаж завершать проверкой знания требований охраны труда в форме устного опроса, который проводит лицо, проводившее инструктаж. После проверки знаний работник и лицо, проводившее инструктаж, расписываются в Журнале в день проведения инструктажа с указанием даты его фактического проведения.</w:t>
+        <w:t xml:space="preserve"> Инструктаж завершать проверкой знания требований охраны труда в форме устного опроса, который проводит лицо, проводившее инструктаж (пункты 23, 69 Правил). После проверки знаний работник и лицо, проводившее инструктаж, расписываются в Журнале в день проведения инструктажа с указанием даты его фактического проведения.</w:t>
       </w:r>
     </w:p>
     <w:p>
@@ -435,7 +445,7 @@
         <w:t xml:space="preserve">8.</w:t>
       </w:r>
       <w:r>
-        <w:t xml:space="preserve"> Работников рабочих профессий, для которых установлена стажировка на рабочем месте, допускать к самостоятельной работе после прохождения стажировки и проверки знаний с отметкой в Журнале.</w:t>
+        <w:t xml:space="preserve"> Работник, не прошедший первичный (повторный) инструктаж и не расписавшийся в Журнале, к самостоятельному выполнению трудовых обязанностей не допускается, о чём ответственное лицо незамедлительно информирует отдел охраны труда и промышленной безопасности и отдел управления персоналом.</w:t>
       </w:r>
     </w:p>
     <w:p>
@@ -452,23 +462,6 @@
         <w:t xml:space="preserve">9.</w:t>
       </w:r>
       <w:r>
-        <w:t xml:space="preserve"> Работник, не прошедший первичный (повторный) инструктаж и не расписавшийся в Журнале, к самостоятельному выполнению трудовых обязанностей не допускается, о чём ответственное лицо незамедлительно информирует отдел охраны труда и промышленной безопасности и отдел управления персоналом.</w:t>
-      </w:r>
-    </w:p>
-    <w:p>
-      <w:pPr>
-        <w:spacing w:after="60" w:before="0"/>
-        <w:ind w:firstLine="709"/>
-        <w:jc w:val="both"/>
-      </w:pPr>
-      <w:r>
-        <w:rPr>
-          <w:b/>
-          <w:bCs/>
-        </w:rPr>
-        <w:t xml:space="preserve">10.</w:t>
-      </w:r>
-      <w:r>
         <w:t xml:space="preserve"> Ответственным лицам, указанным в Приложении № 3:</w:t>
       </w:r>
     </w:p>
@@ -479,7 +472,7 @@
         <w:jc w:val="both"/>
       </w:pPr>
       <w:r>
-        <w:t xml:space="preserve">а) вести один Журнал на структурное подразделение (участок) по форме Приложения № 2; Журнал пронумеровать, прошнуровать и заверить в отделе охраны труда и промышленной безопасности;</w:t>
+        <w:t xml:space="preserve">а) вести один Журнал на структурное подразделение (участок) по форме Приложения № 2 (пункты 87, 88 Правил); Журнал пронумеровать, прошнуровать и заверить в отделе охраны труда и промышленной безопасности;</w:t>
       </w:r>
     </w:p>
     <w:p>
@@ -489,7 +482,7 @@
         <w:jc w:val="both"/>
       </w:pPr>
       <w:r>
-        <w:t xml:space="preserve">б) в срок до «___» __________ 2026 г. провести повторный инструктаж со всеми работниками подразделения, с которыми в течение последних 6 месяцев инструктаж на рабочем месте не проводился (не зарегистрирован), и утвердить График по форме Приложения № 4;</w:t>
+        <w:t xml:space="preserve">б) в срок до «___» __________ 2026 г. провести повторный инструктаж со всеми работниками подразделения, с которыми в течение последних 3 месяцев инструктаж на рабочем месте не проводился (не зарегистрирован), и утвердить График по форме Приложения № 4;</w:t>
       </w:r>
     </w:p>
     <w:p>
@@ -513,10 +506,10 @@
           <w:b/>
           <w:bCs/>
         </w:rPr>
-        <w:t xml:space="preserve">11.</w:t>
+        <w:t xml:space="preserve">10.</w:t>
       </w:r>
       <w:r>
-        <w:t xml:space="preserve"> Отделу охраны труда и промышленной безопасности оказывать методическую поддержку ответственным лицам (в том числе с использованием Памятки, Приложение № 1), осуществлять выборочный контроль полноты и правильности ведения Журналов, организовать обучение по охране труда ответственных лиц, не прошедших его.</w:t>
+        <w:t xml:space="preserve"> Отделу охраны труда и промышленной безопасности оказывать методическую поддержку ответственным лицам (в том числе с использованием Памятки, Приложение № 1), осуществлять выборочный контроль полноты и правильности ведения Журналов, организовать обучение ответственных лиц, не прошедших его, требованиям охраны труда и оказанию первой помощи пострадавшим до допуска их к проведению инструктажей (пункт 33, подпункт «з» пункта 53 Правил).</w:t>
       </w:r>
     </w:p>
     <w:p>
@@ -530,7 +523,7 @@
           <w:b/>
           <w:bCs/>
         </w:rPr>
-        <w:t xml:space="preserve">12.</w:t>
+        <w:t xml:space="preserve">11.</w:t>
       </w:r>
       <w:r>
         <w:t xml:space="preserve"> Начальнику отдела делопроизводства Мельниковой О.М. в течение 2 (двух) рабочих дней с даты подписания настоящего приказа:</w:t>
@@ -567,7 +560,7 @@
           <w:b/>
           <w:bCs/>
         </w:rPr>
-        <w:t xml:space="preserve">13.</w:t>
+        <w:t xml:space="preserve">12.</w:t>
       </w:r>
       <w:r>
         <w:t xml:space="preserve"> Контроль за исполнением настоящего приказа оставляю за собой.</w:t>
@@ -597,7 +590,7 @@
         <w:jc w:val="left"/>
       </w:pPr>
       <w:r>
-        <w:t xml:space="preserve">Приложение № 1 — Памятка по проведению первичного и повторного инструктажей и заполнению Журнала;</w:t>
+        <w:t xml:space="preserve">Приложение № 1 - Памятка по проведению первичного и повторного инструктажей и заполнению Журнала;</w:t>
       </w:r>
     </w:p>
     <w:p>
@@ -611,7 +604,7 @@
         <w:jc w:val="left"/>
       </w:pPr>
       <w:r>
-        <w:t xml:space="preserve">Приложение № 2 — Форма Журнала регистрации инструктажа по охране труда на рабочем месте;</w:t>
+        <w:t xml:space="preserve">Приложение № 2 - Форма Журнала регистрации инструктажа по охране труда на рабочем месте;</w:t>
       </w:r>
     </w:p>
     <w:p>
@@ -625,7 +618,7 @@
         <w:jc w:val="left"/>
       </w:pPr>
       <w:r>
-        <w:t xml:space="preserve">Приложение № 3 — Перечень лиц, ответственных за проведение первичного и повторного инструктажей и ведение Журналов;</w:t>
+        <w:t xml:space="preserve">Приложение № 3 - Перечень лиц, ответственных за проведение первичного и повторного инструктажей и ведение Журналов;</w:t>
       </w:r>
     </w:p>
     <w:p>
@@ -639,7 +632,7 @@
         <w:jc w:val="left"/>
       </w:pPr>
       <w:r>
-        <w:t xml:space="preserve">Приложение № 4 — Форма Графика проведения повторного инструктажа по охране труда.</w:t>
+        <w:t xml:space="preserve">Приложение № 4 - Форма Графика проведения повторного инструктажа по охране труда.</w:t>
       </w:r>
     </w:p>
     <w:p>
@@ -681,7 +674,7 @@
               <w:jc w:val="left"/>
             </w:pPr>
             <w:r>
-              <w:t xml:space="preserve">Заместитель генерального директора — Управляющий директор</w:t>
+              <w:t xml:space="preserve">Заместитель генерального директора - Управляющий директор</w:t>
             </w:r>
           </w:p>
         </w:tc>
@@ -1848,7 +1841,7 @@
                 <w:b w:val="false"/>
                 <w:bCs w:val="false"/>
               </w:rPr>
-              <w:t xml:space="preserve">, до начала работы. При переводе / поручении новой работы — до начала работы на новом месте.</w:t>
+              <w:t xml:space="preserve">, до начала работы. При переводе / поручении новой работы - до начала работы на новом месте.</w:t>
             </w:r>
           </w:p>
         </w:tc>
@@ -1916,14 +1909,14 @@
                 <w:b w:val="false"/>
                 <w:bCs w:val="false"/>
               </w:rPr>
-              <w:t xml:space="preserve">Не реже 1 раза в 6 месяцев</w:t>
+              <w:t xml:space="preserve">Не реже 1 раза в 3 месяца</w:t>
             </w:r>
             <w:r>
               <w:rPr>
                 <w:b w:val="false"/>
                 <w:bCs w:val="false"/>
               </w:rPr>
-              <w:t xml:space="preserve"> по Графику (Приложение № 4). Отсутствовавшим — в первый день выхода.</w:t>
+              <w:t xml:space="preserve"> по Графику (Приложение № 4): 10 марта, 10 июня, 10 сентября, 10 декабря. Отсутствовавшим - в первый день выхода.</w:t>
             </w:r>
           </w:p>
         </w:tc>
@@ -1964,27 +1957,6 @@
       </w:r>
       <w:r>
         <w:t xml:space="preserve">.</w:t>
-      </w:r>
-    </w:p>
-    <w:p>
-      <w:pPr>
-        <w:pStyle w:val="ListParagraph"/>
-        <w:numPr>
-          <w:ilvl w:val="0"/>
-          <w:numId w:val="2"/>
-        </w:numPr>
-        <w:spacing w:after="40"/>
-        <w:jc w:val="left"/>
-      </w:pPr>
-      <w:r>
-        <w:rPr>
-          <w:b/>
-          <w:bCs/>
-        </w:rPr>
-        <w:t xml:space="preserve">Кроме</w:t>
-      </w:r>
-      <w:r>
-        <w:t xml:space="preserve"> должностей из Перечня освобождённых (Приложение № 5 к приказу о вводном инструктаже).</w:t>
       </w:r>
     </w:p>
     <w:p>
@@ -2035,7 +2007,7 @@
         <w:jc w:val="left"/>
       </w:pPr>
       <w:r>
-        <w:t xml:space="preserve">Инструкция по профессии/должности — </w:t>
+        <w:t xml:space="preserve">Инструкция по профессии/должности - </w:t>
       </w:r>
       <w:r>
         <w:rPr>
@@ -2059,7 +2031,7 @@
         <w:jc w:val="left"/>
       </w:pPr>
       <w:r>
-        <w:t xml:space="preserve">Инструкции по видам работ — </w:t>
+        <w:t xml:space="preserve">Инструкции по видам работ - </w:t>
       </w:r>
       <w:r>
         <w:rPr>
@@ -2069,7 +2041,7 @@
         <w:t xml:space="preserve">только если работник фактически выполняет эти работы</w:t>
       </w:r>
       <w:r>
-        <w:t xml:space="preserve">. Не выполняет — инструкцию </w:t>
+        <w:t xml:space="preserve">. Не выполняет - инструкцию </w:t>
       </w:r>
       <w:r>
         <w:rPr>
@@ -2093,7 +2065,21 @@
         <w:jc w:val="left"/>
       </w:pPr>
       <w:r>
-        <w:t xml:space="preserve">Повторный — по тем же инструкциям, что и первичный.</w:t>
+        <w:t xml:space="preserve">Повторный - по тем же инструкциям, что и первичный.</w:t>
+      </w:r>
+    </w:p>
+    <w:p>
+      <w:pPr>
+        <w:pStyle w:val="ListParagraph"/>
+        <w:numPr>
+          <w:ilvl w:val="0"/>
+          <w:numId w:val="2"/>
+        </w:numPr>
+        <w:spacing w:after="40"/>
+        <w:jc w:val="left"/>
+      </w:pPr>
+      <w:r>
+        <w:t xml:space="preserve">В инструктаж обязательно включаются вопросы оказания первой помощи.</w:t>
       </w:r>
     </w:p>
     <w:p>
@@ -2122,8 +2108,8 @@
         </w:tblBorders>
       </w:tblPr>
       <w:tblGrid>
-        <w:gridCol w:w="3200"/>
-        <w:gridCol w:w="6438"/>
+        <w:gridCol w:w="3600"/>
+        <w:gridCol w:w="6038"/>
       </w:tblGrid>
       <w:tr>
         <w:trPr>
@@ -2132,7 +2118,7 @@
         </w:trPr>
         <w:tc>
           <w:tcPr>
-            <w:tcW w:type="dxa" w:w="3200"/>
+            <w:tcW w:type="dxa" w:w="3600"/>
             <w:tcBorders>
               <w:top w:val="single" w:color="808080" w:sz="4"/>
               <w:left w:val="single" w:color="808080" w:sz="4"/>
@@ -2164,7 +2150,7 @@
         </w:tc>
         <w:tc>
           <w:tcPr>
-            <w:tcW w:type="dxa" w:w="6438"/>
+            <w:tcW w:type="dxa" w:w="6038"/>
             <w:tcBorders>
               <w:top w:val="single" w:color="808080" w:sz="4"/>
               <w:left w:val="single" w:color="808080" w:sz="4"/>
@@ -2202,7 +2188,7 @@
         </w:trPr>
         <w:tc>
           <w:tcPr>
-            <w:tcW w:type="dxa" w:w="3200"/>
+            <w:tcW w:type="dxa" w:w="3600"/>
             <w:tcBorders>
               <w:top w:val="single" w:color="808080" w:sz="4"/>
               <w:left w:val="single" w:color="808080" w:sz="4"/>
@@ -2227,13 +2213,13 @@
                 <w:b w:val="false"/>
                 <w:bCs w:val="false"/>
               </w:rPr>
-              <w:t xml:space="preserve">1. № п/п</w:t>
-            </w:r>
-          </w:p>
-        </w:tc>
-        <w:tc>
-          <w:tcPr>
-            <w:tcW w:type="dxa" w:w="6438"/>
+              <w:t xml:space="preserve">1. Дата проведения инструктажа</w:t>
+            </w:r>
+          </w:p>
+        </w:tc>
+        <w:tc>
+          <w:tcPr>
+            <w:tcW w:type="dxa" w:w="6038"/>
             <w:tcBorders>
               <w:top w:val="single" w:color="808080" w:sz="4"/>
               <w:left w:val="single" w:color="808080" w:sz="4"/>
@@ -2258,7 +2244,7 @@
                 <w:b w:val="false"/>
                 <w:bCs w:val="false"/>
               </w:rPr>
-              <w:t xml:space="preserve">Следующее число по порядку, без пропусков.</w:t>
+              <w:t xml:space="preserve">Дата фактического проведения. Для новичка - совпадает с датой приёма и вводного инструктажа.</w:t>
             </w:r>
           </w:p>
         </w:tc>
@@ -2270,7 +2256,7 @@
         </w:trPr>
         <w:tc>
           <w:tcPr>
-            <w:tcW w:type="dxa" w:w="3200"/>
+            <w:tcW w:type="dxa" w:w="3600"/>
             <w:tcBorders>
               <w:top w:val="single" w:color="808080" w:sz="4"/>
               <w:left w:val="single" w:color="808080" w:sz="4"/>
@@ -2295,13 +2281,13 @@
                 <w:b w:val="false"/>
                 <w:bCs w:val="false"/>
               </w:rPr>
-              <w:t xml:space="preserve">2. Дата инструктажа</w:t>
-            </w:r>
-          </w:p>
-        </w:tc>
-        <w:tc>
-          <w:tcPr>
-            <w:tcW w:type="dxa" w:w="6438"/>
+              <w:t xml:space="preserve">2. Ф.И.О. работника, прошедшего инструктаж</w:t>
+            </w:r>
+          </w:p>
+        </w:tc>
+        <w:tc>
+          <w:tcPr>
+            <w:tcW w:type="dxa" w:w="6038"/>
             <w:tcBorders>
               <w:top w:val="single" w:color="808080" w:sz="4"/>
               <w:left w:val="single" w:color="808080" w:sz="4"/>
@@ -2326,7 +2312,7 @@
                 <w:b w:val="false"/>
                 <w:bCs w:val="false"/>
               </w:rPr>
-              <w:t xml:space="preserve">Дата фактического проведения. Для новичка — совпадает с датой приёма и вводного инструктажа.</w:t>
+              <w:t xml:space="preserve">Полностью, как в паспорте.</w:t>
             </w:r>
           </w:p>
         </w:tc>
@@ -2338,7 +2324,7 @@
         </w:trPr>
         <w:tc>
           <w:tcPr>
-            <w:tcW w:type="dxa" w:w="3200"/>
+            <w:tcW w:type="dxa" w:w="3600"/>
             <w:tcBorders>
               <w:top w:val="single" w:color="808080" w:sz="4"/>
               <w:left w:val="single" w:color="808080" w:sz="4"/>
@@ -2363,13 +2349,13 @@
                 <w:b w:val="false"/>
                 <w:bCs w:val="false"/>
               </w:rPr>
-              <w:t xml:space="preserve">3. Ф.И.О. инструктируемого</w:t>
-            </w:r>
-          </w:p>
-        </w:tc>
-        <w:tc>
-          <w:tcPr>
-            <w:tcW w:type="dxa" w:w="6438"/>
+              <w:t xml:space="preserve">3. Профессия (должность) работника</w:t>
+            </w:r>
+          </w:p>
+        </w:tc>
+        <w:tc>
+          <w:tcPr>
+            <w:tcW w:type="dxa" w:w="6038"/>
             <w:tcBorders>
               <w:top w:val="single" w:color="808080" w:sz="4"/>
               <w:left w:val="single" w:color="808080" w:sz="4"/>
@@ -2394,7 +2380,7 @@
                 <w:b w:val="false"/>
                 <w:bCs w:val="false"/>
               </w:rPr>
-              <w:t xml:space="preserve">Полностью, как в паспорте.</w:t>
+              <w:t xml:space="preserve">Как в штатном расписании / приказе о приёме (с разрядом, категорией).</w:t>
             </w:r>
           </w:p>
         </w:tc>
@@ -2406,7 +2392,7 @@
         </w:trPr>
         <w:tc>
           <w:tcPr>
-            <w:tcW w:type="dxa" w:w="3200"/>
+            <w:tcW w:type="dxa" w:w="3600"/>
             <w:tcBorders>
               <w:top w:val="single" w:color="808080" w:sz="4"/>
               <w:left w:val="single" w:color="808080" w:sz="4"/>
@@ -2431,13 +2417,13 @@
                 <w:b w:val="false"/>
                 <w:bCs w:val="false"/>
               </w:rPr>
-              <w:t xml:space="preserve">4. Дата рождения</w:t>
-            </w:r>
-          </w:p>
-        </w:tc>
-        <w:tc>
-          <w:tcPr>
-            <w:tcW w:type="dxa" w:w="6438"/>
+              <w:t xml:space="preserve">4. Число, месяц, год рождения</w:t>
+            </w:r>
+          </w:p>
+        </w:tc>
+        <w:tc>
+          <w:tcPr>
+            <w:tcW w:type="dxa" w:w="6038"/>
             <w:tcBorders>
               <w:top w:val="single" w:color="808080" w:sz="4"/>
               <w:left w:val="single" w:color="808080" w:sz="4"/>
@@ -2474,7 +2460,7 @@
         </w:trPr>
         <w:tc>
           <w:tcPr>
-            <w:tcW w:type="dxa" w:w="3200"/>
+            <w:tcW w:type="dxa" w:w="3600"/>
             <w:tcBorders>
               <w:top w:val="single" w:color="808080" w:sz="4"/>
               <w:left w:val="single" w:color="808080" w:sz="4"/>
@@ -2499,13 +2485,13 @@
                 <w:b w:val="false"/>
                 <w:bCs w:val="false"/>
               </w:rPr>
-              <w:t xml:space="preserve">5. Профессия, должность</w:t>
-            </w:r>
-          </w:p>
-        </w:tc>
-        <w:tc>
-          <w:tcPr>
-            <w:tcW w:type="dxa" w:w="6438"/>
+              <w:t xml:space="preserve">5. Вид инструктажа</w:t>
+            </w:r>
+          </w:p>
+        </w:tc>
+        <w:tc>
+          <w:tcPr>
+            <w:tcW w:type="dxa" w:w="6038"/>
             <w:tcBorders>
               <w:top w:val="single" w:color="808080" w:sz="4"/>
               <w:left w:val="single" w:color="808080" w:sz="4"/>
@@ -2530,7 +2516,7 @@
                 <w:b w:val="false"/>
                 <w:bCs w:val="false"/>
               </w:rPr>
-              <w:t xml:space="preserve">Как в штатном расписании / приказе о приёме (с разрядом, категорией).</w:t>
+              <w:t xml:space="preserve">первичный / повторный / внеплановый / целевой.</w:t>
             </w:r>
           </w:p>
         </w:tc>
@@ -2542,7 +2528,7 @@
         </w:trPr>
         <w:tc>
           <w:tcPr>
-            <w:tcW w:type="dxa" w:w="3200"/>
+            <w:tcW w:type="dxa" w:w="3600"/>
             <w:tcBorders>
               <w:top w:val="single" w:color="808080" w:sz="4"/>
               <w:left w:val="single" w:color="808080" w:sz="4"/>
@@ -2567,13 +2553,13 @@
                 <w:b w:val="false"/>
                 <w:bCs w:val="false"/>
               </w:rPr>
-              <w:t xml:space="preserve">6. Вид инструктажа</w:t>
-            </w:r>
-          </w:p>
-        </w:tc>
-        <w:tc>
-          <w:tcPr>
-            <w:tcW w:type="dxa" w:w="6438"/>
+              <w:t xml:space="preserve">6. Причина проведения</w:t>
+            </w:r>
+          </w:p>
+        </w:tc>
+        <w:tc>
+          <w:tcPr>
+            <w:tcW w:type="dxa" w:w="6038"/>
             <w:tcBorders>
               <w:top w:val="single" w:color="808080" w:sz="4"/>
               <w:left w:val="single" w:color="808080" w:sz="4"/>
@@ -2598,7 +2584,7 @@
                 <w:b w:val="false"/>
                 <w:bCs w:val="false"/>
               </w:rPr>
-              <w:t xml:space="preserve">первичный / повторный / внеплановый / целевой.</w:t>
+              <w:t xml:space="preserve">Только для внепланового и целевого. Для первичного и повторного - прочерк.</w:t>
             </w:r>
           </w:p>
         </w:tc>
@@ -2610,7 +2596,7 @@
         </w:trPr>
         <w:tc>
           <w:tcPr>
-            <w:tcW w:type="dxa" w:w="3200"/>
+            <w:tcW w:type="dxa" w:w="3600"/>
             <w:tcBorders>
               <w:top w:val="single" w:color="808080" w:sz="4"/>
               <w:left w:val="single" w:color="808080" w:sz="4"/>
@@ -2635,13 +2621,13 @@
                 <w:b w:val="false"/>
                 <w:bCs w:val="false"/>
               </w:rPr>
-              <w:t xml:space="preserve">7. Причина</w:t>
-            </w:r>
-          </w:p>
-        </w:tc>
-        <w:tc>
-          <w:tcPr>
-            <w:tcW w:type="dxa" w:w="6438"/>
+              <w:t xml:space="preserve">7. Ф.И.О., профессия (должность) проводившего инструктаж</w:t>
+            </w:r>
+          </w:p>
+        </w:tc>
+        <w:tc>
+          <w:tcPr>
+            <w:tcW w:type="dxa" w:w="6038"/>
             <w:tcBorders>
               <w:top w:val="single" w:color="808080" w:sz="4"/>
               <w:left w:val="single" w:color="808080" w:sz="4"/>
@@ -2666,7 +2652,7 @@
                 <w:b w:val="false"/>
                 <w:bCs w:val="false"/>
               </w:rPr>
-              <w:t xml:space="preserve">Только для внепланового и целевого. Для первичного и повторного — «—».</w:t>
+              <w:t xml:space="preserve">Ваши данные.</w:t>
             </w:r>
           </w:p>
         </w:tc>
@@ -2678,7 +2664,7 @@
         </w:trPr>
         <w:tc>
           <w:tcPr>
-            <w:tcW w:type="dxa" w:w="3200"/>
+            <w:tcW w:type="dxa" w:w="3600"/>
             <w:tcBorders>
               <w:top w:val="single" w:color="808080" w:sz="4"/>
               <w:left w:val="single" w:color="808080" w:sz="4"/>
@@ -2703,13 +2689,13 @@
                 <w:b w:val="false"/>
                 <w:bCs w:val="false"/>
               </w:rPr>
-              <w:t xml:space="preserve">8. Инструкции по ОТ</w:t>
-            </w:r>
-          </w:p>
-        </w:tc>
-        <w:tc>
-          <w:tcPr>
-            <w:tcW w:type="dxa" w:w="6438"/>
+              <w:t xml:space="preserve">8. Наименование локального акта (локальных актов)</w:t>
+            </w:r>
+          </w:p>
+        </w:tc>
+        <w:tc>
+          <w:tcPr>
+            <w:tcW w:type="dxa" w:w="6038"/>
             <w:tcBorders>
               <w:top w:val="single" w:color="808080" w:sz="4"/>
               <w:left w:val="single" w:color="808080" w:sz="4"/>
@@ -2734,7 +2720,7 @@
                 <w:b w:val="false"/>
                 <w:bCs w:val="false"/>
               </w:rPr>
-              <w:t xml:space="preserve">Номера (наименования) только проведённых инструкций.</w:t>
+              <w:t xml:space="preserve">Номер и наименование только тех инструкций, по которым проведён инструктаж.</w:t>
             </w:r>
           </w:p>
         </w:tc>
@@ -2746,7 +2732,7 @@
         </w:trPr>
         <w:tc>
           <w:tcPr>
-            <w:tcW w:type="dxa" w:w="3200"/>
+            <w:tcW w:type="dxa" w:w="3600"/>
             <w:tcBorders>
               <w:top w:val="single" w:color="808080" w:sz="4"/>
               <w:left w:val="single" w:color="808080" w:sz="4"/>
@@ -2771,13 +2757,13 @@
                 <w:b w:val="false"/>
                 <w:bCs w:val="false"/>
               </w:rPr>
-              <w:t xml:space="preserve">9. Ф.И.О., должность инструктирующего</w:t>
-            </w:r>
-          </w:p>
-        </w:tc>
-        <w:tc>
-          <w:tcPr>
-            <w:tcW w:type="dxa" w:w="6438"/>
+              <w:t xml:space="preserve">9. Подпись проводившего инструктаж</w:t>
+            </w:r>
+          </w:p>
+        </w:tc>
+        <w:tc>
+          <w:tcPr>
+            <w:tcW w:type="dxa" w:w="6038"/>
             <w:tcBorders>
               <w:top w:val="single" w:color="808080" w:sz="4"/>
               <w:left w:val="single" w:color="808080" w:sz="4"/>
@@ -2802,7 +2788,7 @@
                 <w:b w:val="false"/>
                 <w:bCs w:val="false"/>
               </w:rPr>
-              <w:t xml:space="preserve">Ваши данные.</w:t>
+              <w:t xml:space="preserve">Ваша подпись - в день инструктажа.</w:t>
             </w:r>
           </w:p>
         </w:tc>
@@ -2814,7 +2800,7 @@
         </w:trPr>
         <w:tc>
           <w:tcPr>
-            <w:tcW w:type="dxa" w:w="3200"/>
+            <w:tcW w:type="dxa" w:w="3600"/>
             <w:tcBorders>
               <w:top w:val="single" w:color="808080" w:sz="4"/>
               <w:left w:val="single" w:color="808080" w:sz="4"/>
@@ -2839,13 +2825,13 @@
                 <w:b w:val="false"/>
                 <w:bCs w:val="false"/>
               </w:rPr>
-              <w:t xml:space="preserve">10. Подпись инструктирующего</w:t>
-            </w:r>
-          </w:p>
-        </w:tc>
-        <w:tc>
-          <w:tcPr>
-            <w:tcW w:type="dxa" w:w="6438"/>
+              <w:t xml:space="preserve">10. Подпись прошедшего инструктаж</w:t>
+            </w:r>
+          </w:p>
+        </w:tc>
+        <w:tc>
+          <w:tcPr>
+            <w:tcW w:type="dxa" w:w="6038"/>
             <w:tcBorders>
               <w:top w:val="single" w:color="808080" w:sz="4"/>
               <w:left w:val="single" w:color="808080" w:sz="4"/>
@@ -2870,211 +2856,7 @@
                 <w:b w:val="false"/>
                 <w:bCs w:val="false"/>
               </w:rPr>
-              <w:t xml:space="preserve">Ваша подпись — в день инструктажа.</w:t>
-            </w:r>
-          </w:p>
-        </w:tc>
-      </w:tr>
-      <w:tr>
-        <w:trPr>
-          <w:cantSplit/>
-          <w:tblHeader w:val="false"/>
-        </w:trPr>
-        <w:tc>
-          <w:tcPr>
-            <w:tcW w:type="dxa" w:w="3200"/>
-            <w:tcBorders>
-              <w:top w:val="single" w:color="808080" w:sz="4"/>
-              <w:left w:val="single" w:color="808080" w:sz="4"/>
-              <w:bottom w:val="single" w:color="808080" w:sz="4"/>
-              <w:right w:val="single" w:color="808080" w:sz="4"/>
-            </w:tcBorders>
-            <w:tcMar>
-              <w:top w:type="dxa" w:w="50"/>
-              <w:left w:type="dxa" w:w="90"/>
-              <w:bottom w:type="dxa" w:w="50"/>
-              <w:right w:type="dxa" w:w="90"/>
-            </w:tcMar>
-            <w:vAlign w:val="top"/>
-          </w:tcPr>
-          <w:p>
-            <w:pPr>
-              <w:spacing w:after="20"/>
-              <w:jc w:val="left"/>
-            </w:pPr>
-            <w:r>
-              <w:rPr>
-                <w:b w:val="false"/>
-                <w:bCs w:val="false"/>
-              </w:rPr>
-              <w:t xml:space="preserve">11. Подпись инструктируемого</w:t>
-            </w:r>
-          </w:p>
-        </w:tc>
-        <w:tc>
-          <w:tcPr>
-            <w:tcW w:type="dxa" w:w="6438"/>
-            <w:tcBorders>
-              <w:top w:val="single" w:color="808080" w:sz="4"/>
-              <w:left w:val="single" w:color="808080" w:sz="4"/>
-              <w:bottom w:val="single" w:color="808080" w:sz="4"/>
-              <w:right w:val="single" w:color="808080" w:sz="4"/>
-            </w:tcBorders>
-            <w:tcMar>
-              <w:top w:type="dxa" w:w="50"/>
-              <w:left w:type="dxa" w:w="90"/>
-              <w:bottom w:type="dxa" w:w="50"/>
-              <w:right w:type="dxa" w:w="90"/>
-            </w:tcMar>
-            <w:vAlign w:val="top"/>
-          </w:tcPr>
-          <w:p>
-            <w:pPr>
-              <w:spacing w:after="20"/>
-              <w:jc w:val="left"/>
-            </w:pPr>
-            <w:r>
-              <w:rPr>
-                <w:b w:val="false"/>
-                <w:bCs w:val="false"/>
-              </w:rPr>
-              <w:t xml:space="preserve">Подпись работника — лично, при вас, в день инструктажа.</w:t>
-            </w:r>
-          </w:p>
-        </w:tc>
-      </w:tr>
-      <w:tr>
-        <w:trPr>
-          <w:cantSplit/>
-          <w:tblHeader w:val="false"/>
-        </w:trPr>
-        <w:tc>
-          <w:tcPr>
-            <w:tcW w:type="dxa" w:w="3200"/>
-            <w:tcBorders>
-              <w:top w:val="single" w:color="808080" w:sz="4"/>
-              <w:left w:val="single" w:color="808080" w:sz="4"/>
-              <w:bottom w:val="single" w:color="808080" w:sz="4"/>
-              <w:right w:val="single" w:color="808080" w:sz="4"/>
-            </w:tcBorders>
-            <w:tcMar>
-              <w:top w:type="dxa" w:w="50"/>
-              <w:left w:type="dxa" w:w="90"/>
-              <w:bottom w:type="dxa" w:w="50"/>
-              <w:right w:type="dxa" w:w="90"/>
-            </w:tcMar>
-            <w:vAlign w:val="top"/>
-          </w:tcPr>
-          <w:p>
-            <w:pPr>
-              <w:spacing w:after="20"/>
-              <w:jc w:val="left"/>
-            </w:pPr>
-            <w:r>
-              <w:rPr>
-                <w:b w:val="false"/>
-                <w:bCs w:val="false"/>
-              </w:rPr>
-              <w:t xml:space="preserve">12–13. Стажировка</w:t>
-            </w:r>
-          </w:p>
-        </w:tc>
-        <w:tc>
-          <w:tcPr>
-            <w:tcW w:type="dxa" w:w="6438"/>
-            <w:tcBorders>
-              <w:top w:val="single" w:color="808080" w:sz="4"/>
-              <w:left w:val="single" w:color="808080" w:sz="4"/>
-              <w:bottom w:val="single" w:color="808080" w:sz="4"/>
-              <w:right w:val="single" w:color="808080" w:sz="4"/>
-            </w:tcBorders>
-            <w:tcMar>
-              <w:top w:type="dxa" w:w="50"/>
-              <w:left w:type="dxa" w:w="90"/>
-              <w:bottom w:type="dxa" w:w="50"/>
-              <w:right w:type="dxa" w:w="90"/>
-            </w:tcMar>
-            <w:vAlign w:val="top"/>
-          </w:tcPr>
-          <w:p>
-            <w:pPr>
-              <w:spacing w:after="20"/>
-              <w:jc w:val="left"/>
-            </w:pPr>
-            <w:r>
-              <w:rPr>
-                <w:b w:val="false"/>
-                <w:bCs w:val="false"/>
-              </w:rPr>
-              <w:t xml:space="preserve">Количество смен, даты; подпись работника о прохождении. Нет стажировки — «—».</w:t>
-            </w:r>
-          </w:p>
-        </w:tc>
-      </w:tr>
-      <w:tr>
-        <w:trPr>
-          <w:cantSplit/>
-          <w:tblHeader w:val="false"/>
-        </w:trPr>
-        <w:tc>
-          <w:tcPr>
-            <w:tcW w:type="dxa" w:w="3200"/>
-            <w:tcBorders>
-              <w:top w:val="single" w:color="808080" w:sz="4"/>
-              <w:left w:val="single" w:color="808080" w:sz="4"/>
-              <w:bottom w:val="single" w:color="808080" w:sz="4"/>
-              <w:right w:val="single" w:color="808080" w:sz="4"/>
-            </w:tcBorders>
-            <w:tcMar>
-              <w:top w:type="dxa" w:w="50"/>
-              <w:left w:type="dxa" w:w="90"/>
-              <w:bottom w:type="dxa" w:w="50"/>
-              <w:right w:type="dxa" w:w="90"/>
-            </w:tcMar>
-            <w:vAlign w:val="top"/>
-          </w:tcPr>
-          <w:p>
-            <w:pPr>
-              <w:spacing w:after="20"/>
-              <w:jc w:val="left"/>
-            </w:pPr>
-            <w:r>
-              <w:rPr>
-                <w:b w:val="false"/>
-                <w:bCs w:val="false"/>
-              </w:rPr>
-              <w:t xml:space="preserve">14. Допуск к работе</w:t>
-            </w:r>
-          </w:p>
-        </w:tc>
-        <w:tc>
-          <w:tcPr>
-            <w:tcW w:type="dxa" w:w="6438"/>
-            <w:tcBorders>
-              <w:top w:val="single" w:color="808080" w:sz="4"/>
-              <w:left w:val="single" w:color="808080" w:sz="4"/>
-              <w:bottom w:val="single" w:color="808080" w:sz="4"/>
-              <w:right w:val="single" w:color="808080" w:sz="4"/>
-            </w:tcBorders>
-            <w:tcMar>
-              <w:top w:type="dxa" w:w="50"/>
-              <w:left w:type="dxa" w:w="90"/>
-              <w:bottom w:type="dxa" w:w="50"/>
-              <w:right w:type="dxa" w:w="90"/>
-            </w:tcMar>
-            <w:vAlign w:val="top"/>
-          </w:tcPr>
-          <w:p>
-            <w:pPr>
-              <w:spacing w:after="20"/>
-              <w:jc w:val="left"/>
-            </w:pPr>
-            <w:r>
-              <w:rPr>
-                <w:b w:val="false"/>
-                <w:bCs w:val="false"/>
-              </w:rPr>
-              <w:t xml:space="preserve">Ф.И.О., подпись руководителя, дата допуска к самостоятельной работе (после первичного).</w:t>
+              <w:t xml:space="preserve">Подпись работника - лично, при вас, в день инструктажа.</w:t>
             </w:r>
           </w:p>
         </w:tc>
@@ -3118,7 +2900,7 @@
         <w:jc w:val="left"/>
       </w:pPr>
       <w:r>
-        <w:t xml:space="preserve">Каждый работник — отдельная строка. Пустых строк не оставлять, корректор не использовать, листы не вырывать.</w:t>
+        <w:t xml:space="preserve">Каждый работник - отдельная строка. Пустых строк не оставлять, корректор не использовать, листы не вырывать.</w:t>
       </w:r>
     </w:p>
     <w:p>
@@ -3184,7 +2966,7 @@
                 <w:b/>
                 <w:bCs/>
               </w:rPr>
-              <w:t xml:space="preserve">⚠ Нет подписи работника в Журнале — работник к самостоятельной работе не допускается.</w:t>
+              <w:t xml:space="preserve">⚠ Нет подписи работника в Журнале - работник к самостоятельной работе не допускается.</w:t>
             </w:r>
           </w:p>
         </w:tc>
@@ -3284,20 +3066,16 @@
         </w:tblBorders>
       </w:tblPr>
       <w:tblGrid>
-        <w:gridCol w:w="450"/>
-        <w:gridCol w:w="950"/>
-        <w:gridCol w:w="1600"/>
-        <w:gridCol w:w="900"/>
-        <w:gridCol w:w="1450"/>
-        <w:gridCol w:w="1000"/>
         <w:gridCol w:w="1100"/>
-        <w:gridCol w:w="1500"/>
-        <w:gridCol w:w="1500"/>
+        <w:gridCol w:w="1900"/>
+        <w:gridCol w:w="1700"/>
+        <w:gridCol w:w="1250"/>
+        <w:gridCol w:w="1250"/>
+        <w:gridCol w:w="1700"/>
+        <w:gridCol w:w="1900"/>
+        <w:gridCol w:w="2536"/>
         <w:gridCol w:w="900"/>
         <w:gridCol w:w="900"/>
-        <w:gridCol w:w="1150"/>
-        <w:gridCol w:w="900"/>
-        <w:gridCol w:w="836"/>
       </w:tblGrid>
       <w:tr>
         <w:trPr>
@@ -3306,7 +3084,7 @@
         </w:trPr>
         <w:tc>
           <w:tcPr>
-            <w:tcW w:type="dxa" w:w="450"/>
+            <w:tcW w:type="dxa" w:w="1100"/>
             <w:tcBorders>
               <w:top w:val="single" w:color="808080" w:sz="4"/>
               <w:left w:val="single" w:color="808080" w:sz="4"/>
@@ -3334,13 +3112,13 @@
                 <w:sz w:val="16"/>
                 <w:szCs w:val="16"/>
               </w:rPr>
-              <w:t xml:space="preserve">№ п/п</w:t>
-            </w:r>
-          </w:p>
-        </w:tc>
-        <w:tc>
-          <w:tcPr>
-            <w:tcW w:type="dxa" w:w="950"/>
+              <w:t xml:space="preserve">Дата проведения инструктажа по охране труда</w:t>
+            </w:r>
+          </w:p>
+        </w:tc>
+        <w:tc>
+          <w:tcPr>
+            <w:tcW w:type="dxa" w:w="1900"/>
             <w:tcBorders>
               <w:top w:val="single" w:color="808080" w:sz="4"/>
               <w:left w:val="single" w:color="808080" w:sz="4"/>
@@ -3368,13 +3146,13 @@
                 <w:sz w:val="16"/>
                 <w:szCs w:val="16"/>
               </w:rPr>
-              <w:t xml:space="preserve">Дата инструктажа</w:t>
-            </w:r>
-          </w:p>
-        </w:tc>
-        <w:tc>
-          <w:tcPr>
-            <w:tcW w:type="dxa" w:w="1600"/>
+              <w:t xml:space="preserve">Фамилия, имя, отчество (при наличии) работника, прошедшего инструктаж по охране труда</w:t>
+            </w:r>
+          </w:p>
+        </w:tc>
+        <w:tc>
+          <w:tcPr>
+            <w:tcW w:type="dxa" w:w="1700"/>
             <w:tcBorders>
               <w:top w:val="single" w:color="808080" w:sz="4"/>
               <w:left w:val="single" w:color="808080" w:sz="4"/>
@@ -3402,13 +3180,13 @@
                 <w:sz w:val="16"/>
                 <w:szCs w:val="16"/>
               </w:rPr>
-              <w:t xml:space="preserve">Ф.И.О. инструктируемого</w:t>
-            </w:r>
-          </w:p>
-        </w:tc>
-        <w:tc>
-          <w:tcPr>
-            <w:tcW w:type="dxa" w:w="900"/>
+              <w:t xml:space="preserve">Профессия (должность) работника, прошедшего инструктаж по охране труда</w:t>
+            </w:r>
+          </w:p>
+        </w:tc>
+        <w:tc>
+          <w:tcPr>
+            <w:tcW w:type="dxa" w:w="1250"/>
             <w:tcBorders>
               <w:top w:val="single" w:color="808080" w:sz="4"/>
               <w:left w:val="single" w:color="808080" w:sz="4"/>
@@ -3436,13 +3214,13 @@
                 <w:sz w:val="16"/>
                 <w:szCs w:val="16"/>
               </w:rPr>
-              <w:t xml:space="preserve">Дата рождения</w:t>
-            </w:r>
-          </w:p>
-        </w:tc>
-        <w:tc>
-          <w:tcPr>
-            <w:tcW w:type="dxa" w:w="1450"/>
+              <w:t xml:space="preserve">Число, месяц, год рождения работника, прошедшего инструктаж по охране труда</w:t>
+            </w:r>
+          </w:p>
+        </w:tc>
+        <w:tc>
+          <w:tcPr>
+            <w:tcW w:type="dxa" w:w="1250"/>
             <w:tcBorders>
               <w:top w:val="single" w:color="808080" w:sz="4"/>
               <w:left w:val="single" w:color="808080" w:sz="4"/>
@@ -3470,13 +3248,13 @@
                 <w:sz w:val="16"/>
                 <w:szCs w:val="16"/>
               </w:rPr>
-              <w:t xml:space="preserve">Профессия, должность инструктируемого</w:t>
-            </w:r>
-          </w:p>
-        </w:tc>
-        <w:tc>
-          <w:tcPr>
-            <w:tcW w:type="dxa" w:w="1000"/>
+              <w:t xml:space="preserve">Вид инструктажа по охране труда</w:t>
+            </w:r>
+          </w:p>
+        </w:tc>
+        <w:tc>
+          <w:tcPr>
+            <w:tcW w:type="dxa" w:w="1700"/>
             <w:tcBorders>
               <w:top w:val="single" w:color="808080" w:sz="4"/>
               <w:left w:val="single" w:color="808080" w:sz="4"/>
@@ -3504,13 +3282,13 @@
                 <w:sz w:val="16"/>
                 <w:szCs w:val="16"/>
               </w:rPr>
-              <w:t xml:space="preserve">Вид инструктажа</w:t>
-            </w:r>
-          </w:p>
-        </w:tc>
-        <w:tc>
-          <w:tcPr>
-            <w:tcW w:type="dxa" w:w="1100"/>
+              <w:t xml:space="preserve">Причина проведения инструктажа по охране труда (для внепланового или целевого инструктажа по охране труда)</w:t>
+            </w:r>
+          </w:p>
+        </w:tc>
+        <w:tc>
+          <w:tcPr>
+            <w:tcW w:type="dxa" w:w="1900"/>
             <w:tcBorders>
               <w:top w:val="single" w:color="808080" w:sz="4"/>
               <w:left w:val="single" w:color="808080" w:sz="4"/>
@@ -3538,13 +3316,13 @@
                 <w:sz w:val="16"/>
                 <w:szCs w:val="16"/>
               </w:rPr>
-              <w:t xml:space="preserve">Причина проведения (внеплан., целевого)</w:t>
-            </w:r>
-          </w:p>
-        </w:tc>
-        <w:tc>
-          <w:tcPr>
-            <w:tcW w:type="dxa" w:w="1500"/>
+              <w:t xml:space="preserve">Фамилия, имя, отчество (при наличии), профессия (должность) работника, проводившего инструктаж по охране труда</w:t>
+            </w:r>
+          </w:p>
+        </w:tc>
+        <w:tc>
+          <w:tcPr>
+            <w:tcW w:type="dxa" w:w="2536"/>
             <w:tcBorders>
               <w:top w:val="single" w:color="808080" w:sz="4"/>
               <w:left w:val="single" w:color="808080" w:sz="4"/>
@@ -3572,13 +3350,13 @@
                 <w:sz w:val="16"/>
                 <w:szCs w:val="16"/>
               </w:rPr>
-              <w:t xml:space="preserve">Инструкции по ОТ (№, наименование)</w:t>
-            </w:r>
-          </w:p>
-        </w:tc>
-        <w:tc>
-          <w:tcPr>
-            <w:tcW w:type="dxa" w:w="1500"/>
+              <w:t xml:space="preserve">Наименование локального акта (локальных актов), в объеме требований которого проведен инструктаж по охране труда</w:t>
+            </w:r>
+          </w:p>
+        </w:tc>
+        <w:tc>
+          <w:tcPr>
+            <w:tcW w:type="dxa" w:w="900"/>
             <w:tcBorders>
               <w:top w:val="single" w:color="808080" w:sz="4"/>
               <w:left w:val="single" w:color="808080" w:sz="4"/>
@@ -3606,7 +3384,7 @@
                 <w:sz w:val="16"/>
                 <w:szCs w:val="16"/>
               </w:rPr>
-              <w:t xml:space="preserve">Ф.И.О., должность инструктирующего</w:t>
+              <w:t xml:space="preserve">Подпись проводившего инструктаж по охране труда</w:t>
             </w:r>
           </w:p>
         </w:tc>
@@ -3640,143 +3418,7 @@
                 <w:sz w:val="16"/>
                 <w:szCs w:val="16"/>
               </w:rPr>
-              <w:t xml:space="preserve">Подпись инструктирующего</w:t>
-            </w:r>
-          </w:p>
-        </w:tc>
-        <w:tc>
-          <w:tcPr>
-            <w:tcW w:type="dxa" w:w="900"/>
-            <w:tcBorders>
-              <w:top w:val="single" w:color="808080" w:sz="4"/>
-              <w:left w:val="single" w:color="808080" w:sz="4"/>
-              <w:bottom w:val="single" w:color="808080" w:sz="4"/>
-              <w:right w:val="single" w:color="808080" w:sz="4"/>
-            </w:tcBorders>
-            <w:shd w:fill="D9E2F3" w:color="auto" w:val="clear"/>
-            <w:tcMar>
-              <w:top w:type="dxa" w:w="50"/>
-              <w:left w:type="dxa" w:w="90"/>
-              <w:bottom w:type="dxa" w:w="50"/>
-              <w:right w:type="dxa" w:w="90"/>
-            </w:tcMar>
-            <w:vAlign w:val="top"/>
-          </w:tcPr>
-          <w:p>
-            <w:pPr>
-              <w:spacing w:after="20"/>
-              <w:jc w:val="center"/>
-            </w:pPr>
-            <w:r>
-              <w:rPr>
-                <w:b/>
-                <w:bCs/>
-                <w:sz w:val="16"/>
-                <w:szCs w:val="16"/>
-              </w:rPr>
-              <w:t xml:space="preserve">Подпись инструктируемого</w:t>
-            </w:r>
-          </w:p>
-        </w:tc>
-        <w:tc>
-          <w:tcPr>
-            <w:tcW w:type="dxa" w:w="1150"/>
-            <w:tcBorders>
-              <w:top w:val="single" w:color="808080" w:sz="4"/>
-              <w:left w:val="single" w:color="808080" w:sz="4"/>
-              <w:bottom w:val="single" w:color="808080" w:sz="4"/>
-              <w:right w:val="single" w:color="808080" w:sz="4"/>
-            </w:tcBorders>
-            <w:shd w:fill="D9E2F3" w:color="auto" w:val="clear"/>
-            <w:tcMar>
-              <w:top w:type="dxa" w:w="50"/>
-              <w:left w:type="dxa" w:w="90"/>
-              <w:bottom w:type="dxa" w:w="50"/>
-              <w:right w:type="dxa" w:w="90"/>
-            </w:tcMar>
-            <w:vAlign w:val="top"/>
-          </w:tcPr>
-          <w:p>
-            <w:pPr>
-              <w:spacing w:after="20"/>
-              <w:jc w:val="center"/>
-            </w:pPr>
-            <w:r>
-              <w:rPr>
-                <w:b/>
-                <w:bCs/>
-                <w:sz w:val="16"/>
-                <w:szCs w:val="16"/>
-              </w:rPr>
-              <w:t xml:space="preserve">Стажировка: кол-во смен, с … по …</w:t>
-            </w:r>
-          </w:p>
-        </w:tc>
-        <w:tc>
-          <w:tcPr>
-            <w:tcW w:type="dxa" w:w="900"/>
-            <w:tcBorders>
-              <w:top w:val="single" w:color="808080" w:sz="4"/>
-              <w:left w:val="single" w:color="808080" w:sz="4"/>
-              <w:bottom w:val="single" w:color="808080" w:sz="4"/>
-              <w:right w:val="single" w:color="808080" w:sz="4"/>
-            </w:tcBorders>
-            <w:shd w:fill="D9E2F3" w:color="auto" w:val="clear"/>
-            <w:tcMar>
-              <w:top w:type="dxa" w:w="50"/>
-              <w:left w:type="dxa" w:w="90"/>
-              <w:bottom w:type="dxa" w:w="50"/>
-              <w:right w:type="dxa" w:w="90"/>
-            </w:tcMar>
-            <w:vAlign w:val="top"/>
-          </w:tcPr>
-          <w:p>
-            <w:pPr>
-              <w:spacing w:after="20"/>
-              <w:jc w:val="center"/>
-            </w:pPr>
-            <w:r>
-              <w:rPr>
-                <w:b/>
-                <w:bCs/>
-                <w:sz w:val="16"/>
-                <w:szCs w:val="16"/>
-              </w:rPr>
-              <w:t xml:space="preserve">Стажировку прошёл (подпись работника)</w:t>
-            </w:r>
-          </w:p>
-        </w:tc>
-        <w:tc>
-          <w:tcPr>
-            <w:tcW w:type="dxa" w:w="836"/>
-            <w:tcBorders>
-              <w:top w:val="single" w:color="808080" w:sz="4"/>
-              <w:left w:val="single" w:color="808080" w:sz="4"/>
-              <w:bottom w:val="single" w:color="808080" w:sz="4"/>
-              <w:right w:val="single" w:color="808080" w:sz="4"/>
-            </w:tcBorders>
-            <w:shd w:fill="D9E2F3" w:color="auto" w:val="clear"/>
-            <w:tcMar>
-              <w:top w:type="dxa" w:w="50"/>
-              <w:left w:type="dxa" w:w="90"/>
-              <w:bottom w:type="dxa" w:w="50"/>
-              <w:right w:type="dxa" w:w="90"/>
-            </w:tcMar>
-            <w:vAlign w:val="top"/>
-          </w:tcPr>
-          <w:p>
-            <w:pPr>
-              <w:spacing w:after="20"/>
-              <w:jc w:val="center"/>
-            </w:pPr>
-            <w:r>
-              <w:rPr>
-                <w:b/>
-                <w:bCs/>
-                <w:sz w:val="16"/>
-                <w:szCs w:val="16"/>
-              </w:rPr>
-              <w:t xml:space="preserve">Знания проверил, допуск произвёл (Ф.И.О., подпись, дата)</w:t>
+              <w:t xml:space="preserve">Подпись прошедшего инструктаж по охране труда</w:t>
             </w:r>
           </w:p>
         </w:tc>
@@ -3789,7 +3431,7 @@
         </w:trPr>
         <w:tc>
           <w:tcPr>
-            <w:tcW w:type="dxa" w:w="450"/>
+            <w:tcW w:type="dxa" w:w="1100"/>
             <w:tcBorders>
               <w:top w:val="single" w:color="808080" w:sz="4"/>
               <w:left w:val="single" w:color="808080" w:sz="4"/>
@@ -3822,7 +3464,7 @@
         </w:tc>
         <w:tc>
           <w:tcPr>
-            <w:tcW w:type="dxa" w:w="950"/>
+            <w:tcW w:type="dxa" w:w="1900"/>
             <w:tcBorders>
               <w:top w:val="single" w:color="808080" w:sz="4"/>
               <w:left w:val="single" w:color="808080" w:sz="4"/>
@@ -3855,7 +3497,7 @@
         </w:tc>
         <w:tc>
           <w:tcPr>
-            <w:tcW w:type="dxa" w:w="1600"/>
+            <w:tcW w:type="dxa" w:w="1700"/>
             <w:tcBorders>
               <w:top w:val="single" w:color="808080" w:sz="4"/>
               <w:left w:val="single" w:color="808080" w:sz="4"/>
@@ -3888,7 +3530,7 @@
         </w:tc>
         <w:tc>
           <w:tcPr>
-            <w:tcW w:type="dxa" w:w="900"/>
+            <w:tcW w:type="dxa" w:w="1250"/>
             <w:tcBorders>
               <w:top w:val="single" w:color="808080" w:sz="4"/>
               <w:left w:val="single" w:color="808080" w:sz="4"/>
@@ -3921,7 +3563,7 @@
         </w:tc>
         <w:tc>
           <w:tcPr>
-            <w:tcW w:type="dxa" w:w="1450"/>
+            <w:tcW w:type="dxa" w:w="1250"/>
             <w:tcBorders>
               <w:top w:val="single" w:color="808080" w:sz="4"/>
               <w:left w:val="single" w:color="808080" w:sz="4"/>
@@ -3954,7 +3596,7 @@
         </w:tc>
         <w:tc>
           <w:tcPr>
-            <w:tcW w:type="dxa" w:w="1000"/>
+            <w:tcW w:type="dxa" w:w="1700"/>
             <w:tcBorders>
               <w:top w:val="single" w:color="808080" w:sz="4"/>
               <w:left w:val="single" w:color="808080" w:sz="4"/>
@@ -3987,7 +3629,7 @@
         </w:tc>
         <w:tc>
           <w:tcPr>
-            <w:tcW w:type="dxa" w:w="1100"/>
+            <w:tcW w:type="dxa" w:w="1900"/>
             <w:tcBorders>
               <w:top w:val="single" w:color="808080" w:sz="4"/>
               <w:left w:val="single" w:color="808080" w:sz="4"/>
@@ -4020,7 +3662,7 @@
         </w:tc>
         <w:tc>
           <w:tcPr>
-            <w:tcW w:type="dxa" w:w="1500"/>
+            <w:tcW w:type="dxa" w:w="2536"/>
             <w:tcBorders>
               <w:top w:val="single" w:color="808080" w:sz="4"/>
               <w:left w:val="single" w:color="808080" w:sz="4"/>
@@ -4053,7 +3695,7 @@
         </w:tc>
         <w:tc>
           <w:tcPr>
-            <w:tcW w:type="dxa" w:w="1500"/>
+            <w:tcW w:type="dxa" w:w="900"/>
             <w:tcBorders>
               <w:top w:val="single" w:color="808080" w:sz="4"/>
               <w:left w:val="single" w:color="808080" w:sz="4"/>
@@ -4114,138 +3756,6 @@
                 <w:szCs w:val="16"/>
               </w:rPr>
               <w:t xml:space="preserve">10</w:t>
-            </w:r>
-          </w:p>
-        </w:tc>
-        <w:tc>
-          <w:tcPr>
-            <w:tcW w:type="dxa" w:w="900"/>
-            <w:tcBorders>
-              <w:top w:val="single" w:color="808080" w:sz="4"/>
-              <w:left w:val="single" w:color="808080" w:sz="4"/>
-              <w:bottom w:val="single" w:color="808080" w:sz="4"/>
-              <w:right w:val="single" w:color="808080" w:sz="4"/>
-            </w:tcBorders>
-            <w:tcMar>
-              <w:top w:type="dxa" w:w="50"/>
-              <w:left w:type="dxa" w:w="90"/>
-              <w:bottom w:type="dxa" w:w="50"/>
-              <w:right w:type="dxa" w:w="90"/>
-            </w:tcMar>
-            <w:vAlign w:val="top"/>
-          </w:tcPr>
-          <w:p>
-            <w:pPr>
-              <w:spacing w:after="20"/>
-              <w:jc w:val="left"/>
-            </w:pPr>
-            <w:r>
-              <w:rPr>
-                <w:b w:val="false"/>
-                <w:bCs w:val="false"/>
-                <w:sz w:val="16"/>
-                <w:szCs w:val="16"/>
-              </w:rPr>
-              <w:t xml:space="preserve">11</w:t>
-            </w:r>
-          </w:p>
-        </w:tc>
-        <w:tc>
-          <w:tcPr>
-            <w:tcW w:type="dxa" w:w="1150"/>
-            <w:tcBorders>
-              <w:top w:val="single" w:color="808080" w:sz="4"/>
-              <w:left w:val="single" w:color="808080" w:sz="4"/>
-              <w:bottom w:val="single" w:color="808080" w:sz="4"/>
-              <w:right w:val="single" w:color="808080" w:sz="4"/>
-            </w:tcBorders>
-            <w:tcMar>
-              <w:top w:type="dxa" w:w="50"/>
-              <w:left w:type="dxa" w:w="90"/>
-              <w:bottom w:type="dxa" w:w="50"/>
-              <w:right w:type="dxa" w:w="90"/>
-            </w:tcMar>
-            <w:vAlign w:val="top"/>
-          </w:tcPr>
-          <w:p>
-            <w:pPr>
-              <w:spacing w:after="20"/>
-              <w:jc w:val="left"/>
-            </w:pPr>
-            <w:r>
-              <w:rPr>
-                <w:b w:val="false"/>
-                <w:bCs w:val="false"/>
-                <w:sz w:val="16"/>
-                <w:szCs w:val="16"/>
-              </w:rPr>
-              <w:t xml:space="preserve">12</w:t>
-            </w:r>
-          </w:p>
-        </w:tc>
-        <w:tc>
-          <w:tcPr>
-            <w:tcW w:type="dxa" w:w="900"/>
-            <w:tcBorders>
-              <w:top w:val="single" w:color="808080" w:sz="4"/>
-              <w:left w:val="single" w:color="808080" w:sz="4"/>
-              <w:bottom w:val="single" w:color="808080" w:sz="4"/>
-              <w:right w:val="single" w:color="808080" w:sz="4"/>
-            </w:tcBorders>
-            <w:tcMar>
-              <w:top w:type="dxa" w:w="50"/>
-              <w:left w:type="dxa" w:w="90"/>
-              <w:bottom w:type="dxa" w:w="50"/>
-              <w:right w:type="dxa" w:w="90"/>
-            </w:tcMar>
-            <w:vAlign w:val="top"/>
-          </w:tcPr>
-          <w:p>
-            <w:pPr>
-              <w:spacing w:after="20"/>
-              <w:jc w:val="left"/>
-            </w:pPr>
-            <w:r>
-              <w:rPr>
-                <w:b w:val="false"/>
-                <w:bCs w:val="false"/>
-                <w:sz w:val="16"/>
-                <w:szCs w:val="16"/>
-              </w:rPr>
-              <w:t xml:space="preserve">13</w:t>
-            </w:r>
-          </w:p>
-        </w:tc>
-        <w:tc>
-          <w:tcPr>
-            <w:tcW w:type="dxa" w:w="836"/>
-            <w:tcBorders>
-              <w:top w:val="single" w:color="808080" w:sz="4"/>
-              <w:left w:val="single" w:color="808080" w:sz="4"/>
-              <w:bottom w:val="single" w:color="808080" w:sz="4"/>
-              <w:right w:val="single" w:color="808080" w:sz="4"/>
-            </w:tcBorders>
-            <w:tcMar>
-              <w:top w:type="dxa" w:w="50"/>
-              <w:left w:type="dxa" w:w="90"/>
-              <w:bottom w:type="dxa" w:w="50"/>
-              <w:right w:type="dxa" w:w="90"/>
-            </w:tcMar>
-            <w:vAlign w:val="top"/>
-          </w:tcPr>
-          <w:p>
-            <w:pPr>
-              <w:spacing w:after="20"/>
-              <w:jc w:val="left"/>
-            </w:pPr>
-            <w:r>
-              <w:rPr>
-                <w:b w:val="false"/>
-                <w:bCs w:val="false"/>
-                <w:sz w:val="16"/>
-                <w:szCs w:val="16"/>
-              </w:rPr>
-              <w:t xml:space="preserve">14</w:t>
             </w:r>
           </w:p>
         </w:tc>
@@ -4258,7 +3768,7 @@
         </w:trPr>
         <w:tc>
           <w:tcPr>
-            <w:tcW w:type="dxa" w:w="450"/>
+            <w:tcW w:type="dxa" w:w="1100"/>
             <w:tcBorders>
               <w:top w:val="single" w:color="808080" w:sz="4"/>
               <w:left w:val="single" w:color="808080" w:sz="4"/>
@@ -4285,13 +3795,13 @@
                 <w:sz w:val="16"/>
                 <w:szCs w:val="16"/>
               </w:rPr>
-              <w:t xml:space="preserve">1</w:t>
-            </w:r>
-          </w:p>
-        </w:tc>
-        <w:tc>
-          <w:tcPr>
-            <w:tcW w:type="dxa" w:w="950"/>
+              <w:t xml:space="preserve">02.11.2026</w:t>
+            </w:r>
+          </w:p>
+        </w:tc>
+        <w:tc>
+          <w:tcPr>
+            <w:tcW w:type="dxa" w:w="1900"/>
             <w:tcBorders>
               <w:top w:val="single" w:color="808080" w:sz="4"/>
               <w:left w:val="single" w:color="808080" w:sz="4"/>
@@ -4318,13 +3828,13 @@
                 <w:sz w:val="16"/>
                 <w:szCs w:val="16"/>
               </w:rPr>
-              <w:t xml:space="preserve">02.11.2026</w:t>
-            </w:r>
-          </w:p>
-        </w:tc>
-        <w:tc>
-          <w:tcPr>
-            <w:tcW w:type="dxa" w:w="1600"/>
+              <w:t xml:space="preserve">Иванов Иван Иванович</w:t>
+            </w:r>
+          </w:p>
+        </w:tc>
+        <w:tc>
+          <w:tcPr>
+            <w:tcW w:type="dxa" w:w="1700"/>
             <w:tcBorders>
               <w:top w:val="single" w:color="808080" w:sz="4"/>
               <w:left w:val="single" w:color="808080" w:sz="4"/>
@@ -4351,13 +3861,13 @@
                 <w:sz w:val="16"/>
                 <w:szCs w:val="16"/>
               </w:rPr>
-              <w:t xml:space="preserve">Иванов Иван Иванович</w:t>
-            </w:r>
-          </w:p>
-        </w:tc>
-        <w:tc>
-          <w:tcPr>
-            <w:tcW w:type="dxa" w:w="900"/>
+              <w:t xml:space="preserve">Оператор станков с ЧПУ 4 разряда</w:t>
+            </w:r>
+          </w:p>
+        </w:tc>
+        <w:tc>
+          <w:tcPr>
+            <w:tcW w:type="dxa" w:w="1250"/>
             <w:tcBorders>
               <w:top w:val="single" w:color="808080" w:sz="4"/>
               <w:left w:val="single" w:color="808080" w:sz="4"/>
@@ -4390,7 +3900,7 @@
         </w:tc>
         <w:tc>
           <w:tcPr>
-            <w:tcW w:type="dxa" w:w="1450"/>
+            <w:tcW w:type="dxa" w:w="1250"/>
             <w:tcBorders>
               <w:top w:val="single" w:color="808080" w:sz="4"/>
               <w:left w:val="single" w:color="808080" w:sz="4"/>
@@ -4417,13 +3927,13 @@
                 <w:sz w:val="16"/>
                 <w:szCs w:val="16"/>
               </w:rPr>
-              <w:t xml:space="preserve">Оператор станков с ЧПУ 4 разряда</w:t>
-            </w:r>
-          </w:p>
-        </w:tc>
-        <w:tc>
-          <w:tcPr>
-            <w:tcW w:type="dxa" w:w="1000"/>
+              <w:t xml:space="preserve">первичный</w:t>
+            </w:r>
+          </w:p>
+        </w:tc>
+        <w:tc>
+          <w:tcPr>
+            <w:tcW w:type="dxa" w:w="1700"/>
             <w:tcBorders>
               <w:top w:val="single" w:color="808080" w:sz="4"/>
               <w:left w:val="single" w:color="808080" w:sz="4"/>
@@ -4450,13 +3960,13 @@
                 <w:sz w:val="16"/>
                 <w:szCs w:val="16"/>
               </w:rPr>
-              <w:t xml:space="preserve">первичный</w:t>
-            </w:r>
-          </w:p>
-        </w:tc>
-        <w:tc>
-          <w:tcPr>
-            <w:tcW w:type="dxa" w:w="1100"/>
+              <w:t xml:space="preserve">-</w:t>
+            </w:r>
+          </w:p>
+        </w:tc>
+        <w:tc>
+          <w:tcPr>
+            <w:tcW w:type="dxa" w:w="1900"/>
             <w:tcBorders>
               <w:top w:val="single" w:color="808080" w:sz="4"/>
               <w:left w:val="single" w:color="808080" w:sz="4"/>
@@ -4483,13 +3993,13 @@
                 <w:sz w:val="16"/>
                 <w:szCs w:val="16"/>
               </w:rPr>
-              <w:t xml:space="preserve">—</w:t>
-            </w:r>
-          </w:p>
-        </w:tc>
-        <w:tc>
-          <w:tcPr>
-            <w:tcW w:type="dxa" w:w="1500"/>
+              <w:t xml:space="preserve">Петров Пётр Петрович, мастер участка</w:t>
+            </w:r>
+          </w:p>
+        </w:tc>
+        <w:tc>
+          <w:tcPr>
+            <w:tcW w:type="dxa" w:w="2536"/>
             <w:tcBorders>
               <w:top w:val="single" w:color="808080" w:sz="4"/>
               <w:left w:val="single" w:color="808080" w:sz="4"/>
@@ -4516,40 +4026,7 @@
                 <w:sz w:val="16"/>
                 <w:szCs w:val="16"/>
               </w:rPr>
-              <w:t xml:space="preserve">ИОТ-01, ИОТ-15</w:t>
-            </w:r>
-          </w:p>
-        </w:tc>
-        <w:tc>
-          <w:tcPr>
-            <w:tcW w:type="dxa" w:w="1500"/>
-            <w:tcBorders>
-              <w:top w:val="single" w:color="808080" w:sz="4"/>
-              <w:left w:val="single" w:color="808080" w:sz="4"/>
-              <w:bottom w:val="single" w:color="808080" w:sz="4"/>
-              <w:right w:val="single" w:color="808080" w:sz="4"/>
-            </w:tcBorders>
-            <w:tcMar>
-              <w:top w:type="dxa" w:w="50"/>
-              <w:left w:type="dxa" w:w="90"/>
-              <w:bottom w:type="dxa" w:w="50"/>
-              <w:right w:type="dxa" w:w="90"/>
-            </w:tcMar>
-            <w:vAlign w:val="top"/>
-          </w:tcPr>
-          <w:p>
-            <w:pPr>
-              <w:spacing w:after="20"/>
-              <w:jc w:val="left"/>
-            </w:pPr>
-            <w:r>
-              <w:rPr>
-                <w:b w:val="false"/>
-                <w:bCs w:val="false"/>
-                <w:sz w:val="16"/>
-                <w:szCs w:val="16"/>
-              </w:rPr>
-              <w:t xml:space="preserve">Петров П.П., мастер участка</w:t>
+              <w:t xml:space="preserve">ИОТ-01 для оператора станков с ЧПУ; ИОТ-15 при работе с ручным электроинструментом</w:t>
             </w:r>
           </w:p>
         </w:tc>
@@ -4580,87 +4057,6 @@
         <w:tc>
           <w:tcPr>
             <w:tcW w:type="dxa" w:w="900"/>
-            <w:tcBorders>
-              <w:top w:val="single" w:color="808080" w:sz="4"/>
-              <w:left w:val="single" w:color="808080" w:sz="4"/>
-              <w:bottom w:val="single" w:color="808080" w:sz="4"/>
-              <w:right w:val="single" w:color="808080" w:sz="4"/>
-            </w:tcBorders>
-            <w:tcMar>
-              <w:top w:type="dxa" w:w="50"/>
-              <w:left w:type="dxa" w:w="90"/>
-              <w:bottom w:type="dxa" w:w="50"/>
-              <w:right w:type="dxa" w:w="90"/>
-            </w:tcMar>
-            <w:vAlign w:val="top"/>
-          </w:tcPr>
-          <w:p>
-            <w:pPr>
-              <w:spacing w:after="20"/>
-              <w:jc w:val="left"/>
-            </w:pPr>
-          </w:p>
-        </w:tc>
-        <w:tc>
-          <w:tcPr>
-            <w:tcW w:type="dxa" w:w="1150"/>
-            <w:tcBorders>
-              <w:top w:val="single" w:color="808080" w:sz="4"/>
-              <w:left w:val="single" w:color="808080" w:sz="4"/>
-              <w:bottom w:val="single" w:color="808080" w:sz="4"/>
-              <w:right w:val="single" w:color="808080" w:sz="4"/>
-            </w:tcBorders>
-            <w:tcMar>
-              <w:top w:type="dxa" w:w="50"/>
-              <w:left w:type="dxa" w:w="90"/>
-              <w:bottom w:type="dxa" w:w="50"/>
-              <w:right w:type="dxa" w:w="90"/>
-            </w:tcMar>
-            <w:vAlign w:val="top"/>
-          </w:tcPr>
-          <w:p>
-            <w:pPr>
-              <w:spacing w:after="20"/>
-              <w:jc w:val="left"/>
-            </w:pPr>
-            <w:r>
-              <w:rPr>
-                <w:b w:val="false"/>
-                <w:bCs w:val="false"/>
-                <w:sz w:val="16"/>
-                <w:szCs w:val="16"/>
-              </w:rPr>
-              <w:t xml:space="preserve">3 смены, 02.11–05.11.2026</w:t>
-            </w:r>
-          </w:p>
-        </w:tc>
-        <w:tc>
-          <w:tcPr>
-            <w:tcW w:type="dxa" w:w="900"/>
-            <w:tcBorders>
-              <w:top w:val="single" w:color="808080" w:sz="4"/>
-              <w:left w:val="single" w:color="808080" w:sz="4"/>
-              <w:bottom w:val="single" w:color="808080" w:sz="4"/>
-              <w:right w:val="single" w:color="808080" w:sz="4"/>
-            </w:tcBorders>
-            <w:tcMar>
-              <w:top w:type="dxa" w:w="50"/>
-              <w:left w:type="dxa" w:w="90"/>
-              <w:bottom w:type="dxa" w:w="50"/>
-              <w:right w:type="dxa" w:w="90"/>
-            </w:tcMar>
-            <w:vAlign w:val="top"/>
-          </w:tcPr>
-          <w:p>
-            <w:pPr>
-              <w:spacing w:after="20"/>
-              <w:jc w:val="left"/>
-            </w:pPr>
-          </w:p>
-        </w:tc>
-        <w:tc>
-          <w:tcPr>
-            <w:tcW w:type="dxa" w:w="836"/>
             <w:tcBorders>
               <w:top w:val="single" w:color="808080" w:sz="4"/>
               <w:left w:val="single" w:color="808080" w:sz="4"/>
@@ -4691,55 +4087,175 @@
         </w:trPr>
         <w:tc>
           <w:tcPr>
-            <w:tcW w:type="dxa" w:w="450"/>
-            <w:tcBorders>
-              <w:top w:val="single" w:color="808080" w:sz="4"/>
-              <w:left w:val="single" w:color="808080" w:sz="4"/>
-              <w:bottom w:val="single" w:color="808080" w:sz="4"/>
-              <w:right w:val="single" w:color="808080" w:sz="4"/>
-            </w:tcBorders>
-            <w:tcMar>
-              <w:top w:type="dxa" w:w="50"/>
-              <w:left w:type="dxa" w:w="90"/>
-              <w:bottom w:type="dxa" w:w="50"/>
-              <w:right w:type="dxa" w:w="90"/>
-            </w:tcMar>
-            <w:vAlign w:val="top"/>
-          </w:tcPr>
-          <w:p>
-            <w:pPr>
-              <w:spacing w:after="20"/>
-              <w:jc w:val="left"/>
-            </w:pPr>
-          </w:p>
-        </w:tc>
-        <w:tc>
-          <w:tcPr>
-            <w:tcW w:type="dxa" w:w="950"/>
-            <w:tcBorders>
-              <w:top w:val="single" w:color="808080" w:sz="4"/>
-              <w:left w:val="single" w:color="808080" w:sz="4"/>
-              <w:bottom w:val="single" w:color="808080" w:sz="4"/>
-              <w:right w:val="single" w:color="808080" w:sz="4"/>
-            </w:tcBorders>
-            <w:tcMar>
-              <w:top w:type="dxa" w:w="50"/>
-              <w:left w:type="dxa" w:w="90"/>
-              <w:bottom w:type="dxa" w:w="50"/>
-              <w:right w:type="dxa" w:w="90"/>
-            </w:tcMar>
-            <w:vAlign w:val="top"/>
-          </w:tcPr>
-          <w:p>
-            <w:pPr>
-              <w:spacing w:after="20"/>
-              <w:jc w:val="left"/>
-            </w:pPr>
-          </w:p>
-        </w:tc>
-        <w:tc>
-          <w:tcPr>
-            <w:tcW w:type="dxa" w:w="1600"/>
+            <w:tcW w:type="dxa" w:w="1100"/>
+            <w:tcBorders>
+              <w:top w:val="single" w:color="808080" w:sz="4"/>
+              <w:left w:val="single" w:color="808080" w:sz="4"/>
+              <w:bottom w:val="single" w:color="808080" w:sz="4"/>
+              <w:right w:val="single" w:color="808080" w:sz="4"/>
+            </w:tcBorders>
+            <w:tcMar>
+              <w:top w:type="dxa" w:w="50"/>
+              <w:left w:type="dxa" w:w="90"/>
+              <w:bottom w:type="dxa" w:w="50"/>
+              <w:right w:type="dxa" w:w="90"/>
+            </w:tcMar>
+            <w:vAlign w:val="top"/>
+          </w:tcPr>
+          <w:p>
+            <w:pPr>
+              <w:spacing w:after="20"/>
+              <w:jc w:val="left"/>
+            </w:pPr>
+          </w:p>
+        </w:tc>
+        <w:tc>
+          <w:tcPr>
+            <w:tcW w:type="dxa" w:w="1900"/>
+            <w:tcBorders>
+              <w:top w:val="single" w:color="808080" w:sz="4"/>
+              <w:left w:val="single" w:color="808080" w:sz="4"/>
+              <w:bottom w:val="single" w:color="808080" w:sz="4"/>
+              <w:right w:val="single" w:color="808080" w:sz="4"/>
+            </w:tcBorders>
+            <w:tcMar>
+              <w:top w:type="dxa" w:w="50"/>
+              <w:left w:type="dxa" w:w="90"/>
+              <w:bottom w:type="dxa" w:w="50"/>
+              <w:right w:type="dxa" w:w="90"/>
+            </w:tcMar>
+            <w:vAlign w:val="top"/>
+          </w:tcPr>
+          <w:p>
+            <w:pPr>
+              <w:spacing w:after="20"/>
+              <w:jc w:val="left"/>
+            </w:pPr>
+          </w:p>
+        </w:tc>
+        <w:tc>
+          <w:tcPr>
+            <w:tcW w:type="dxa" w:w="1700"/>
+            <w:tcBorders>
+              <w:top w:val="single" w:color="808080" w:sz="4"/>
+              <w:left w:val="single" w:color="808080" w:sz="4"/>
+              <w:bottom w:val="single" w:color="808080" w:sz="4"/>
+              <w:right w:val="single" w:color="808080" w:sz="4"/>
+            </w:tcBorders>
+            <w:tcMar>
+              <w:top w:type="dxa" w:w="50"/>
+              <w:left w:type="dxa" w:w="90"/>
+              <w:bottom w:type="dxa" w:w="50"/>
+              <w:right w:type="dxa" w:w="90"/>
+            </w:tcMar>
+            <w:vAlign w:val="top"/>
+          </w:tcPr>
+          <w:p>
+            <w:pPr>
+              <w:spacing w:after="20"/>
+              <w:jc w:val="left"/>
+            </w:pPr>
+          </w:p>
+        </w:tc>
+        <w:tc>
+          <w:tcPr>
+            <w:tcW w:type="dxa" w:w="1250"/>
+            <w:tcBorders>
+              <w:top w:val="single" w:color="808080" w:sz="4"/>
+              <w:left w:val="single" w:color="808080" w:sz="4"/>
+              <w:bottom w:val="single" w:color="808080" w:sz="4"/>
+              <w:right w:val="single" w:color="808080" w:sz="4"/>
+            </w:tcBorders>
+            <w:tcMar>
+              <w:top w:type="dxa" w:w="50"/>
+              <w:left w:type="dxa" w:w="90"/>
+              <w:bottom w:type="dxa" w:w="50"/>
+              <w:right w:type="dxa" w:w="90"/>
+            </w:tcMar>
+            <w:vAlign w:val="top"/>
+          </w:tcPr>
+          <w:p>
+            <w:pPr>
+              <w:spacing w:after="20"/>
+              <w:jc w:val="left"/>
+            </w:pPr>
+          </w:p>
+        </w:tc>
+        <w:tc>
+          <w:tcPr>
+            <w:tcW w:type="dxa" w:w="1250"/>
+            <w:tcBorders>
+              <w:top w:val="single" w:color="808080" w:sz="4"/>
+              <w:left w:val="single" w:color="808080" w:sz="4"/>
+              <w:bottom w:val="single" w:color="808080" w:sz="4"/>
+              <w:right w:val="single" w:color="808080" w:sz="4"/>
+            </w:tcBorders>
+            <w:tcMar>
+              <w:top w:type="dxa" w:w="50"/>
+              <w:left w:type="dxa" w:w="90"/>
+              <w:bottom w:type="dxa" w:w="50"/>
+              <w:right w:type="dxa" w:w="90"/>
+            </w:tcMar>
+            <w:vAlign w:val="top"/>
+          </w:tcPr>
+          <w:p>
+            <w:pPr>
+              <w:spacing w:after="20"/>
+              <w:jc w:val="left"/>
+            </w:pPr>
+          </w:p>
+        </w:tc>
+        <w:tc>
+          <w:tcPr>
+            <w:tcW w:type="dxa" w:w="1700"/>
+            <w:tcBorders>
+              <w:top w:val="single" w:color="808080" w:sz="4"/>
+              <w:left w:val="single" w:color="808080" w:sz="4"/>
+              <w:bottom w:val="single" w:color="808080" w:sz="4"/>
+              <w:right w:val="single" w:color="808080" w:sz="4"/>
+            </w:tcBorders>
+            <w:tcMar>
+              <w:top w:type="dxa" w:w="50"/>
+              <w:left w:type="dxa" w:w="90"/>
+              <w:bottom w:type="dxa" w:w="50"/>
+              <w:right w:type="dxa" w:w="90"/>
+            </w:tcMar>
+            <w:vAlign w:val="top"/>
+          </w:tcPr>
+          <w:p>
+            <w:pPr>
+              <w:spacing w:after="20"/>
+              <w:jc w:val="left"/>
+            </w:pPr>
+          </w:p>
+        </w:tc>
+        <w:tc>
+          <w:tcPr>
+            <w:tcW w:type="dxa" w:w="1900"/>
+            <w:tcBorders>
+              <w:top w:val="single" w:color="808080" w:sz="4"/>
+              <w:left w:val="single" w:color="808080" w:sz="4"/>
+              <w:bottom w:val="single" w:color="808080" w:sz="4"/>
+              <w:right w:val="single" w:color="808080" w:sz="4"/>
+            </w:tcBorders>
+            <w:tcMar>
+              <w:top w:type="dxa" w:w="50"/>
+              <w:left w:type="dxa" w:w="90"/>
+              <w:bottom w:type="dxa" w:w="50"/>
+              <w:right w:type="dxa" w:w="90"/>
+            </w:tcMar>
+            <w:vAlign w:val="top"/>
+          </w:tcPr>
+          <w:p>
+            <w:pPr>
+              <w:spacing w:after="20"/>
+              <w:jc w:val="left"/>
+            </w:pPr>
+          </w:p>
+        </w:tc>
+        <w:tc>
+          <w:tcPr>
+            <w:tcW w:type="dxa" w:w="2536"/>
             <w:tcBorders>
               <w:top w:val="single" w:color="808080" w:sz="4"/>
               <w:left w:val="single" w:color="808080" w:sz="4"/>
@@ -4787,223 +4303,7 @@
         </w:tc>
         <w:tc>
           <w:tcPr>
-            <w:tcW w:type="dxa" w:w="1450"/>
-            <w:tcBorders>
-              <w:top w:val="single" w:color="808080" w:sz="4"/>
-              <w:left w:val="single" w:color="808080" w:sz="4"/>
-              <w:bottom w:val="single" w:color="808080" w:sz="4"/>
-              <w:right w:val="single" w:color="808080" w:sz="4"/>
-            </w:tcBorders>
-            <w:tcMar>
-              <w:top w:type="dxa" w:w="50"/>
-              <w:left w:type="dxa" w:w="90"/>
-              <w:bottom w:type="dxa" w:w="50"/>
-              <w:right w:type="dxa" w:w="90"/>
-            </w:tcMar>
-            <w:vAlign w:val="top"/>
-          </w:tcPr>
-          <w:p>
-            <w:pPr>
-              <w:spacing w:after="20"/>
-              <w:jc w:val="left"/>
-            </w:pPr>
-          </w:p>
-        </w:tc>
-        <w:tc>
-          <w:tcPr>
-            <w:tcW w:type="dxa" w:w="1000"/>
-            <w:tcBorders>
-              <w:top w:val="single" w:color="808080" w:sz="4"/>
-              <w:left w:val="single" w:color="808080" w:sz="4"/>
-              <w:bottom w:val="single" w:color="808080" w:sz="4"/>
-              <w:right w:val="single" w:color="808080" w:sz="4"/>
-            </w:tcBorders>
-            <w:tcMar>
-              <w:top w:type="dxa" w:w="50"/>
-              <w:left w:type="dxa" w:w="90"/>
-              <w:bottom w:type="dxa" w:w="50"/>
-              <w:right w:type="dxa" w:w="90"/>
-            </w:tcMar>
-            <w:vAlign w:val="top"/>
-          </w:tcPr>
-          <w:p>
-            <w:pPr>
-              <w:spacing w:after="20"/>
-              <w:jc w:val="left"/>
-            </w:pPr>
-          </w:p>
-        </w:tc>
-        <w:tc>
-          <w:tcPr>
-            <w:tcW w:type="dxa" w:w="1100"/>
-            <w:tcBorders>
-              <w:top w:val="single" w:color="808080" w:sz="4"/>
-              <w:left w:val="single" w:color="808080" w:sz="4"/>
-              <w:bottom w:val="single" w:color="808080" w:sz="4"/>
-              <w:right w:val="single" w:color="808080" w:sz="4"/>
-            </w:tcBorders>
-            <w:tcMar>
-              <w:top w:type="dxa" w:w="50"/>
-              <w:left w:type="dxa" w:w="90"/>
-              <w:bottom w:type="dxa" w:w="50"/>
-              <w:right w:type="dxa" w:w="90"/>
-            </w:tcMar>
-            <w:vAlign w:val="top"/>
-          </w:tcPr>
-          <w:p>
-            <w:pPr>
-              <w:spacing w:after="20"/>
-              <w:jc w:val="left"/>
-            </w:pPr>
-          </w:p>
-        </w:tc>
-        <w:tc>
-          <w:tcPr>
-            <w:tcW w:type="dxa" w:w="1500"/>
-            <w:tcBorders>
-              <w:top w:val="single" w:color="808080" w:sz="4"/>
-              <w:left w:val="single" w:color="808080" w:sz="4"/>
-              <w:bottom w:val="single" w:color="808080" w:sz="4"/>
-              <w:right w:val="single" w:color="808080" w:sz="4"/>
-            </w:tcBorders>
-            <w:tcMar>
-              <w:top w:type="dxa" w:w="50"/>
-              <w:left w:type="dxa" w:w="90"/>
-              <w:bottom w:type="dxa" w:w="50"/>
-              <w:right w:type="dxa" w:w="90"/>
-            </w:tcMar>
-            <w:vAlign w:val="top"/>
-          </w:tcPr>
-          <w:p>
-            <w:pPr>
-              <w:spacing w:after="20"/>
-              <w:jc w:val="left"/>
-            </w:pPr>
-          </w:p>
-        </w:tc>
-        <w:tc>
-          <w:tcPr>
-            <w:tcW w:type="dxa" w:w="1500"/>
-            <w:tcBorders>
-              <w:top w:val="single" w:color="808080" w:sz="4"/>
-              <w:left w:val="single" w:color="808080" w:sz="4"/>
-              <w:bottom w:val="single" w:color="808080" w:sz="4"/>
-              <w:right w:val="single" w:color="808080" w:sz="4"/>
-            </w:tcBorders>
-            <w:tcMar>
-              <w:top w:type="dxa" w:w="50"/>
-              <w:left w:type="dxa" w:w="90"/>
-              <w:bottom w:type="dxa" w:w="50"/>
-              <w:right w:type="dxa" w:w="90"/>
-            </w:tcMar>
-            <w:vAlign w:val="top"/>
-          </w:tcPr>
-          <w:p>
-            <w:pPr>
-              <w:spacing w:after="20"/>
-              <w:jc w:val="left"/>
-            </w:pPr>
-          </w:p>
-        </w:tc>
-        <w:tc>
-          <w:tcPr>
             <w:tcW w:type="dxa" w:w="900"/>
-            <w:tcBorders>
-              <w:top w:val="single" w:color="808080" w:sz="4"/>
-              <w:left w:val="single" w:color="808080" w:sz="4"/>
-              <w:bottom w:val="single" w:color="808080" w:sz="4"/>
-              <w:right w:val="single" w:color="808080" w:sz="4"/>
-            </w:tcBorders>
-            <w:tcMar>
-              <w:top w:type="dxa" w:w="50"/>
-              <w:left w:type="dxa" w:w="90"/>
-              <w:bottom w:type="dxa" w:w="50"/>
-              <w:right w:type="dxa" w:w="90"/>
-            </w:tcMar>
-            <w:vAlign w:val="top"/>
-          </w:tcPr>
-          <w:p>
-            <w:pPr>
-              <w:spacing w:after="20"/>
-              <w:jc w:val="left"/>
-            </w:pPr>
-          </w:p>
-        </w:tc>
-        <w:tc>
-          <w:tcPr>
-            <w:tcW w:type="dxa" w:w="900"/>
-            <w:tcBorders>
-              <w:top w:val="single" w:color="808080" w:sz="4"/>
-              <w:left w:val="single" w:color="808080" w:sz="4"/>
-              <w:bottom w:val="single" w:color="808080" w:sz="4"/>
-              <w:right w:val="single" w:color="808080" w:sz="4"/>
-            </w:tcBorders>
-            <w:tcMar>
-              <w:top w:type="dxa" w:w="50"/>
-              <w:left w:type="dxa" w:w="90"/>
-              <w:bottom w:type="dxa" w:w="50"/>
-              <w:right w:type="dxa" w:w="90"/>
-            </w:tcMar>
-            <w:vAlign w:val="top"/>
-          </w:tcPr>
-          <w:p>
-            <w:pPr>
-              <w:spacing w:after="20"/>
-              <w:jc w:val="left"/>
-            </w:pPr>
-          </w:p>
-        </w:tc>
-        <w:tc>
-          <w:tcPr>
-            <w:tcW w:type="dxa" w:w="1150"/>
-            <w:tcBorders>
-              <w:top w:val="single" w:color="808080" w:sz="4"/>
-              <w:left w:val="single" w:color="808080" w:sz="4"/>
-              <w:bottom w:val="single" w:color="808080" w:sz="4"/>
-              <w:right w:val="single" w:color="808080" w:sz="4"/>
-            </w:tcBorders>
-            <w:tcMar>
-              <w:top w:type="dxa" w:w="50"/>
-              <w:left w:type="dxa" w:w="90"/>
-              <w:bottom w:type="dxa" w:w="50"/>
-              <w:right w:type="dxa" w:w="90"/>
-            </w:tcMar>
-            <w:vAlign w:val="top"/>
-          </w:tcPr>
-          <w:p>
-            <w:pPr>
-              <w:spacing w:after="20"/>
-              <w:jc w:val="left"/>
-            </w:pPr>
-          </w:p>
-        </w:tc>
-        <w:tc>
-          <w:tcPr>
-            <w:tcW w:type="dxa" w:w="900"/>
-            <w:tcBorders>
-              <w:top w:val="single" w:color="808080" w:sz="4"/>
-              <w:left w:val="single" w:color="808080" w:sz="4"/>
-              <w:bottom w:val="single" w:color="808080" w:sz="4"/>
-              <w:right w:val="single" w:color="808080" w:sz="4"/>
-            </w:tcBorders>
-            <w:tcMar>
-              <w:top w:type="dxa" w:w="50"/>
-              <w:left w:type="dxa" w:w="90"/>
-              <w:bottom w:type="dxa" w:w="50"/>
-              <w:right w:type="dxa" w:w="90"/>
-            </w:tcMar>
-            <w:vAlign w:val="top"/>
-          </w:tcPr>
-          <w:p>
-            <w:pPr>
-              <w:spacing w:after="20"/>
-              <w:jc w:val="left"/>
-            </w:pPr>
-          </w:p>
-        </w:tc>
-        <w:tc>
-          <w:tcPr>
-            <w:tcW w:type="dxa" w:w="836"/>
             <w:tcBorders>
               <w:top w:val="single" w:color="808080" w:sz="4"/>
               <w:left w:val="single" w:color="808080" w:sz="4"/>
@@ -5034,55 +4334,175 @@
         </w:trPr>
         <w:tc>
           <w:tcPr>
-            <w:tcW w:type="dxa" w:w="450"/>
-            <w:tcBorders>
-              <w:top w:val="single" w:color="808080" w:sz="4"/>
-              <w:left w:val="single" w:color="808080" w:sz="4"/>
-              <w:bottom w:val="single" w:color="808080" w:sz="4"/>
-              <w:right w:val="single" w:color="808080" w:sz="4"/>
-            </w:tcBorders>
-            <w:tcMar>
-              <w:top w:type="dxa" w:w="50"/>
-              <w:left w:type="dxa" w:w="90"/>
-              <w:bottom w:type="dxa" w:w="50"/>
-              <w:right w:type="dxa" w:w="90"/>
-            </w:tcMar>
-            <w:vAlign w:val="top"/>
-          </w:tcPr>
-          <w:p>
-            <w:pPr>
-              <w:spacing w:after="20"/>
-              <w:jc w:val="left"/>
-            </w:pPr>
-          </w:p>
-        </w:tc>
-        <w:tc>
-          <w:tcPr>
-            <w:tcW w:type="dxa" w:w="950"/>
-            <w:tcBorders>
-              <w:top w:val="single" w:color="808080" w:sz="4"/>
-              <w:left w:val="single" w:color="808080" w:sz="4"/>
-              <w:bottom w:val="single" w:color="808080" w:sz="4"/>
-              <w:right w:val="single" w:color="808080" w:sz="4"/>
-            </w:tcBorders>
-            <w:tcMar>
-              <w:top w:type="dxa" w:w="50"/>
-              <w:left w:type="dxa" w:w="90"/>
-              <w:bottom w:type="dxa" w:w="50"/>
-              <w:right w:type="dxa" w:w="90"/>
-            </w:tcMar>
-            <w:vAlign w:val="top"/>
-          </w:tcPr>
-          <w:p>
-            <w:pPr>
-              <w:spacing w:after="20"/>
-              <w:jc w:val="left"/>
-            </w:pPr>
-          </w:p>
-        </w:tc>
-        <w:tc>
-          <w:tcPr>
-            <w:tcW w:type="dxa" w:w="1600"/>
+            <w:tcW w:type="dxa" w:w="1100"/>
+            <w:tcBorders>
+              <w:top w:val="single" w:color="808080" w:sz="4"/>
+              <w:left w:val="single" w:color="808080" w:sz="4"/>
+              <w:bottom w:val="single" w:color="808080" w:sz="4"/>
+              <w:right w:val="single" w:color="808080" w:sz="4"/>
+            </w:tcBorders>
+            <w:tcMar>
+              <w:top w:type="dxa" w:w="50"/>
+              <w:left w:type="dxa" w:w="90"/>
+              <w:bottom w:type="dxa" w:w="50"/>
+              <w:right w:type="dxa" w:w="90"/>
+            </w:tcMar>
+            <w:vAlign w:val="top"/>
+          </w:tcPr>
+          <w:p>
+            <w:pPr>
+              <w:spacing w:after="20"/>
+              <w:jc w:val="left"/>
+            </w:pPr>
+          </w:p>
+        </w:tc>
+        <w:tc>
+          <w:tcPr>
+            <w:tcW w:type="dxa" w:w="1900"/>
+            <w:tcBorders>
+              <w:top w:val="single" w:color="808080" w:sz="4"/>
+              <w:left w:val="single" w:color="808080" w:sz="4"/>
+              <w:bottom w:val="single" w:color="808080" w:sz="4"/>
+              <w:right w:val="single" w:color="808080" w:sz="4"/>
+            </w:tcBorders>
+            <w:tcMar>
+              <w:top w:type="dxa" w:w="50"/>
+              <w:left w:type="dxa" w:w="90"/>
+              <w:bottom w:type="dxa" w:w="50"/>
+              <w:right w:type="dxa" w:w="90"/>
+            </w:tcMar>
+            <w:vAlign w:val="top"/>
+          </w:tcPr>
+          <w:p>
+            <w:pPr>
+              <w:spacing w:after="20"/>
+              <w:jc w:val="left"/>
+            </w:pPr>
+          </w:p>
+        </w:tc>
+        <w:tc>
+          <w:tcPr>
+            <w:tcW w:type="dxa" w:w="1700"/>
+            <w:tcBorders>
+              <w:top w:val="single" w:color="808080" w:sz="4"/>
+              <w:left w:val="single" w:color="808080" w:sz="4"/>
+              <w:bottom w:val="single" w:color="808080" w:sz="4"/>
+              <w:right w:val="single" w:color="808080" w:sz="4"/>
+            </w:tcBorders>
+            <w:tcMar>
+              <w:top w:type="dxa" w:w="50"/>
+              <w:left w:type="dxa" w:w="90"/>
+              <w:bottom w:type="dxa" w:w="50"/>
+              <w:right w:type="dxa" w:w="90"/>
+            </w:tcMar>
+            <w:vAlign w:val="top"/>
+          </w:tcPr>
+          <w:p>
+            <w:pPr>
+              <w:spacing w:after="20"/>
+              <w:jc w:val="left"/>
+            </w:pPr>
+          </w:p>
+        </w:tc>
+        <w:tc>
+          <w:tcPr>
+            <w:tcW w:type="dxa" w:w="1250"/>
+            <w:tcBorders>
+              <w:top w:val="single" w:color="808080" w:sz="4"/>
+              <w:left w:val="single" w:color="808080" w:sz="4"/>
+              <w:bottom w:val="single" w:color="808080" w:sz="4"/>
+              <w:right w:val="single" w:color="808080" w:sz="4"/>
+            </w:tcBorders>
+            <w:tcMar>
+              <w:top w:type="dxa" w:w="50"/>
+              <w:left w:type="dxa" w:w="90"/>
+              <w:bottom w:type="dxa" w:w="50"/>
+              <w:right w:type="dxa" w:w="90"/>
+            </w:tcMar>
+            <w:vAlign w:val="top"/>
+          </w:tcPr>
+          <w:p>
+            <w:pPr>
+              <w:spacing w:after="20"/>
+              <w:jc w:val="left"/>
+            </w:pPr>
+          </w:p>
+        </w:tc>
+        <w:tc>
+          <w:tcPr>
+            <w:tcW w:type="dxa" w:w="1250"/>
+            <w:tcBorders>
+              <w:top w:val="single" w:color="808080" w:sz="4"/>
+              <w:left w:val="single" w:color="808080" w:sz="4"/>
+              <w:bottom w:val="single" w:color="808080" w:sz="4"/>
+              <w:right w:val="single" w:color="808080" w:sz="4"/>
+            </w:tcBorders>
+            <w:tcMar>
+              <w:top w:type="dxa" w:w="50"/>
+              <w:left w:type="dxa" w:w="90"/>
+              <w:bottom w:type="dxa" w:w="50"/>
+              <w:right w:type="dxa" w:w="90"/>
+            </w:tcMar>
+            <w:vAlign w:val="top"/>
+          </w:tcPr>
+          <w:p>
+            <w:pPr>
+              <w:spacing w:after="20"/>
+              <w:jc w:val="left"/>
+            </w:pPr>
+          </w:p>
+        </w:tc>
+        <w:tc>
+          <w:tcPr>
+            <w:tcW w:type="dxa" w:w="1700"/>
+            <w:tcBorders>
+              <w:top w:val="single" w:color="808080" w:sz="4"/>
+              <w:left w:val="single" w:color="808080" w:sz="4"/>
+              <w:bottom w:val="single" w:color="808080" w:sz="4"/>
+              <w:right w:val="single" w:color="808080" w:sz="4"/>
+            </w:tcBorders>
+            <w:tcMar>
+              <w:top w:type="dxa" w:w="50"/>
+              <w:left w:type="dxa" w:w="90"/>
+              <w:bottom w:type="dxa" w:w="50"/>
+              <w:right w:type="dxa" w:w="90"/>
+            </w:tcMar>
+            <w:vAlign w:val="top"/>
+          </w:tcPr>
+          <w:p>
+            <w:pPr>
+              <w:spacing w:after="20"/>
+              <w:jc w:val="left"/>
+            </w:pPr>
+          </w:p>
+        </w:tc>
+        <w:tc>
+          <w:tcPr>
+            <w:tcW w:type="dxa" w:w="1900"/>
+            <w:tcBorders>
+              <w:top w:val="single" w:color="808080" w:sz="4"/>
+              <w:left w:val="single" w:color="808080" w:sz="4"/>
+              <w:bottom w:val="single" w:color="808080" w:sz="4"/>
+              <w:right w:val="single" w:color="808080" w:sz="4"/>
+            </w:tcBorders>
+            <w:tcMar>
+              <w:top w:type="dxa" w:w="50"/>
+              <w:left w:type="dxa" w:w="90"/>
+              <w:bottom w:type="dxa" w:w="50"/>
+              <w:right w:type="dxa" w:w="90"/>
+            </w:tcMar>
+            <w:vAlign w:val="top"/>
+          </w:tcPr>
+          <w:p>
+            <w:pPr>
+              <w:spacing w:after="20"/>
+              <w:jc w:val="left"/>
+            </w:pPr>
+          </w:p>
+        </w:tc>
+        <w:tc>
+          <w:tcPr>
+            <w:tcW w:type="dxa" w:w="2536"/>
             <w:tcBorders>
               <w:top w:val="single" w:color="808080" w:sz="4"/>
               <w:left w:val="single" w:color="808080" w:sz="4"/>
@@ -5130,223 +4550,7 @@
         </w:tc>
         <w:tc>
           <w:tcPr>
-            <w:tcW w:type="dxa" w:w="1450"/>
-            <w:tcBorders>
-              <w:top w:val="single" w:color="808080" w:sz="4"/>
-              <w:left w:val="single" w:color="808080" w:sz="4"/>
-              <w:bottom w:val="single" w:color="808080" w:sz="4"/>
-              <w:right w:val="single" w:color="808080" w:sz="4"/>
-            </w:tcBorders>
-            <w:tcMar>
-              <w:top w:type="dxa" w:w="50"/>
-              <w:left w:type="dxa" w:w="90"/>
-              <w:bottom w:type="dxa" w:w="50"/>
-              <w:right w:type="dxa" w:w="90"/>
-            </w:tcMar>
-            <w:vAlign w:val="top"/>
-          </w:tcPr>
-          <w:p>
-            <w:pPr>
-              <w:spacing w:after="20"/>
-              <w:jc w:val="left"/>
-            </w:pPr>
-          </w:p>
-        </w:tc>
-        <w:tc>
-          <w:tcPr>
-            <w:tcW w:type="dxa" w:w="1000"/>
-            <w:tcBorders>
-              <w:top w:val="single" w:color="808080" w:sz="4"/>
-              <w:left w:val="single" w:color="808080" w:sz="4"/>
-              <w:bottom w:val="single" w:color="808080" w:sz="4"/>
-              <w:right w:val="single" w:color="808080" w:sz="4"/>
-            </w:tcBorders>
-            <w:tcMar>
-              <w:top w:type="dxa" w:w="50"/>
-              <w:left w:type="dxa" w:w="90"/>
-              <w:bottom w:type="dxa" w:w="50"/>
-              <w:right w:type="dxa" w:w="90"/>
-            </w:tcMar>
-            <w:vAlign w:val="top"/>
-          </w:tcPr>
-          <w:p>
-            <w:pPr>
-              <w:spacing w:after="20"/>
-              <w:jc w:val="left"/>
-            </w:pPr>
-          </w:p>
-        </w:tc>
-        <w:tc>
-          <w:tcPr>
-            <w:tcW w:type="dxa" w:w="1100"/>
-            <w:tcBorders>
-              <w:top w:val="single" w:color="808080" w:sz="4"/>
-              <w:left w:val="single" w:color="808080" w:sz="4"/>
-              <w:bottom w:val="single" w:color="808080" w:sz="4"/>
-              <w:right w:val="single" w:color="808080" w:sz="4"/>
-            </w:tcBorders>
-            <w:tcMar>
-              <w:top w:type="dxa" w:w="50"/>
-              <w:left w:type="dxa" w:w="90"/>
-              <w:bottom w:type="dxa" w:w="50"/>
-              <w:right w:type="dxa" w:w="90"/>
-            </w:tcMar>
-            <w:vAlign w:val="top"/>
-          </w:tcPr>
-          <w:p>
-            <w:pPr>
-              <w:spacing w:after="20"/>
-              <w:jc w:val="left"/>
-            </w:pPr>
-          </w:p>
-        </w:tc>
-        <w:tc>
-          <w:tcPr>
-            <w:tcW w:type="dxa" w:w="1500"/>
-            <w:tcBorders>
-              <w:top w:val="single" w:color="808080" w:sz="4"/>
-              <w:left w:val="single" w:color="808080" w:sz="4"/>
-              <w:bottom w:val="single" w:color="808080" w:sz="4"/>
-              <w:right w:val="single" w:color="808080" w:sz="4"/>
-            </w:tcBorders>
-            <w:tcMar>
-              <w:top w:type="dxa" w:w="50"/>
-              <w:left w:type="dxa" w:w="90"/>
-              <w:bottom w:type="dxa" w:w="50"/>
-              <w:right w:type="dxa" w:w="90"/>
-            </w:tcMar>
-            <w:vAlign w:val="top"/>
-          </w:tcPr>
-          <w:p>
-            <w:pPr>
-              <w:spacing w:after="20"/>
-              <w:jc w:val="left"/>
-            </w:pPr>
-          </w:p>
-        </w:tc>
-        <w:tc>
-          <w:tcPr>
-            <w:tcW w:type="dxa" w:w="1500"/>
-            <w:tcBorders>
-              <w:top w:val="single" w:color="808080" w:sz="4"/>
-              <w:left w:val="single" w:color="808080" w:sz="4"/>
-              <w:bottom w:val="single" w:color="808080" w:sz="4"/>
-              <w:right w:val="single" w:color="808080" w:sz="4"/>
-            </w:tcBorders>
-            <w:tcMar>
-              <w:top w:type="dxa" w:w="50"/>
-              <w:left w:type="dxa" w:w="90"/>
-              <w:bottom w:type="dxa" w:w="50"/>
-              <w:right w:type="dxa" w:w="90"/>
-            </w:tcMar>
-            <w:vAlign w:val="top"/>
-          </w:tcPr>
-          <w:p>
-            <w:pPr>
-              <w:spacing w:after="20"/>
-              <w:jc w:val="left"/>
-            </w:pPr>
-          </w:p>
-        </w:tc>
-        <w:tc>
-          <w:tcPr>
             <w:tcW w:type="dxa" w:w="900"/>
-            <w:tcBorders>
-              <w:top w:val="single" w:color="808080" w:sz="4"/>
-              <w:left w:val="single" w:color="808080" w:sz="4"/>
-              <w:bottom w:val="single" w:color="808080" w:sz="4"/>
-              <w:right w:val="single" w:color="808080" w:sz="4"/>
-            </w:tcBorders>
-            <w:tcMar>
-              <w:top w:type="dxa" w:w="50"/>
-              <w:left w:type="dxa" w:w="90"/>
-              <w:bottom w:type="dxa" w:w="50"/>
-              <w:right w:type="dxa" w:w="90"/>
-            </w:tcMar>
-            <w:vAlign w:val="top"/>
-          </w:tcPr>
-          <w:p>
-            <w:pPr>
-              <w:spacing w:after="20"/>
-              <w:jc w:val="left"/>
-            </w:pPr>
-          </w:p>
-        </w:tc>
-        <w:tc>
-          <w:tcPr>
-            <w:tcW w:type="dxa" w:w="900"/>
-            <w:tcBorders>
-              <w:top w:val="single" w:color="808080" w:sz="4"/>
-              <w:left w:val="single" w:color="808080" w:sz="4"/>
-              <w:bottom w:val="single" w:color="808080" w:sz="4"/>
-              <w:right w:val="single" w:color="808080" w:sz="4"/>
-            </w:tcBorders>
-            <w:tcMar>
-              <w:top w:type="dxa" w:w="50"/>
-              <w:left w:type="dxa" w:w="90"/>
-              <w:bottom w:type="dxa" w:w="50"/>
-              <w:right w:type="dxa" w:w="90"/>
-            </w:tcMar>
-            <w:vAlign w:val="top"/>
-          </w:tcPr>
-          <w:p>
-            <w:pPr>
-              <w:spacing w:after="20"/>
-              <w:jc w:val="left"/>
-            </w:pPr>
-          </w:p>
-        </w:tc>
-        <w:tc>
-          <w:tcPr>
-            <w:tcW w:type="dxa" w:w="1150"/>
-            <w:tcBorders>
-              <w:top w:val="single" w:color="808080" w:sz="4"/>
-              <w:left w:val="single" w:color="808080" w:sz="4"/>
-              <w:bottom w:val="single" w:color="808080" w:sz="4"/>
-              <w:right w:val="single" w:color="808080" w:sz="4"/>
-            </w:tcBorders>
-            <w:tcMar>
-              <w:top w:type="dxa" w:w="50"/>
-              <w:left w:type="dxa" w:w="90"/>
-              <w:bottom w:type="dxa" w:w="50"/>
-              <w:right w:type="dxa" w:w="90"/>
-            </w:tcMar>
-            <w:vAlign w:val="top"/>
-          </w:tcPr>
-          <w:p>
-            <w:pPr>
-              <w:spacing w:after="20"/>
-              <w:jc w:val="left"/>
-            </w:pPr>
-          </w:p>
-        </w:tc>
-        <w:tc>
-          <w:tcPr>
-            <w:tcW w:type="dxa" w:w="900"/>
-            <w:tcBorders>
-              <w:top w:val="single" w:color="808080" w:sz="4"/>
-              <w:left w:val="single" w:color="808080" w:sz="4"/>
-              <w:bottom w:val="single" w:color="808080" w:sz="4"/>
-              <w:right w:val="single" w:color="808080" w:sz="4"/>
-            </w:tcBorders>
-            <w:tcMar>
-              <w:top w:type="dxa" w:w="50"/>
-              <w:left w:type="dxa" w:w="90"/>
-              <w:bottom w:type="dxa" w:w="50"/>
-              <w:right w:type="dxa" w:w="90"/>
-            </w:tcMar>
-            <w:vAlign w:val="top"/>
-          </w:tcPr>
-          <w:p>
-            <w:pPr>
-              <w:spacing w:after="20"/>
-              <w:jc w:val="left"/>
-            </w:pPr>
-          </w:p>
-        </w:tc>
-        <w:tc>
-          <w:tcPr>
-            <w:tcW w:type="dxa" w:w="836"/>
             <w:tcBorders>
               <w:top w:val="single" w:color="808080" w:sz="4"/>
               <w:left w:val="single" w:color="808080" w:sz="4"/>
@@ -5377,55 +4581,175 @@
         </w:trPr>
         <w:tc>
           <w:tcPr>
-            <w:tcW w:type="dxa" w:w="450"/>
-            <w:tcBorders>
-              <w:top w:val="single" w:color="808080" w:sz="4"/>
-              <w:left w:val="single" w:color="808080" w:sz="4"/>
-              <w:bottom w:val="single" w:color="808080" w:sz="4"/>
-              <w:right w:val="single" w:color="808080" w:sz="4"/>
-            </w:tcBorders>
-            <w:tcMar>
-              <w:top w:type="dxa" w:w="50"/>
-              <w:left w:type="dxa" w:w="90"/>
-              <w:bottom w:type="dxa" w:w="50"/>
-              <w:right w:type="dxa" w:w="90"/>
-            </w:tcMar>
-            <w:vAlign w:val="top"/>
-          </w:tcPr>
-          <w:p>
-            <w:pPr>
-              <w:spacing w:after="20"/>
-              <w:jc w:val="left"/>
-            </w:pPr>
-          </w:p>
-        </w:tc>
-        <w:tc>
-          <w:tcPr>
-            <w:tcW w:type="dxa" w:w="950"/>
-            <w:tcBorders>
-              <w:top w:val="single" w:color="808080" w:sz="4"/>
-              <w:left w:val="single" w:color="808080" w:sz="4"/>
-              <w:bottom w:val="single" w:color="808080" w:sz="4"/>
-              <w:right w:val="single" w:color="808080" w:sz="4"/>
-            </w:tcBorders>
-            <w:tcMar>
-              <w:top w:type="dxa" w:w="50"/>
-              <w:left w:type="dxa" w:w="90"/>
-              <w:bottom w:type="dxa" w:w="50"/>
-              <w:right w:type="dxa" w:w="90"/>
-            </w:tcMar>
-            <w:vAlign w:val="top"/>
-          </w:tcPr>
-          <w:p>
-            <w:pPr>
-              <w:spacing w:after="20"/>
-              <w:jc w:val="left"/>
-            </w:pPr>
-          </w:p>
-        </w:tc>
-        <w:tc>
-          <w:tcPr>
-            <w:tcW w:type="dxa" w:w="1600"/>
+            <w:tcW w:type="dxa" w:w="1100"/>
+            <w:tcBorders>
+              <w:top w:val="single" w:color="808080" w:sz="4"/>
+              <w:left w:val="single" w:color="808080" w:sz="4"/>
+              <w:bottom w:val="single" w:color="808080" w:sz="4"/>
+              <w:right w:val="single" w:color="808080" w:sz="4"/>
+            </w:tcBorders>
+            <w:tcMar>
+              <w:top w:type="dxa" w:w="50"/>
+              <w:left w:type="dxa" w:w="90"/>
+              <w:bottom w:type="dxa" w:w="50"/>
+              <w:right w:type="dxa" w:w="90"/>
+            </w:tcMar>
+            <w:vAlign w:val="top"/>
+          </w:tcPr>
+          <w:p>
+            <w:pPr>
+              <w:spacing w:after="20"/>
+              <w:jc w:val="left"/>
+            </w:pPr>
+          </w:p>
+        </w:tc>
+        <w:tc>
+          <w:tcPr>
+            <w:tcW w:type="dxa" w:w="1900"/>
+            <w:tcBorders>
+              <w:top w:val="single" w:color="808080" w:sz="4"/>
+              <w:left w:val="single" w:color="808080" w:sz="4"/>
+              <w:bottom w:val="single" w:color="808080" w:sz="4"/>
+              <w:right w:val="single" w:color="808080" w:sz="4"/>
+            </w:tcBorders>
+            <w:tcMar>
+              <w:top w:type="dxa" w:w="50"/>
+              <w:left w:type="dxa" w:w="90"/>
+              <w:bottom w:type="dxa" w:w="50"/>
+              <w:right w:type="dxa" w:w="90"/>
+            </w:tcMar>
+            <w:vAlign w:val="top"/>
+          </w:tcPr>
+          <w:p>
+            <w:pPr>
+              <w:spacing w:after="20"/>
+              <w:jc w:val="left"/>
+            </w:pPr>
+          </w:p>
+        </w:tc>
+        <w:tc>
+          <w:tcPr>
+            <w:tcW w:type="dxa" w:w="1700"/>
+            <w:tcBorders>
+              <w:top w:val="single" w:color="808080" w:sz="4"/>
+              <w:left w:val="single" w:color="808080" w:sz="4"/>
+              <w:bottom w:val="single" w:color="808080" w:sz="4"/>
+              <w:right w:val="single" w:color="808080" w:sz="4"/>
+            </w:tcBorders>
+            <w:tcMar>
+              <w:top w:type="dxa" w:w="50"/>
+              <w:left w:type="dxa" w:w="90"/>
+              <w:bottom w:type="dxa" w:w="50"/>
+              <w:right w:type="dxa" w:w="90"/>
+            </w:tcMar>
+            <w:vAlign w:val="top"/>
+          </w:tcPr>
+          <w:p>
+            <w:pPr>
+              <w:spacing w:after="20"/>
+              <w:jc w:val="left"/>
+            </w:pPr>
+          </w:p>
+        </w:tc>
+        <w:tc>
+          <w:tcPr>
+            <w:tcW w:type="dxa" w:w="1250"/>
+            <w:tcBorders>
+              <w:top w:val="single" w:color="808080" w:sz="4"/>
+              <w:left w:val="single" w:color="808080" w:sz="4"/>
+              <w:bottom w:val="single" w:color="808080" w:sz="4"/>
+              <w:right w:val="single" w:color="808080" w:sz="4"/>
+            </w:tcBorders>
+            <w:tcMar>
+              <w:top w:type="dxa" w:w="50"/>
+              <w:left w:type="dxa" w:w="90"/>
+              <w:bottom w:type="dxa" w:w="50"/>
+              <w:right w:type="dxa" w:w="90"/>
+            </w:tcMar>
+            <w:vAlign w:val="top"/>
+          </w:tcPr>
+          <w:p>
+            <w:pPr>
+              <w:spacing w:after="20"/>
+              <w:jc w:val="left"/>
+            </w:pPr>
+          </w:p>
+        </w:tc>
+        <w:tc>
+          <w:tcPr>
+            <w:tcW w:type="dxa" w:w="1250"/>
+            <w:tcBorders>
+              <w:top w:val="single" w:color="808080" w:sz="4"/>
+              <w:left w:val="single" w:color="808080" w:sz="4"/>
+              <w:bottom w:val="single" w:color="808080" w:sz="4"/>
+              <w:right w:val="single" w:color="808080" w:sz="4"/>
+            </w:tcBorders>
+            <w:tcMar>
+              <w:top w:type="dxa" w:w="50"/>
+              <w:left w:type="dxa" w:w="90"/>
+              <w:bottom w:type="dxa" w:w="50"/>
+              <w:right w:type="dxa" w:w="90"/>
+            </w:tcMar>
+            <w:vAlign w:val="top"/>
+          </w:tcPr>
+          <w:p>
+            <w:pPr>
+              <w:spacing w:after="20"/>
+              <w:jc w:val="left"/>
+            </w:pPr>
+          </w:p>
+        </w:tc>
+        <w:tc>
+          <w:tcPr>
+            <w:tcW w:type="dxa" w:w="1700"/>
+            <w:tcBorders>
+              <w:top w:val="single" w:color="808080" w:sz="4"/>
+              <w:left w:val="single" w:color="808080" w:sz="4"/>
+              <w:bottom w:val="single" w:color="808080" w:sz="4"/>
+              <w:right w:val="single" w:color="808080" w:sz="4"/>
+            </w:tcBorders>
+            <w:tcMar>
+              <w:top w:type="dxa" w:w="50"/>
+              <w:left w:type="dxa" w:w="90"/>
+              <w:bottom w:type="dxa" w:w="50"/>
+              <w:right w:type="dxa" w:w="90"/>
+            </w:tcMar>
+            <w:vAlign w:val="top"/>
+          </w:tcPr>
+          <w:p>
+            <w:pPr>
+              <w:spacing w:after="20"/>
+              <w:jc w:val="left"/>
+            </w:pPr>
+          </w:p>
+        </w:tc>
+        <w:tc>
+          <w:tcPr>
+            <w:tcW w:type="dxa" w:w="1900"/>
+            <w:tcBorders>
+              <w:top w:val="single" w:color="808080" w:sz="4"/>
+              <w:left w:val="single" w:color="808080" w:sz="4"/>
+              <w:bottom w:val="single" w:color="808080" w:sz="4"/>
+              <w:right w:val="single" w:color="808080" w:sz="4"/>
+            </w:tcBorders>
+            <w:tcMar>
+              <w:top w:type="dxa" w:w="50"/>
+              <w:left w:type="dxa" w:w="90"/>
+              <w:bottom w:type="dxa" w:w="50"/>
+              <w:right w:type="dxa" w:w="90"/>
+            </w:tcMar>
+            <w:vAlign w:val="top"/>
+          </w:tcPr>
+          <w:p>
+            <w:pPr>
+              <w:spacing w:after="20"/>
+              <w:jc w:val="left"/>
+            </w:pPr>
+          </w:p>
+        </w:tc>
+        <w:tc>
+          <w:tcPr>
+            <w:tcW w:type="dxa" w:w="2536"/>
             <w:tcBorders>
               <w:top w:val="single" w:color="808080" w:sz="4"/>
               <w:left w:val="single" w:color="808080" w:sz="4"/>
@@ -5473,223 +4797,7 @@
         </w:tc>
         <w:tc>
           <w:tcPr>
-            <w:tcW w:type="dxa" w:w="1450"/>
-            <w:tcBorders>
-              <w:top w:val="single" w:color="808080" w:sz="4"/>
-              <w:left w:val="single" w:color="808080" w:sz="4"/>
-              <w:bottom w:val="single" w:color="808080" w:sz="4"/>
-              <w:right w:val="single" w:color="808080" w:sz="4"/>
-            </w:tcBorders>
-            <w:tcMar>
-              <w:top w:type="dxa" w:w="50"/>
-              <w:left w:type="dxa" w:w="90"/>
-              <w:bottom w:type="dxa" w:w="50"/>
-              <w:right w:type="dxa" w:w="90"/>
-            </w:tcMar>
-            <w:vAlign w:val="top"/>
-          </w:tcPr>
-          <w:p>
-            <w:pPr>
-              <w:spacing w:after="20"/>
-              <w:jc w:val="left"/>
-            </w:pPr>
-          </w:p>
-        </w:tc>
-        <w:tc>
-          <w:tcPr>
-            <w:tcW w:type="dxa" w:w="1000"/>
-            <w:tcBorders>
-              <w:top w:val="single" w:color="808080" w:sz="4"/>
-              <w:left w:val="single" w:color="808080" w:sz="4"/>
-              <w:bottom w:val="single" w:color="808080" w:sz="4"/>
-              <w:right w:val="single" w:color="808080" w:sz="4"/>
-            </w:tcBorders>
-            <w:tcMar>
-              <w:top w:type="dxa" w:w="50"/>
-              <w:left w:type="dxa" w:w="90"/>
-              <w:bottom w:type="dxa" w:w="50"/>
-              <w:right w:type="dxa" w:w="90"/>
-            </w:tcMar>
-            <w:vAlign w:val="top"/>
-          </w:tcPr>
-          <w:p>
-            <w:pPr>
-              <w:spacing w:after="20"/>
-              <w:jc w:val="left"/>
-            </w:pPr>
-          </w:p>
-        </w:tc>
-        <w:tc>
-          <w:tcPr>
-            <w:tcW w:type="dxa" w:w="1100"/>
-            <w:tcBorders>
-              <w:top w:val="single" w:color="808080" w:sz="4"/>
-              <w:left w:val="single" w:color="808080" w:sz="4"/>
-              <w:bottom w:val="single" w:color="808080" w:sz="4"/>
-              <w:right w:val="single" w:color="808080" w:sz="4"/>
-            </w:tcBorders>
-            <w:tcMar>
-              <w:top w:type="dxa" w:w="50"/>
-              <w:left w:type="dxa" w:w="90"/>
-              <w:bottom w:type="dxa" w:w="50"/>
-              <w:right w:type="dxa" w:w="90"/>
-            </w:tcMar>
-            <w:vAlign w:val="top"/>
-          </w:tcPr>
-          <w:p>
-            <w:pPr>
-              <w:spacing w:after="20"/>
-              <w:jc w:val="left"/>
-            </w:pPr>
-          </w:p>
-        </w:tc>
-        <w:tc>
-          <w:tcPr>
-            <w:tcW w:type="dxa" w:w="1500"/>
-            <w:tcBorders>
-              <w:top w:val="single" w:color="808080" w:sz="4"/>
-              <w:left w:val="single" w:color="808080" w:sz="4"/>
-              <w:bottom w:val="single" w:color="808080" w:sz="4"/>
-              <w:right w:val="single" w:color="808080" w:sz="4"/>
-            </w:tcBorders>
-            <w:tcMar>
-              <w:top w:type="dxa" w:w="50"/>
-              <w:left w:type="dxa" w:w="90"/>
-              <w:bottom w:type="dxa" w:w="50"/>
-              <w:right w:type="dxa" w:w="90"/>
-            </w:tcMar>
-            <w:vAlign w:val="top"/>
-          </w:tcPr>
-          <w:p>
-            <w:pPr>
-              <w:spacing w:after="20"/>
-              <w:jc w:val="left"/>
-            </w:pPr>
-          </w:p>
-        </w:tc>
-        <w:tc>
-          <w:tcPr>
-            <w:tcW w:type="dxa" w:w="1500"/>
-            <w:tcBorders>
-              <w:top w:val="single" w:color="808080" w:sz="4"/>
-              <w:left w:val="single" w:color="808080" w:sz="4"/>
-              <w:bottom w:val="single" w:color="808080" w:sz="4"/>
-              <w:right w:val="single" w:color="808080" w:sz="4"/>
-            </w:tcBorders>
-            <w:tcMar>
-              <w:top w:type="dxa" w:w="50"/>
-              <w:left w:type="dxa" w:w="90"/>
-              <w:bottom w:type="dxa" w:w="50"/>
-              <w:right w:type="dxa" w:w="90"/>
-            </w:tcMar>
-            <w:vAlign w:val="top"/>
-          </w:tcPr>
-          <w:p>
-            <w:pPr>
-              <w:spacing w:after="20"/>
-              <w:jc w:val="left"/>
-            </w:pPr>
-          </w:p>
-        </w:tc>
-        <w:tc>
-          <w:tcPr>
             <w:tcW w:type="dxa" w:w="900"/>
-            <w:tcBorders>
-              <w:top w:val="single" w:color="808080" w:sz="4"/>
-              <w:left w:val="single" w:color="808080" w:sz="4"/>
-              <w:bottom w:val="single" w:color="808080" w:sz="4"/>
-              <w:right w:val="single" w:color="808080" w:sz="4"/>
-            </w:tcBorders>
-            <w:tcMar>
-              <w:top w:type="dxa" w:w="50"/>
-              <w:left w:type="dxa" w:w="90"/>
-              <w:bottom w:type="dxa" w:w="50"/>
-              <w:right w:type="dxa" w:w="90"/>
-            </w:tcMar>
-            <w:vAlign w:val="top"/>
-          </w:tcPr>
-          <w:p>
-            <w:pPr>
-              <w:spacing w:after="20"/>
-              <w:jc w:val="left"/>
-            </w:pPr>
-          </w:p>
-        </w:tc>
-        <w:tc>
-          <w:tcPr>
-            <w:tcW w:type="dxa" w:w="900"/>
-            <w:tcBorders>
-              <w:top w:val="single" w:color="808080" w:sz="4"/>
-              <w:left w:val="single" w:color="808080" w:sz="4"/>
-              <w:bottom w:val="single" w:color="808080" w:sz="4"/>
-              <w:right w:val="single" w:color="808080" w:sz="4"/>
-            </w:tcBorders>
-            <w:tcMar>
-              <w:top w:type="dxa" w:w="50"/>
-              <w:left w:type="dxa" w:w="90"/>
-              <w:bottom w:type="dxa" w:w="50"/>
-              <w:right w:type="dxa" w:w="90"/>
-            </w:tcMar>
-            <w:vAlign w:val="top"/>
-          </w:tcPr>
-          <w:p>
-            <w:pPr>
-              <w:spacing w:after="20"/>
-              <w:jc w:val="left"/>
-            </w:pPr>
-          </w:p>
-        </w:tc>
-        <w:tc>
-          <w:tcPr>
-            <w:tcW w:type="dxa" w:w="1150"/>
-            <w:tcBorders>
-              <w:top w:val="single" w:color="808080" w:sz="4"/>
-              <w:left w:val="single" w:color="808080" w:sz="4"/>
-              <w:bottom w:val="single" w:color="808080" w:sz="4"/>
-              <w:right w:val="single" w:color="808080" w:sz="4"/>
-            </w:tcBorders>
-            <w:tcMar>
-              <w:top w:type="dxa" w:w="50"/>
-              <w:left w:type="dxa" w:w="90"/>
-              <w:bottom w:type="dxa" w:w="50"/>
-              <w:right w:type="dxa" w:w="90"/>
-            </w:tcMar>
-            <w:vAlign w:val="top"/>
-          </w:tcPr>
-          <w:p>
-            <w:pPr>
-              <w:spacing w:after="20"/>
-              <w:jc w:val="left"/>
-            </w:pPr>
-          </w:p>
-        </w:tc>
-        <w:tc>
-          <w:tcPr>
-            <w:tcW w:type="dxa" w:w="900"/>
-            <w:tcBorders>
-              <w:top w:val="single" w:color="808080" w:sz="4"/>
-              <w:left w:val="single" w:color="808080" w:sz="4"/>
-              <w:bottom w:val="single" w:color="808080" w:sz="4"/>
-              <w:right w:val="single" w:color="808080" w:sz="4"/>
-            </w:tcBorders>
-            <w:tcMar>
-              <w:top w:type="dxa" w:w="50"/>
-              <w:left w:type="dxa" w:w="90"/>
-              <w:bottom w:type="dxa" w:w="50"/>
-              <w:right w:type="dxa" w:w="90"/>
-            </w:tcMar>
-            <w:vAlign w:val="top"/>
-          </w:tcPr>
-          <w:p>
-            <w:pPr>
-              <w:spacing w:after="20"/>
-              <w:jc w:val="left"/>
-            </w:pPr>
-          </w:p>
-        </w:tc>
-        <w:tc>
-          <w:tcPr>
-            <w:tcW w:type="dxa" w:w="836"/>
             <w:tcBorders>
               <w:top w:val="single" w:color="808080" w:sz="4"/>
               <w:left w:val="single" w:color="808080" w:sz="4"/>
@@ -5720,55 +4828,175 @@
         </w:trPr>
         <w:tc>
           <w:tcPr>
-            <w:tcW w:type="dxa" w:w="450"/>
-            <w:tcBorders>
-              <w:top w:val="single" w:color="808080" w:sz="4"/>
-              <w:left w:val="single" w:color="808080" w:sz="4"/>
-              <w:bottom w:val="single" w:color="808080" w:sz="4"/>
-              <w:right w:val="single" w:color="808080" w:sz="4"/>
-            </w:tcBorders>
-            <w:tcMar>
-              <w:top w:type="dxa" w:w="50"/>
-              <w:left w:type="dxa" w:w="90"/>
-              <w:bottom w:type="dxa" w:w="50"/>
-              <w:right w:type="dxa" w:w="90"/>
-            </w:tcMar>
-            <w:vAlign w:val="top"/>
-          </w:tcPr>
-          <w:p>
-            <w:pPr>
-              <w:spacing w:after="20"/>
-              <w:jc w:val="left"/>
-            </w:pPr>
-          </w:p>
-        </w:tc>
-        <w:tc>
-          <w:tcPr>
-            <w:tcW w:type="dxa" w:w="950"/>
-            <w:tcBorders>
-              <w:top w:val="single" w:color="808080" w:sz="4"/>
-              <w:left w:val="single" w:color="808080" w:sz="4"/>
-              <w:bottom w:val="single" w:color="808080" w:sz="4"/>
-              <w:right w:val="single" w:color="808080" w:sz="4"/>
-            </w:tcBorders>
-            <w:tcMar>
-              <w:top w:type="dxa" w:w="50"/>
-              <w:left w:type="dxa" w:w="90"/>
-              <w:bottom w:type="dxa" w:w="50"/>
-              <w:right w:type="dxa" w:w="90"/>
-            </w:tcMar>
-            <w:vAlign w:val="top"/>
-          </w:tcPr>
-          <w:p>
-            <w:pPr>
-              <w:spacing w:after="20"/>
-              <w:jc w:val="left"/>
-            </w:pPr>
-          </w:p>
-        </w:tc>
-        <w:tc>
-          <w:tcPr>
-            <w:tcW w:type="dxa" w:w="1600"/>
+            <w:tcW w:type="dxa" w:w="1100"/>
+            <w:tcBorders>
+              <w:top w:val="single" w:color="808080" w:sz="4"/>
+              <w:left w:val="single" w:color="808080" w:sz="4"/>
+              <w:bottom w:val="single" w:color="808080" w:sz="4"/>
+              <w:right w:val="single" w:color="808080" w:sz="4"/>
+            </w:tcBorders>
+            <w:tcMar>
+              <w:top w:type="dxa" w:w="50"/>
+              <w:left w:type="dxa" w:w="90"/>
+              <w:bottom w:type="dxa" w:w="50"/>
+              <w:right w:type="dxa" w:w="90"/>
+            </w:tcMar>
+            <w:vAlign w:val="top"/>
+          </w:tcPr>
+          <w:p>
+            <w:pPr>
+              <w:spacing w:after="20"/>
+              <w:jc w:val="left"/>
+            </w:pPr>
+          </w:p>
+        </w:tc>
+        <w:tc>
+          <w:tcPr>
+            <w:tcW w:type="dxa" w:w="1900"/>
+            <w:tcBorders>
+              <w:top w:val="single" w:color="808080" w:sz="4"/>
+              <w:left w:val="single" w:color="808080" w:sz="4"/>
+              <w:bottom w:val="single" w:color="808080" w:sz="4"/>
+              <w:right w:val="single" w:color="808080" w:sz="4"/>
+            </w:tcBorders>
+            <w:tcMar>
+              <w:top w:type="dxa" w:w="50"/>
+              <w:left w:type="dxa" w:w="90"/>
+              <w:bottom w:type="dxa" w:w="50"/>
+              <w:right w:type="dxa" w:w="90"/>
+            </w:tcMar>
+            <w:vAlign w:val="top"/>
+          </w:tcPr>
+          <w:p>
+            <w:pPr>
+              <w:spacing w:after="20"/>
+              <w:jc w:val="left"/>
+            </w:pPr>
+          </w:p>
+        </w:tc>
+        <w:tc>
+          <w:tcPr>
+            <w:tcW w:type="dxa" w:w="1700"/>
+            <w:tcBorders>
+              <w:top w:val="single" w:color="808080" w:sz="4"/>
+              <w:left w:val="single" w:color="808080" w:sz="4"/>
+              <w:bottom w:val="single" w:color="808080" w:sz="4"/>
+              <w:right w:val="single" w:color="808080" w:sz="4"/>
+            </w:tcBorders>
+            <w:tcMar>
+              <w:top w:type="dxa" w:w="50"/>
+              <w:left w:type="dxa" w:w="90"/>
+              <w:bottom w:type="dxa" w:w="50"/>
+              <w:right w:type="dxa" w:w="90"/>
+            </w:tcMar>
+            <w:vAlign w:val="top"/>
+          </w:tcPr>
+          <w:p>
+            <w:pPr>
+              <w:spacing w:after="20"/>
+              <w:jc w:val="left"/>
+            </w:pPr>
+          </w:p>
+        </w:tc>
+        <w:tc>
+          <w:tcPr>
+            <w:tcW w:type="dxa" w:w="1250"/>
+            <w:tcBorders>
+              <w:top w:val="single" w:color="808080" w:sz="4"/>
+              <w:left w:val="single" w:color="808080" w:sz="4"/>
+              <w:bottom w:val="single" w:color="808080" w:sz="4"/>
+              <w:right w:val="single" w:color="808080" w:sz="4"/>
+            </w:tcBorders>
+            <w:tcMar>
+              <w:top w:type="dxa" w:w="50"/>
+              <w:left w:type="dxa" w:w="90"/>
+              <w:bottom w:type="dxa" w:w="50"/>
+              <w:right w:type="dxa" w:w="90"/>
+            </w:tcMar>
+            <w:vAlign w:val="top"/>
+          </w:tcPr>
+          <w:p>
+            <w:pPr>
+              <w:spacing w:after="20"/>
+              <w:jc w:val="left"/>
+            </w:pPr>
+          </w:p>
+        </w:tc>
+        <w:tc>
+          <w:tcPr>
+            <w:tcW w:type="dxa" w:w="1250"/>
+            <w:tcBorders>
+              <w:top w:val="single" w:color="808080" w:sz="4"/>
+              <w:left w:val="single" w:color="808080" w:sz="4"/>
+              <w:bottom w:val="single" w:color="808080" w:sz="4"/>
+              <w:right w:val="single" w:color="808080" w:sz="4"/>
+            </w:tcBorders>
+            <w:tcMar>
+              <w:top w:type="dxa" w:w="50"/>
+              <w:left w:type="dxa" w:w="90"/>
+              <w:bottom w:type="dxa" w:w="50"/>
+              <w:right w:type="dxa" w:w="90"/>
+            </w:tcMar>
+            <w:vAlign w:val="top"/>
+          </w:tcPr>
+          <w:p>
+            <w:pPr>
+              <w:spacing w:after="20"/>
+              <w:jc w:val="left"/>
+            </w:pPr>
+          </w:p>
+        </w:tc>
+        <w:tc>
+          <w:tcPr>
+            <w:tcW w:type="dxa" w:w="1700"/>
+            <w:tcBorders>
+              <w:top w:val="single" w:color="808080" w:sz="4"/>
+              <w:left w:val="single" w:color="808080" w:sz="4"/>
+              <w:bottom w:val="single" w:color="808080" w:sz="4"/>
+              <w:right w:val="single" w:color="808080" w:sz="4"/>
+            </w:tcBorders>
+            <w:tcMar>
+              <w:top w:type="dxa" w:w="50"/>
+              <w:left w:type="dxa" w:w="90"/>
+              <w:bottom w:type="dxa" w:w="50"/>
+              <w:right w:type="dxa" w:w="90"/>
+            </w:tcMar>
+            <w:vAlign w:val="top"/>
+          </w:tcPr>
+          <w:p>
+            <w:pPr>
+              <w:spacing w:after="20"/>
+              <w:jc w:val="left"/>
+            </w:pPr>
+          </w:p>
+        </w:tc>
+        <w:tc>
+          <w:tcPr>
+            <w:tcW w:type="dxa" w:w="1900"/>
+            <w:tcBorders>
+              <w:top w:val="single" w:color="808080" w:sz="4"/>
+              <w:left w:val="single" w:color="808080" w:sz="4"/>
+              <w:bottom w:val="single" w:color="808080" w:sz="4"/>
+              <w:right w:val="single" w:color="808080" w:sz="4"/>
+            </w:tcBorders>
+            <w:tcMar>
+              <w:top w:type="dxa" w:w="50"/>
+              <w:left w:type="dxa" w:w="90"/>
+              <w:bottom w:type="dxa" w:w="50"/>
+              <w:right w:type="dxa" w:w="90"/>
+            </w:tcMar>
+            <w:vAlign w:val="top"/>
+          </w:tcPr>
+          <w:p>
+            <w:pPr>
+              <w:spacing w:after="20"/>
+              <w:jc w:val="left"/>
+            </w:pPr>
+          </w:p>
+        </w:tc>
+        <w:tc>
+          <w:tcPr>
+            <w:tcW w:type="dxa" w:w="2536"/>
             <w:tcBorders>
               <w:top w:val="single" w:color="808080" w:sz="4"/>
               <w:left w:val="single" w:color="808080" w:sz="4"/>
@@ -5816,223 +5044,7 @@
         </w:tc>
         <w:tc>
           <w:tcPr>
-            <w:tcW w:type="dxa" w:w="1450"/>
-            <w:tcBorders>
-              <w:top w:val="single" w:color="808080" w:sz="4"/>
-              <w:left w:val="single" w:color="808080" w:sz="4"/>
-              <w:bottom w:val="single" w:color="808080" w:sz="4"/>
-              <w:right w:val="single" w:color="808080" w:sz="4"/>
-            </w:tcBorders>
-            <w:tcMar>
-              <w:top w:type="dxa" w:w="50"/>
-              <w:left w:type="dxa" w:w="90"/>
-              <w:bottom w:type="dxa" w:w="50"/>
-              <w:right w:type="dxa" w:w="90"/>
-            </w:tcMar>
-            <w:vAlign w:val="top"/>
-          </w:tcPr>
-          <w:p>
-            <w:pPr>
-              <w:spacing w:after="20"/>
-              <w:jc w:val="left"/>
-            </w:pPr>
-          </w:p>
-        </w:tc>
-        <w:tc>
-          <w:tcPr>
-            <w:tcW w:type="dxa" w:w="1000"/>
-            <w:tcBorders>
-              <w:top w:val="single" w:color="808080" w:sz="4"/>
-              <w:left w:val="single" w:color="808080" w:sz="4"/>
-              <w:bottom w:val="single" w:color="808080" w:sz="4"/>
-              <w:right w:val="single" w:color="808080" w:sz="4"/>
-            </w:tcBorders>
-            <w:tcMar>
-              <w:top w:type="dxa" w:w="50"/>
-              <w:left w:type="dxa" w:w="90"/>
-              <w:bottom w:type="dxa" w:w="50"/>
-              <w:right w:type="dxa" w:w="90"/>
-            </w:tcMar>
-            <w:vAlign w:val="top"/>
-          </w:tcPr>
-          <w:p>
-            <w:pPr>
-              <w:spacing w:after="20"/>
-              <w:jc w:val="left"/>
-            </w:pPr>
-          </w:p>
-        </w:tc>
-        <w:tc>
-          <w:tcPr>
-            <w:tcW w:type="dxa" w:w="1100"/>
-            <w:tcBorders>
-              <w:top w:val="single" w:color="808080" w:sz="4"/>
-              <w:left w:val="single" w:color="808080" w:sz="4"/>
-              <w:bottom w:val="single" w:color="808080" w:sz="4"/>
-              <w:right w:val="single" w:color="808080" w:sz="4"/>
-            </w:tcBorders>
-            <w:tcMar>
-              <w:top w:type="dxa" w:w="50"/>
-              <w:left w:type="dxa" w:w="90"/>
-              <w:bottom w:type="dxa" w:w="50"/>
-              <w:right w:type="dxa" w:w="90"/>
-            </w:tcMar>
-            <w:vAlign w:val="top"/>
-          </w:tcPr>
-          <w:p>
-            <w:pPr>
-              <w:spacing w:after="20"/>
-              <w:jc w:val="left"/>
-            </w:pPr>
-          </w:p>
-        </w:tc>
-        <w:tc>
-          <w:tcPr>
-            <w:tcW w:type="dxa" w:w="1500"/>
-            <w:tcBorders>
-              <w:top w:val="single" w:color="808080" w:sz="4"/>
-              <w:left w:val="single" w:color="808080" w:sz="4"/>
-              <w:bottom w:val="single" w:color="808080" w:sz="4"/>
-              <w:right w:val="single" w:color="808080" w:sz="4"/>
-            </w:tcBorders>
-            <w:tcMar>
-              <w:top w:type="dxa" w:w="50"/>
-              <w:left w:type="dxa" w:w="90"/>
-              <w:bottom w:type="dxa" w:w="50"/>
-              <w:right w:type="dxa" w:w="90"/>
-            </w:tcMar>
-            <w:vAlign w:val="top"/>
-          </w:tcPr>
-          <w:p>
-            <w:pPr>
-              <w:spacing w:after="20"/>
-              <w:jc w:val="left"/>
-            </w:pPr>
-          </w:p>
-        </w:tc>
-        <w:tc>
-          <w:tcPr>
-            <w:tcW w:type="dxa" w:w="1500"/>
-            <w:tcBorders>
-              <w:top w:val="single" w:color="808080" w:sz="4"/>
-              <w:left w:val="single" w:color="808080" w:sz="4"/>
-              <w:bottom w:val="single" w:color="808080" w:sz="4"/>
-              <w:right w:val="single" w:color="808080" w:sz="4"/>
-            </w:tcBorders>
-            <w:tcMar>
-              <w:top w:type="dxa" w:w="50"/>
-              <w:left w:type="dxa" w:w="90"/>
-              <w:bottom w:type="dxa" w:w="50"/>
-              <w:right w:type="dxa" w:w="90"/>
-            </w:tcMar>
-            <w:vAlign w:val="top"/>
-          </w:tcPr>
-          <w:p>
-            <w:pPr>
-              <w:spacing w:after="20"/>
-              <w:jc w:val="left"/>
-            </w:pPr>
-          </w:p>
-        </w:tc>
-        <w:tc>
-          <w:tcPr>
             <w:tcW w:type="dxa" w:w="900"/>
-            <w:tcBorders>
-              <w:top w:val="single" w:color="808080" w:sz="4"/>
-              <w:left w:val="single" w:color="808080" w:sz="4"/>
-              <w:bottom w:val="single" w:color="808080" w:sz="4"/>
-              <w:right w:val="single" w:color="808080" w:sz="4"/>
-            </w:tcBorders>
-            <w:tcMar>
-              <w:top w:type="dxa" w:w="50"/>
-              <w:left w:type="dxa" w:w="90"/>
-              <w:bottom w:type="dxa" w:w="50"/>
-              <w:right w:type="dxa" w:w="90"/>
-            </w:tcMar>
-            <w:vAlign w:val="top"/>
-          </w:tcPr>
-          <w:p>
-            <w:pPr>
-              <w:spacing w:after="20"/>
-              <w:jc w:val="left"/>
-            </w:pPr>
-          </w:p>
-        </w:tc>
-        <w:tc>
-          <w:tcPr>
-            <w:tcW w:type="dxa" w:w="900"/>
-            <w:tcBorders>
-              <w:top w:val="single" w:color="808080" w:sz="4"/>
-              <w:left w:val="single" w:color="808080" w:sz="4"/>
-              <w:bottom w:val="single" w:color="808080" w:sz="4"/>
-              <w:right w:val="single" w:color="808080" w:sz="4"/>
-            </w:tcBorders>
-            <w:tcMar>
-              <w:top w:type="dxa" w:w="50"/>
-              <w:left w:type="dxa" w:w="90"/>
-              <w:bottom w:type="dxa" w:w="50"/>
-              <w:right w:type="dxa" w:w="90"/>
-            </w:tcMar>
-            <w:vAlign w:val="top"/>
-          </w:tcPr>
-          <w:p>
-            <w:pPr>
-              <w:spacing w:after="20"/>
-              <w:jc w:val="left"/>
-            </w:pPr>
-          </w:p>
-        </w:tc>
-        <w:tc>
-          <w:tcPr>
-            <w:tcW w:type="dxa" w:w="1150"/>
-            <w:tcBorders>
-              <w:top w:val="single" w:color="808080" w:sz="4"/>
-              <w:left w:val="single" w:color="808080" w:sz="4"/>
-              <w:bottom w:val="single" w:color="808080" w:sz="4"/>
-              <w:right w:val="single" w:color="808080" w:sz="4"/>
-            </w:tcBorders>
-            <w:tcMar>
-              <w:top w:type="dxa" w:w="50"/>
-              <w:left w:type="dxa" w:w="90"/>
-              <w:bottom w:type="dxa" w:w="50"/>
-              <w:right w:type="dxa" w:w="90"/>
-            </w:tcMar>
-            <w:vAlign w:val="top"/>
-          </w:tcPr>
-          <w:p>
-            <w:pPr>
-              <w:spacing w:after="20"/>
-              <w:jc w:val="left"/>
-            </w:pPr>
-          </w:p>
-        </w:tc>
-        <w:tc>
-          <w:tcPr>
-            <w:tcW w:type="dxa" w:w="900"/>
-            <w:tcBorders>
-              <w:top w:val="single" w:color="808080" w:sz="4"/>
-              <w:left w:val="single" w:color="808080" w:sz="4"/>
-              <w:bottom w:val="single" w:color="808080" w:sz="4"/>
-              <w:right w:val="single" w:color="808080" w:sz="4"/>
-            </w:tcBorders>
-            <w:tcMar>
-              <w:top w:type="dxa" w:w="50"/>
-              <w:left w:type="dxa" w:w="90"/>
-              <w:bottom w:type="dxa" w:w="50"/>
-              <w:right w:type="dxa" w:w="90"/>
-            </w:tcMar>
-            <w:vAlign w:val="top"/>
-          </w:tcPr>
-          <w:p>
-            <w:pPr>
-              <w:spacing w:after="20"/>
-              <w:jc w:val="left"/>
-            </w:pPr>
-          </w:p>
-        </w:tc>
-        <w:tc>
-          <w:tcPr>
-            <w:tcW w:type="dxa" w:w="836"/>
             <w:tcBorders>
               <w:top w:val="single" w:color="808080" w:sz="4"/>
               <w:left w:val="single" w:color="808080" w:sz="4"/>
@@ -6063,55 +5075,175 @@
         </w:trPr>
         <w:tc>
           <w:tcPr>
-            <w:tcW w:type="dxa" w:w="450"/>
-            <w:tcBorders>
-              <w:top w:val="single" w:color="808080" w:sz="4"/>
-              <w:left w:val="single" w:color="808080" w:sz="4"/>
-              <w:bottom w:val="single" w:color="808080" w:sz="4"/>
-              <w:right w:val="single" w:color="808080" w:sz="4"/>
-            </w:tcBorders>
-            <w:tcMar>
-              <w:top w:type="dxa" w:w="50"/>
-              <w:left w:type="dxa" w:w="90"/>
-              <w:bottom w:type="dxa" w:w="50"/>
-              <w:right w:type="dxa" w:w="90"/>
-            </w:tcMar>
-            <w:vAlign w:val="top"/>
-          </w:tcPr>
-          <w:p>
-            <w:pPr>
-              <w:spacing w:after="20"/>
-              <w:jc w:val="left"/>
-            </w:pPr>
-          </w:p>
-        </w:tc>
-        <w:tc>
-          <w:tcPr>
-            <w:tcW w:type="dxa" w:w="950"/>
-            <w:tcBorders>
-              <w:top w:val="single" w:color="808080" w:sz="4"/>
-              <w:left w:val="single" w:color="808080" w:sz="4"/>
-              <w:bottom w:val="single" w:color="808080" w:sz="4"/>
-              <w:right w:val="single" w:color="808080" w:sz="4"/>
-            </w:tcBorders>
-            <w:tcMar>
-              <w:top w:type="dxa" w:w="50"/>
-              <w:left w:type="dxa" w:w="90"/>
-              <w:bottom w:type="dxa" w:w="50"/>
-              <w:right w:type="dxa" w:w="90"/>
-            </w:tcMar>
-            <w:vAlign w:val="top"/>
-          </w:tcPr>
-          <w:p>
-            <w:pPr>
-              <w:spacing w:after="20"/>
-              <w:jc w:val="left"/>
-            </w:pPr>
-          </w:p>
-        </w:tc>
-        <w:tc>
-          <w:tcPr>
-            <w:tcW w:type="dxa" w:w="1600"/>
+            <w:tcW w:type="dxa" w:w="1100"/>
+            <w:tcBorders>
+              <w:top w:val="single" w:color="808080" w:sz="4"/>
+              <w:left w:val="single" w:color="808080" w:sz="4"/>
+              <w:bottom w:val="single" w:color="808080" w:sz="4"/>
+              <w:right w:val="single" w:color="808080" w:sz="4"/>
+            </w:tcBorders>
+            <w:tcMar>
+              <w:top w:type="dxa" w:w="50"/>
+              <w:left w:type="dxa" w:w="90"/>
+              <w:bottom w:type="dxa" w:w="50"/>
+              <w:right w:type="dxa" w:w="90"/>
+            </w:tcMar>
+            <w:vAlign w:val="top"/>
+          </w:tcPr>
+          <w:p>
+            <w:pPr>
+              <w:spacing w:after="20"/>
+              <w:jc w:val="left"/>
+            </w:pPr>
+          </w:p>
+        </w:tc>
+        <w:tc>
+          <w:tcPr>
+            <w:tcW w:type="dxa" w:w="1900"/>
+            <w:tcBorders>
+              <w:top w:val="single" w:color="808080" w:sz="4"/>
+              <w:left w:val="single" w:color="808080" w:sz="4"/>
+              <w:bottom w:val="single" w:color="808080" w:sz="4"/>
+              <w:right w:val="single" w:color="808080" w:sz="4"/>
+            </w:tcBorders>
+            <w:tcMar>
+              <w:top w:type="dxa" w:w="50"/>
+              <w:left w:type="dxa" w:w="90"/>
+              <w:bottom w:type="dxa" w:w="50"/>
+              <w:right w:type="dxa" w:w="90"/>
+            </w:tcMar>
+            <w:vAlign w:val="top"/>
+          </w:tcPr>
+          <w:p>
+            <w:pPr>
+              <w:spacing w:after="20"/>
+              <w:jc w:val="left"/>
+            </w:pPr>
+          </w:p>
+        </w:tc>
+        <w:tc>
+          <w:tcPr>
+            <w:tcW w:type="dxa" w:w="1700"/>
+            <w:tcBorders>
+              <w:top w:val="single" w:color="808080" w:sz="4"/>
+              <w:left w:val="single" w:color="808080" w:sz="4"/>
+              <w:bottom w:val="single" w:color="808080" w:sz="4"/>
+              <w:right w:val="single" w:color="808080" w:sz="4"/>
+            </w:tcBorders>
+            <w:tcMar>
+              <w:top w:type="dxa" w:w="50"/>
+              <w:left w:type="dxa" w:w="90"/>
+              <w:bottom w:type="dxa" w:w="50"/>
+              <w:right w:type="dxa" w:w="90"/>
+            </w:tcMar>
+            <w:vAlign w:val="top"/>
+          </w:tcPr>
+          <w:p>
+            <w:pPr>
+              <w:spacing w:after="20"/>
+              <w:jc w:val="left"/>
+            </w:pPr>
+          </w:p>
+        </w:tc>
+        <w:tc>
+          <w:tcPr>
+            <w:tcW w:type="dxa" w:w="1250"/>
+            <w:tcBorders>
+              <w:top w:val="single" w:color="808080" w:sz="4"/>
+              <w:left w:val="single" w:color="808080" w:sz="4"/>
+              <w:bottom w:val="single" w:color="808080" w:sz="4"/>
+              <w:right w:val="single" w:color="808080" w:sz="4"/>
+            </w:tcBorders>
+            <w:tcMar>
+              <w:top w:type="dxa" w:w="50"/>
+              <w:left w:type="dxa" w:w="90"/>
+              <w:bottom w:type="dxa" w:w="50"/>
+              <w:right w:type="dxa" w:w="90"/>
+            </w:tcMar>
+            <w:vAlign w:val="top"/>
+          </w:tcPr>
+          <w:p>
+            <w:pPr>
+              <w:spacing w:after="20"/>
+              <w:jc w:val="left"/>
+            </w:pPr>
+          </w:p>
+        </w:tc>
+        <w:tc>
+          <w:tcPr>
+            <w:tcW w:type="dxa" w:w="1250"/>
+            <w:tcBorders>
+              <w:top w:val="single" w:color="808080" w:sz="4"/>
+              <w:left w:val="single" w:color="808080" w:sz="4"/>
+              <w:bottom w:val="single" w:color="808080" w:sz="4"/>
+              <w:right w:val="single" w:color="808080" w:sz="4"/>
+            </w:tcBorders>
+            <w:tcMar>
+              <w:top w:type="dxa" w:w="50"/>
+              <w:left w:type="dxa" w:w="90"/>
+              <w:bottom w:type="dxa" w:w="50"/>
+              <w:right w:type="dxa" w:w="90"/>
+            </w:tcMar>
+            <w:vAlign w:val="top"/>
+          </w:tcPr>
+          <w:p>
+            <w:pPr>
+              <w:spacing w:after="20"/>
+              <w:jc w:val="left"/>
+            </w:pPr>
+          </w:p>
+        </w:tc>
+        <w:tc>
+          <w:tcPr>
+            <w:tcW w:type="dxa" w:w="1700"/>
+            <w:tcBorders>
+              <w:top w:val="single" w:color="808080" w:sz="4"/>
+              <w:left w:val="single" w:color="808080" w:sz="4"/>
+              <w:bottom w:val="single" w:color="808080" w:sz="4"/>
+              <w:right w:val="single" w:color="808080" w:sz="4"/>
+            </w:tcBorders>
+            <w:tcMar>
+              <w:top w:type="dxa" w:w="50"/>
+              <w:left w:type="dxa" w:w="90"/>
+              <w:bottom w:type="dxa" w:w="50"/>
+              <w:right w:type="dxa" w:w="90"/>
+            </w:tcMar>
+            <w:vAlign w:val="top"/>
+          </w:tcPr>
+          <w:p>
+            <w:pPr>
+              <w:spacing w:after="20"/>
+              <w:jc w:val="left"/>
+            </w:pPr>
+          </w:p>
+        </w:tc>
+        <w:tc>
+          <w:tcPr>
+            <w:tcW w:type="dxa" w:w="1900"/>
+            <w:tcBorders>
+              <w:top w:val="single" w:color="808080" w:sz="4"/>
+              <w:left w:val="single" w:color="808080" w:sz="4"/>
+              <w:bottom w:val="single" w:color="808080" w:sz="4"/>
+              <w:right w:val="single" w:color="808080" w:sz="4"/>
+            </w:tcBorders>
+            <w:tcMar>
+              <w:top w:type="dxa" w:w="50"/>
+              <w:left w:type="dxa" w:w="90"/>
+              <w:bottom w:type="dxa" w:w="50"/>
+              <w:right w:type="dxa" w:w="90"/>
+            </w:tcMar>
+            <w:vAlign w:val="top"/>
+          </w:tcPr>
+          <w:p>
+            <w:pPr>
+              <w:spacing w:after="20"/>
+              <w:jc w:val="left"/>
+            </w:pPr>
+          </w:p>
+        </w:tc>
+        <w:tc>
+          <w:tcPr>
+            <w:tcW w:type="dxa" w:w="2536"/>
             <w:tcBorders>
               <w:top w:val="single" w:color="808080" w:sz="4"/>
               <w:left w:val="single" w:color="808080" w:sz="4"/>
@@ -6159,223 +5291,7 @@
         </w:tc>
         <w:tc>
           <w:tcPr>
-            <w:tcW w:type="dxa" w:w="1450"/>
-            <w:tcBorders>
-              <w:top w:val="single" w:color="808080" w:sz="4"/>
-              <w:left w:val="single" w:color="808080" w:sz="4"/>
-              <w:bottom w:val="single" w:color="808080" w:sz="4"/>
-              <w:right w:val="single" w:color="808080" w:sz="4"/>
-            </w:tcBorders>
-            <w:tcMar>
-              <w:top w:type="dxa" w:w="50"/>
-              <w:left w:type="dxa" w:w="90"/>
-              <w:bottom w:type="dxa" w:w="50"/>
-              <w:right w:type="dxa" w:w="90"/>
-            </w:tcMar>
-            <w:vAlign w:val="top"/>
-          </w:tcPr>
-          <w:p>
-            <w:pPr>
-              <w:spacing w:after="20"/>
-              <w:jc w:val="left"/>
-            </w:pPr>
-          </w:p>
-        </w:tc>
-        <w:tc>
-          <w:tcPr>
-            <w:tcW w:type="dxa" w:w="1000"/>
-            <w:tcBorders>
-              <w:top w:val="single" w:color="808080" w:sz="4"/>
-              <w:left w:val="single" w:color="808080" w:sz="4"/>
-              <w:bottom w:val="single" w:color="808080" w:sz="4"/>
-              <w:right w:val="single" w:color="808080" w:sz="4"/>
-            </w:tcBorders>
-            <w:tcMar>
-              <w:top w:type="dxa" w:w="50"/>
-              <w:left w:type="dxa" w:w="90"/>
-              <w:bottom w:type="dxa" w:w="50"/>
-              <w:right w:type="dxa" w:w="90"/>
-            </w:tcMar>
-            <w:vAlign w:val="top"/>
-          </w:tcPr>
-          <w:p>
-            <w:pPr>
-              <w:spacing w:after="20"/>
-              <w:jc w:val="left"/>
-            </w:pPr>
-          </w:p>
-        </w:tc>
-        <w:tc>
-          <w:tcPr>
-            <w:tcW w:type="dxa" w:w="1100"/>
-            <w:tcBorders>
-              <w:top w:val="single" w:color="808080" w:sz="4"/>
-              <w:left w:val="single" w:color="808080" w:sz="4"/>
-              <w:bottom w:val="single" w:color="808080" w:sz="4"/>
-              <w:right w:val="single" w:color="808080" w:sz="4"/>
-            </w:tcBorders>
-            <w:tcMar>
-              <w:top w:type="dxa" w:w="50"/>
-              <w:left w:type="dxa" w:w="90"/>
-              <w:bottom w:type="dxa" w:w="50"/>
-              <w:right w:type="dxa" w:w="90"/>
-            </w:tcMar>
-            <w:vAlign w:val="top"/>
-          </w:tcPr>
-          <w:p>
-            <w:pPr>
-              <w:spacing w:after="20"/>
-              <w:jc w:val="left"/>
-            </w:pPr>
-          </w:p>
-        </w:tc>
-        <w:tc>
-          <w:tcPr>
-            <w:tcW w:type="dxa" w:w="1500"/>
-            <w:tcBorders>
-              <w:top w:val="single" w:color="808080" w:sz="4"/>
-              <w:left w:val="single" w:color="808080" w:sz="4"/>
-              <w:bottom w:val="single" w:color="808080" w:sz="4"/>
-              <w:right w:val="single" w:color="808080" w:sz="4"/>
-            </w:tcBorders>
-            <w:tcMar>
-              <w:top w:type="dxa" w:w="50"/>
-              <w:left w:type="dxa" w:w="90"/>
-              <w:bottom w:type="dxa" w:w="50"/>
-              <w:right w:type="dxa" w:w="90"/>
-            </w:tcMar>
-            <w:vAlign w:val="top"/>
-          </w:tcPr>
-          <w:p>
-            <w:pPr>
-              <w:spacing w:after="20"/>
-              <w:jc w:val="left"/>
-            </w:pPr>
-          </w:p>
-        </w:tc>
-        <w:tc>
-          <w:tcPr>
-            <w:tcW w:type="dxa" w:w="1500"/>
-            <w:tcBorders>
-              <w:top w:val="single" w:color="808080" w:sz="4"/>
-              <w:left w:val="single" w:color="808080" w:sz="4"/>
-              <w:bottom w:val="single" w:color="808080" w:sz="4"/>
-              <w:right w:val="single" w:color="808080" w:sz="4"/>
-            </w:tcBorders>
-            <w:tcMar>
-              <w:top w:type="dxa" w:w="50"/>
-              <w:left w:type="dxa" w:w="90"/>
-              <w:bottom w:type="dxa" w:w="50"/>
-              <w:right w:type="dxa" w:w="90"/>
-            </w:tcMar>
-            <w:vAlign w:val="top"/>
-          </w:tcPr>
-          <w:p>
-            <w:pPr>
-              <w:spacing w:after="20"/>
-              <w:jc w:val="left"/>
-            </w:pPr>
-          </w:p>
-        </w:tc>
-        <w:tc>
-          <w:tcPr>
             <w:tcW w:type="dxa" w:w="900"/>
-            <w:tcBorders>
-              <w:top w:val="single" w:color="808080" w:sz="4"/>
-              <w:left w:val="single" w:color="808080" w:sz="4"/>
-              <w:bottom w:val="single" w:color="808080" w:sz="4"/>
-              <w:right w:val="single" w:color="808080" w:sz="4"/>
-            </w:tcBorders>
-            <w:tcMar>
-              <w:top w:type="dxa" w:w="50"/>
-              <w:left w:type="dxa" w:w="90"/>
-              <w:bottom w:type="dxa" w:w="50"/>
-              <w:right w:type="dxa" w:w="90"/>
-            </w:tcMar>
-            <w:vAlign w:val="top"/>
-          </w:tcPr>
-          <w:p>
-            <w:pPr>
-              <w:spacing w:after="20"/>
-              <w:jc w:val="left"/>
-            </w:pPr>
-          </w:p>
-        </w:tc>
-        <w:tc>
-          <w:tcPr>
-            <w:tcW w:type="dxa" w:w="900"/>
-            <w:tcBorders>
-              <w:top w:val="single" w:color="808080" w:sz="4"/>
-              <w:left w:val="single" w:color="808080" w:sz="4"/>
-              <w:bottom w:val="single" w:color="808080" w:sz="4"/>
-              <w:right w:val="single" w:color="808080" w:sz="4"/>
-            </w:tcBorders>
-            <w:tcMar>
-              <w:top w:type="dxa" w:w="50"/>
-              <w:left w:type="dxa" w:w="90"/>
-              <w:bottom w:type="dxa" w:w="50"/>
-              <w:right w:type="dxa" w:w="90"/>
-            </w:tcMar>
-            <w:vAlign w:val="top"/>
-          </w:tcPr>
-          <w:p>
-            <w:pPr>
-              <w:spacing w:after="20"/>
-              <w:jc w:val="left"/>
-            </w:pPr>
-          </w:p>
-        </w:tc>
-        <w:tc>
-          <w:tcPr>
-            <w:tcW w:type="dxa" w:w="1150"/>
-            <w:tcBorders>
-              <w:top w:val="single" w:color="808080" w:sz="4"/>
-              <w:left w:val="single" w:color="808080" w:sz="4"/>
-              <w:bottom w:val="single" w:color="808080" w:sz="4"/>
-              <w:right w:val="single" w:color="808080" w:sz="4"/>
-            </w:tcBorders>
-            <w:tcMar>
-              <w:top w:type="dxa" w:w="50"/>
-              <w:left w:type="dxa" w:w="90"/>
-              <w:bottom w:type="dxa" w:w="50"/>
-              <w:right w:type="dxa" w:w="90"/>
-            </w:tcMar>
-            <w:vAlign w:val="top"/>
-          </w:tcPr>
-          <w:p>
-            <w:pPr>
-              <w:spacing w:after="20"/>
-              <w:jc w:val="left"/>
-            </w:pPr>
-          </w:p>
-        </w:tc>
-        <w:tc>
-          <w:tcPr>
-            <w:tcW w:type="dxa" w:w="900"/>
-            <w:tcBorders>
-              <w:top w:val="single" w:color="808080" w:sz="4"/>
-              <w:left w:val="single" w:color="808080" w:sz="4"/>
-              <w:bottom w:val="single" w:color="808080" w:sz="4"/>
-              <w:right w:val="single" w:color="808080" w:sz="4"/>
-            </w:tcBorders>
-            <w:tcMar>
-              <w:top w:type="dxa" w:w="50"/>
-              <w:left w:type="dxa" w:w="90"/>
-              <w:bottom w:type="dxa" w:w="50"/>
-              <w:right w:type="dxa" w:w="90"/>
-            </w:tcMar>
-            <w:vAlign w:val="top"/>
-          </w:tcPr>
-          <w:p>
-            <w:pPr>
-              <w:spacing w:after="20"/>
-              <w:jc w:val="left"/>
-            </w:pPr>
-          </w:p>
-        </w:tc>
-        <w:tc>
-          <w:tcPr>
-            <w:tcW w:type="dxa" w:w="836"/>
             <w:tcBorders>
               <w:top w:val="single" w:color="808080" w:sz="4"/>
               <w:left w:val="single" w:color="808080" w:sz="4"/>
@@ -6406,55 +5322,175 @@
         </w:trPr>
         <w:tc>
           <w:tcPr>
-            <w:tcW w:type="dxa" w:w="450"/>
-            <w:tcBorders>
-              <w:top w:val="single" w:color="808080" w:sz="4"/>
-              <w:left w:val="single" w:color="808080" w:sz="4"/>
-              <w:bottom w:val="single" w:color="808080" w:sz="4"/>
-              <w:right w:val="single" w:color="808080" w:sz="4"/>
-            </w:tcBorders>
-            <w:tcMar>
-              <w:top w:type="dxa" w:w="50"/>
-              <w:left w:type="dxa" w:w="90"/>
-              <w:bottom w:type="dxa" w:w="50"/>
-              <w:right w:type="dxa" w:w="90"/>
-            </w:tcMar>
-            <w:vAlign w:val="top"/>
-          </w:tcPr>
-          <w:p>
-            <w:pPr>
-              <w:spacing w:after="20"/>
-              <w:jc w:val="left"/>
-            </w:pPr>
-          </w:p>
-        </w:tc>
-        <w:tc>
-          <w:tcPr>
-            <w:tcW w:type="dxa" w:w="950"/>
-            <w:tcBorders>
-              <w:top w:val="single" w:color="808080" w:sz="4"/>
-              <w:left w:val="single" w:color="808080" w:sz="4"/>
-              <w:bottom w:val="single" w:color="808080" w:sz="4"/>
-              <w:right w:val="single" w:color="808080" w:sz="4"/>
-            </w:tcBorders>
-            <w:tcMar>
-              <w:top w:type="dxa" w:w="50"/>
-              <w:left w:type="dxa" w:w="90"/>
-              <w:bottom w:type="dxa" w:w="50"/>
-              <w:right w:type="dxa" w:w="90"/>
-            </w:tcMar>
-            <w:vAlign w:val="top"/>
-          </w:tcPr>
-          <w:p>
-            <w:pPr>
-              <w:spacing w:after="20"/>
-              <w:jc w:val="left"/>
-            </w:pPr>
-          </w:p>
-        </w:tc>
-        <w:tc>
-          <w:tcPr>
-            <w:tcW w:type="dxa" w:w="1600"/>
+            <w:tcW w:type="dxa" w:w="1100"/>
+            <w:tcBorders>
+              <w:top w:val="single" w:color="808080" w:sz="4"/>
+              <w:left w:val="single" w:color="808080" w:sz="4"/>
+              <w:bottom w:val="single" w:color="808080" w:sz="4"/>
+              <w:right w:val="single" w:color="808080" w:sz="4"/>
+            </w:tcBorders>
+            <w:tcMar>
+              <w:top w:type="dxa" w:w="50"/>
+              <w:left w:type="dxa" w:w="90"/>
+              <w:bottom w:type="dxa" w:w="50"/>
+              <w:right w:type="dxa" w:w="90"/>
+            </w:tcMar>
+            <w:vAlign w:val="top"/>
+          </w:tcPr>
+          <w:p>
+            <w:pPr>
+              <w:spacing w:after="20"/>
+              <w:jc w:val="left"/>
+            </w:pPr>
+          </w:p>
+        </w:tc>
+        <w:tc>
+          <w:tcPr>
+            <w:tcW w:type="dxa" w:w="1900"/>
+            <w:tcBorders>
+              <w:top w:val="single" w:color="808080" w:sz="4"/>
+              <w:left w:val="single" w:color="808080" w:sz="4"/>
+              <w:bottom w:val="single" w:color="808080" w:sz="4"/>
+              <w:right w:val="single" w:color="808080" w:sz="4"/>
+            </w:tcBorders>
+            <w:tcMar>
+              <w:top w:type="dxa" w:w="50"/>
+              <w:left w:type="dxa" w:w="90"/>
+              <w:bottom w:type="dxa" w:w="50"/>
+              <w:right w:type="dxa" w:w="90"/>
+            </w:tcMar>
+            <w:vAlign w:val="top"/>
+          </w:tcPr>
+          <w:p>
+            <w:pPr>
+              <w:spacing w:after="20"/>
+              <w:jc w:val="left"/>
+            </w:pPr>
+          </w:p>
+        </w:tc>
+        <w:tc>
+          <w:tcPr>
+            <w:tcW w:type="dxa" w:w="1700"/>
+            <w:tcBorders>
+              <w:top w:val="single" w:color="808080" w:sz="4"/>
+              <w:left w:val="single" w:color="808080" w:sz="4"/>
+              <w:bottom w:val="single" w:color="808080" w:sz="4"/>
+              <w:right w:val="single" w:color="808080" w:sz="4"/>
+            </w:tcBorders>
+            <w:tcMar>
+              <w:top w:type="dxa" w:w="50"/>
+              <w:left w:type="dxa" w:w="90"/>
+              <w:bottom w:type="dxa" w:w="50"/>
+              <w:right w:type="dxa" w:w="90"/>
+            </w:tcMar>
+            <w:vAlign w:val="top"/>
+          </w:tcPr>
+          <w:p>
+            <w:pPr>
+              <w:spacing w:after="20"/>
+              <w:jc w:val="left"/>
+            </w:pPr>
+          </w:p>
+        </w:tc>
+        <w:tc>
+          <w:tcPr>
+            <w:tcW w:type="dxa" w:w="1250"/>
+            <w:tcBorders>
+              <w:top w:val="single" w:color="808080" w:sz="4"/>
+              <w:left w:val="single" w:color="808080" w:sz="4"/>
+              <w:bottom w:val="single" w:color="808080" w:sz="4"/>
+              <w:right w:val="single" w:color="808080" w:sz="4"/>
+            </w:tcBorders>
+            <w:tcMar>
+              <w:top w:type="dxa" w:w="50"/>
+              <w:left w:type="dxa" w:w="90"/>
+              <w:bottom w:type="dxa" w:w="50"/>
+              <w:right w:type="dxa" w:w="90"/>
+            </w:tcMar>
+            <w:vAlign w:val="top"/>
+          </w:tcPr>
+          <w:p>
+            <w:pPr>
+              <w:spacing w:after="20"/>
+              <w:jc w:val="left"/>
+            </w:pPr>
+          </w:p>
+        </w:tc>
+        <w:tc>
+          <w:tcPr>
+            <w:tcW w:type="dxa" w:w="1250"/>
+            <w:tcBorders>
+              <w:top w:val="single" w:color="808080" w:sz="4"/>
+              <w:left w:val="single" w:color="808080" w:sz="4"/>
+              <w:bottom w:val="single" w:color="808080" w:sz="4"/>
+              <w:right w:val="single" w:color="808080" w:sz="4"/>
+            </w:tcBorders>
+            <w:tcMar>
+              <w:top w:type="dxa" w:w="50"/>
+              <w:left w:type="dxa" w:w="90"/>
+              <w:bottom w:type="dxa" w:w="50"/>
+              <w:right w:type="dxa" w:w="90"/>
+            </w:tcMar>
+            <w:vAlign w:val="top"/>
+          </w:tcPr>
+          <w:p>
+            <w:pPr>
+              <w:spacing w:after="20"/>
+              <w:jc w:val="left"/>
+            </w:pPr>
+          </w:p>
+        </w:tc>
+        <w:tc>
+          <w:tcPr>
+            <w:tcW w:type="dxa" w:w="1700"/>
+            <w:tcBorders>
+              <w:top w:val="single" w:color="808080" w:sz="4"/>
+              <w:left w:val="single" w:color="808080" w:sz="4"/>
+              <w:bottom w:val="single" w:color="808080" w:sz="4"/>
+              <w:right w:val="single" w:color="808080" w:sz="4"/>
+            </w:tcBorders>
+            <w:tcMar>
+              <w:top w:type="dxa" w:w="50"/>
+              <w:left w:type="dxa" w:w="90"/>
+              <w:bottom w:type="dxa" w:w="50"/>
+              <w:right w:type="dxa" w:w="90"/>
+            </w:tcMar>
+            <w:vAlign w:val="top"/>
+          </w:tcPr>
+          <w:p>
+            <w:pPr>
+              <w:spacing w:after="20"/>
+              <w:jc w:val="left"/>
+            </w:pPr>
+          </w:p>
+        </w:tc>
+        <w:tc>
+          <w:tcPr>
+            <w:tcW w:type="dxa" w:w="1900"/>
+            <w:tcBorders>
+              <w:top w:val="single" w:color="808080" w:sz="4"/>
+              <w:left w:val="single" w:color="808080" w:sz="4"/>
+              <w:bottom w:val="single" w:color="808080" w:sz="4"/>
+              <w:right w:val="single" w:color="808080" w:sz="4"/>
+            </w:tcBorders>
+            <w:tcMar>
+              <w:top w:type="dxa" w:w="50"/>
+              <w:left w:type="dxa" w:w="90"/>
+              <w:bottom w:type="dxa" w:w="50"/>
+              <w:right w:type="dxa" w:w="90"/>
+            </w:tcMar>
+            <w:vAlign w:val="top"/>
+          </w:tcPr>
+          <w:p>
+            <w:pPr>
+              <w:spacing w:after="20"/>
+              <w:jc w:val="left"/>
+            </w:pPr>
+          </w:p>
+        </w:tc>
+        <w:tc>
+          <w:tcPr>
+            <w:tcW w:type="dxa" w:w="2536"/>
             <w:tcBorders>
               <w:top w:val="single" w:color="808080" w:sz="4"/>
               <w:left w:val="single" w:color="808080" w:sz="4"/>
@@ -6502,223 +5538,7 @@
         </w:tc>
         <w:tc>
           <w:tcPr>
-            <w:tcW w:type="dxa" w:w="1450"/>
-            <w:tcBorders>
-              <w:top w:val="single" w:color="808080" w:sz="4"/>
-              <w:left w:val="single" w:color="808080" w:sz="4"/>
-              <w:bottom w:val="single" w:color="808080" w:sz="4"/>
-              <w:right w:val="single" w:color="808080" w:sz="4"/>
-            </w:tcBorders>
-            <w:tcMar>
-              <w:top w:type="dxa" w:w="50"/>
-              <w:left w:type="dxa" w:w="90"/>
-              <w:bottom w:type="dxa" w:w="50"/>
-              <w:right w:type="dxa" w:w="90"/>
-            </w:tcMar>
-            <w:vAlign w:val="top"/>
-          </w:tcPr>
-          <w:p>
-            <w:pPr>
-              <w:spacing w:after="20"/>
-              <w:jc w:val="left"/>
-            </w:pPr>
-          </w:p>
-        </w:tc>
-        <w:tc>
-          <w:tcPr>
-            <w:tcW w:type="dxa" w:w="1000"/>
-            <w:tcBorders>
-              <w:top w:val="single" w:color="808080" w:sz="4"/>
-              <w:left w:val="single" w:color="808080" w:sz="4"/>
-              <w:bottom w:val="single" w:color="808080" w:sz="4"/>
-              <w:right w:val="single" w:color="808080" w:sz="4"/>
-            </w:tcBorders>
-            <w:tcMar>
-              <w:top w:type="dxa" w:w="50"/>
-              <w:left w:type="dxa" w:w="90"/>
-              <w:bottom w:type="dxa" w:w="50"/>
-              <w:right w:type="dxa" w:w="90"/>
-            </w:tcMar>
-            <w:vAlign w:val="top"/>
-          </w:tcPr>
-          <w:p>
-            <w:pPr>
-              <w:spacing w:after="20"/>
-              <w:jc w:val="left"/>
-            </w:pPr>
-          </w:p>
-        </w:tc>
-        <w:tc>
-          <w:tcPr>
-            <w:tcW w:type="dxa" w:w="1100"/>
-            <w:tcBorders>
-              <w:top w:val="single" w:color="808080" w:sz="4"/>
-              <w:left w:val="single" w:color="808080" w:sz="4"/>
-              <w:bottom w:val="single" w:color="808080" w:sz="4"/>
-              <w:right w:val="single" w:color="808080" w:sz="4"/>
-            </w:tcBorders>
-            <w:tcMar>
-              <w:top w:type="dxa" w:w="50"/>
-              <w:left w:type="dxa" w:w="90"/>
-              <w:bottom w:type="dxa" w:w="50"/>
-              <w:right w:type="dxa" w:w="90"/>
-            </w:tcMar>
-            <w:vAlign w:val="top"/>
-          </w:tcPr>
-          <w:p>
-            <w:pPr>
-              <w:spacing w:after="20"/>
-              <w:jc w:val="left"/>
-            </w:pPr>
-          </w:p>
-        </w:tc>
-        <w:tc>
-          <w:tcPr>
-            <w:tcW w:type="dxa" w:w="1500"/>
-            <w:tcBorders>
-              <w:top w:val="single" w:color="808080" w:sz="4"/>
-              <w:left w:val="single" w:color="808080" w:sz="4"/>
-              <w:bottom w:val="single" w:color="808080" w:sz="4"/>
-              <w:right w:val="single" w:color="808080" w:sz="4"/>
-            </w:tcBorders>
-            <w:tcMar>
-              <w:top w:type="dxa" w:w="50"/>
-              <w:left w:type="dxa" w:w="90"/>
-              <w:bottom w:type="dxa" w:w="50"/>
-              <w:right w:type="dxa" w:w="90"/>
-            </w:tcMar>
-            <w:vAlign w:val="top"/>
-          </w:tcPr>
-          <w:p>
-            <w:pPr>
-              <w:spacing w:after="20"/>
-              <w:jc w:val="left"/>
-            </w:pPr>
-          </w:p>
-        </w:tc>
-        <w:tc>
-          <w:tcPr>
-            <w:tcW w:type="dxa" w:w="1500"/>
-            <w:tcBorders>
-              <w:top w:val="single" w:color="808080" w:sz="4"/>
-              <w:left w:val="single" w:color="808080" w:sz="4"/>
-              <w:bottom w:val="single" w:color="808080" w:sz="4"/>
-              <w:right w:val="single" w:color="808080" w:sz="4"/>
-            </w:tcBorders>
-            <w:tcMar>
-              <w:top w:type="dxa" w:w="50"/>
-              <w:left w:type="dxa" w:w="90"/>
-              <w:bottom w:type="dxa" w:w="50"/>
-              <w:right w:type="dxa" w:w="90"/>
-            </w:tcMar>
-            <w:vAlign w:val="top"/>
-          </w:tcPr>
-          <w:p>
-            <w:pPr>
-              <w:spacing w:after="20"/>
-              <w:jc w:val="left"/>
-            </w:pPr>
-          </w:p>
-        </w:tc>
-        <w:tc>
-          <w:tcPr>
             <w:tcW w:type="dxa" w:w="900"/>
-            <w:tcBorders>
-              <w:top w:val="single" w:color="808080" w:sz="4"/>
-              <w:left w:val="single" w:color="808080" w:sz="4"/>
-              <w:bottom w:val="single" w:color="808080" w:sz="4"/>
-              <w:right w:val="single" w:color="808080" w:sz="4"/>
-            </w:tcBorders>
-            <w:tcMar>
-              <w:top w:type="dxa" w:w="50"/>
-              <w:left w:type="dxa" w:w="90"/>
-              <w:bottom w:type="dxa" w:w="50"/>
-              <w:right w:type="dxa" w:w="90"/>
-            </w:tcMar>
-            <w:vAlign w:val="top"/>
-          </w:tcPr>
-          <w:p>
-            <w:pPr>
-              <w:spacing w:after="20"/>
-              <w:jc w:val="left"/>
-            </w:pPr>
-          </w:p>
-        </w:tc>
-        <w:tc>
-          <w:tcPr>
-            <w:tcW w:type="dxa" w:w="900"/>
-            <w:tcBorders>
-              <w:top w:val="single" w:color="808080" w:sz="4"/>
-              <w:left w:val="single" w:color="808080" w:sz="4"/>
-              <w:bottom w:val="single" w:color="808080" w:sz="4"/>
-              <w:right w:val="single" w:color="808080" w:sz="4"/>
-            </w:tcBorders>
-            <w:tcMar>
-              <w:top w:type="dxa" w:w="50"/>
-              <w:left w:type="dxa" w:w="90"/>
-              <w:bottom w:type="dxa" w:w="50"/>
-              <w:right w:type="dxa" w:w="90"/>
-            </w:tcMar>
-            <w:vAlign w:val="top"/>
-          </w:tcPr>
-          <w:p>
-            <w:pPr>
-              <w:spacing w:after="20"/>
-              <w:jc w:val="left"/>
-            </w:pPr>
-          </w:p>
-        </w:tc>
-        <w:tc>
-          <w:tcPr>
-            <w:tcW w:type="dxa" w:w="1150"/>
-            <w:tcBorders>
-              <w:top w:val="single" w:color="808080" w:sz="4"/>
-              <w:left w:val="single" w:color="808080" w:sz="4"/>
-              <w:bottom w:val="single" w:color="808080" w:sz="4"/>
-              <w:right w:val="single" w:color="808080" w:sz="4"/>
-            </w:tcBorders>
-            <w:tcMar>
-              <w:top w:type="dxa" w:w="50"/>
-              <w:left w:type="dxa" w:w="90"/>
-              <w:bottom w:type="dxa" w:w="50"/>
-              <w:right w:type="dxa" w:w="90"/>
-            </w:tcMar>
-            <w:vAlign w:val="top"/>
-          </w:tcPr>
-          <w:p>
-            <w:pPr>
-              <w:spacing w:after="20"/>
-              <w:jc w:val="left"/>
-            </w:pPr>
-          </w:p>
-        </w:tc>
-        <w:tc>
-          <w:tcPr>
-            <w:tcW w:type="dxa" w:w="900"/>
-            <w:tcBorders>
-              <w:top w:val="single" w:color="808080" w:sz="4"/>
-              <w:left w:val="single" w:color="808080" w:sz="4"/>
-              <w:bottom w:val="single" w:color="808080" w:sz="4"/>
-              <w:right w:val="single" w:color="808080" w:sz="4"/>
-            </w:tcBorders>
-            <w:tcMar>
-              <w:top w:type="dxa" w:w="50"/>
-              <w:left w:type="dxa" w:w="90"/>
-              <w:bottom w:type="dxa" w:w="50"/>
-              <w:right w:type="dxa" w:w="90"/>
-            </w:tcMar>
-            <w:vAlign w:val="top"/>
-          </w:tcPr>
-          <w:p>
-            <w:pPr>
-              <w:spacing w:after="20"/>
-              <w:jc w:val="left"/>
-            </w:pPr>
-          </w:p>
-        </w:tc>
-        <w:tc>
-          <w:tcPr>
-            <w:tcW w:type="dxa" w:w="836"/>
             <w:tcBorders>
               <w:top w:val="single" w:color="808080" w:sz="4"/>
               <w:left w:val="single" w:color="808080" w:sz="4"/>
@@ -6749,55 +5569,175 @@
         </w:trPr>
         <w:tc>
           <w:tcPr>
-            <w:tcW w:type="dxa" w:w="450"/>
-            <w:tcBorders>
-              <w:top w:val="single" w:color="808080" w:sz="4"/>
-              <w:left w:val="single" w:color="808080" w:sz="4"/>
-              <w:bottom w:val="single" w:color="808080" w:sz="4"/>
-              <w:right w:val="single" w:color="808080" w:sz="4"/>
-            </w:tcBorders>
-            <w:tcMar>
-              <w:top w:type="dxa" w:w="50"/>
-              <w:left w:type="dxa" w:w="90"/>
-              <w:bottom w:type="dxa" w:w="50"/>
-              <w:right w:type="dxa" w:w="90"/>
-            </w:tcMar>
-            <w:vAlign w:val="top"/>
-          </w:tcPr>
-          <w:p>
-            <w:pPr>
-              <w:spacing w:after="20"/>
-              <w:jc w:val="left"/>
-            </w:pPr>
-          </w:p>
-        </w:tc>
-        <w:tc>
-          <w:tcPr>
-            <w:tcW w:type="dxa" w:w="950"/>
-            <w:tcBorders>
-              <w:top w:val="single" w:color="808080" w:sz="4"/>
-              <w:left w:val="single" w:color="808080" w:sz="4"/>
-              <w:bottom w:val="single" w:color="808080" w:sz="4"/>
-              <w:right w:val="single" w:color="808080" w:sz="4"/>
-            </w:tcBorders>
-            <w:tcMar>
-              <w:top w:type="dxa" w:w="50"/>
-              <w:left w:type="dxa" w:w="90"/>
-              <w:bottom w:type="dxa" w:w="50"/>
-              <w:right w:type="dxa" w:w="90"/>
-            </w:tcMar>
-            <w:vAlign w:val="top"/>
-          </w:tcPr>
-          <w:p>
-            <w:pPr>
-              <w:spacing w:after="20"/>
-              <w:jc w:val="left"/>
-            </w:pPr>
-          </w:p>
-        </w:tc>
-        <w:tc>
-          <w:tcPr>
-            <w:tcW w:type="dxa" w:w="1600"/>
+            <w:tcW w:type="dxa" w:w="1100"/>
+            <w:tcBorders>
+              <w:top w:val="single" w:color="808080" w:sz="4"/>
+              <w:left w:val="single" w:color="808080" w:sz="4"/>
+              <w:bottom w:val="single" w:color="808080" w:sz="4"/>
+              <w:right w:val="single" w:color="808080" w:sz="4"/>
+            </w:tcBorders>
+            <w:tcMar>
+              <w:top w:type="dxa" w:w="50"/>
+              <w:left w:type="dxa" w:w="90"/>
+              <w:bottom w:type="dxa" w:w="50"/>
+              <w:right w:type="dxa" w:w="90"/>
+            </w:tcMar>
+            <w:vAlign w:val="top"/>
+          </w:tcPr>
+          <w:p>
+            <w:pPr>
+              <w:spacing w:after="20"/>
+              <w:jc w:val="left"/>
+            </w:pPr>
+          </w:p>
+        </w:tc>
+        <w:tc>
+          <w:tcPr>
+            <w:tcW w:type="dxa" w:w="1900"/>
+            <w:tcBorders>
+              <w:top w:val="single" w:color="808080" w:sz="4"/>
+              <w:left w:val="single" w:color="808080" w:sz="4"/>
+              <w:bottom w:val="single" w:color="808080" w:sz="4"/>
+              <w:right w:val="single" w:color="808080" w:sz="4"/>
+            </w:tcBorders>
+            <w:tcMar>
+              <w:top w:type="dxa" w:w="50"/>
+              <w:left w:type="dxa" w:w="90"/>
+              <w:bottom w:type="dxa" w:w="50"/>
+              <w:right w:type="dxa" w:w="90"/>
+            </w:tcMar>
+            <w:vAlign w:val="top"/>
+          </w:tcPr>
+          <w:p>
+            <w:pPr>
+              <w:spacing w:after="20"/>
+              <w:jc w:val="left"/>
+            </w:pPr>
+          </w:p>
+        </w:tc>
+        <w:tc>
+          <w:tcPr>
+            <w:tcW w:type="dxa" w:w="1700"/>
+            <w:tcBorders>
+              <w:top w:val="single" w:color="808080" w:sz="4"/>
+              <w:left w:val="single" w:color="808080" w:sz="4"/>
+              <w:bottom w:val="single" w:color="808080" w:sz="4"/>
+              <w:right w:val="single" w:color="808080" w:sz="4"/>
+            </w:tcBorders>
+            <w:tcMar>
+              <w:top w:type="dxa" w:w="50"/>
+              <w:left w:type="dxa" w:w="90"/>
+              <w:bottom w:type="dxa" w:w="50"/>
+              <w:right w:type="dxa" w:w="90"/>
+            </w:tcMar>
+            <w:vAlign w:val="top"/>
+          </w:tcPr>
+          <w:p>
+            <w:pPr>
+              <w:spacing w:after="20"/>
+              <w:jc w:val="left"/>
+            </w:pPr>
+          </w:p>
+        </w:tc>
+        <w:tc>
+          <w:tcPr>
+            <w:tcW w:type="dxa" w:w="1250"/>
+            <w:tcBorders>
+              <w:top w:val="single" w:color="808080" w:sz="4"/>
+              <w:left w:val="single" w:color="808080" w:sz="4"/>
+              <w:bottom w:val="single" w:color="808080" w:sz="4"/>
+              <w:right w:val="single" w:color="808080" w:sz="4"/>
+            </w:tcBorders>
+            <w:tcMar>
+              <w:top w:type="dxa" w:w="50"/>
+              <w:left w:type="dxa" w:w="90"/>
+              <w:bottom w:type="dxa" w:w="50"/>
+              <w:right w:type="dxa" w:w="90"/>
+            </w:tcMar>
+            <w:vAlign w:val="top"/>
+          </w:tcPr>
+          <w:p>
+            <w:pPr>
+              <w:spacing w:after="20"/>
+              <w:jc w:val="left"/>
+            </w:pPr>
+          </w:p>
+        </w:tc>
+        <w:tc>
+          <w:tcPr>
+            <w:tcW w:type="dxa" w:w="1250"/>
+            <w:tcBorders>
+              <w:top w:val="single" w:color="808080" w:sz="4"/>
+              <w:left w:val="single" w:color="808080" w:sz="4"/>
+              <w:bottom w:val="single" w:color="808080" w:sz="4"/>
+              <w:right w:val="single" w:color="808080" w:sz="4"/>
+            </w:tcBorders>
+            <w:tcMar>
+              <w:top w:type="dxa" w:w="50"/>
+              <w:left w:type="dxa" w:w="90"/>
+              <w:bottom w:type="dxa" w:w="50"/>
+              <w:right w:type="dxa" w:w="90"/>
+            </w:tcMar>
+            <w:vAlign w:val="top"/>
+          </w:tcPr>
+          <w:p>
+            <w:pPr>
+              <w:spacing w:after="20"/>
+              <w:jc w:val="left"/>
+            </w:pPr>
+          </w:p>
+        </w:tc>
+        <w:tc>
+          <w:tcPr>
+            <w:tcW w:type="dxa" w:w="1700"/>
+            <w:tcBorders>
+              <w:top w:val="single" w:color="808080" w:sz="4"/>
+              <w:left w:val="single" w:color="808080" w:sz="4"/>
+              <w:bottom w:val="single" w:color="808080" w:sz="4"/>
+              <w:right w:val="single" w:color="808080" w:sz="4"/>
+            </w:tcBorders>
+            <w:tcMar>
+              <w:top w:type="dxa" w:w="50"/>
+              <w:left w:type="dxa" w:w="90"/>
+              <w:bottom w:type="dxa" w:w="50"/>
+              <w:right w:type="dxa" w:w="90"/>
+            </w:tcMar>
+            <w:vAlign w:val="top"/>
+          </w:tcPr>
+          <w:p>
+            <w:pPr>
+              <w:spacing w:after="20"/>
+              <w:jc w:val="left"/>
+            </w:pPr>
+          </w:p>
+        </w:tc>
+        <w:tc>
+          <w:tcPr>
+            <w:tcW w:type="dxa" w:w="1900"/>
+            <w:tcBorders>
+              <w:top w:val="single" w:color="808080" w:sz="4"/>
+              <w:left w:val="single" w:color="808080" w:sz="4"/>
+              <w:bottom w:val="single" w:color="808080" w:sz="4"/>
+              <w:right w:val="single" w:color="808080" w:sz="4"/>
+            </w:tcBorders>
+            <w:tcMar>
+              <w:top w:type="dxa" w:w="50"/>
+              <w:left w:type="dxa" w:w="90"/>
+              <w:bottom w:type="dxa" w:w="50"/>
+              <w:right w:type="dxa" w:w="90"/>
+            </w:tcMar>
+            <w:vAlign w:val="top"/>
+          </w:tcPr>
+          <w:p>
+            <w:pPr>
+              <w:spacing w:after="20"/>
+              <w:jc w:val="left"/>
+            </w:pPr>
+          </w:p>
+        </w:tc>
+        <w:tc>
+          <w:tcPr>
+            <w:tcW w:type="dxa" w:w="2536"/>
             <w:tcBorders>
               <w:top w:val="single" w:color="808080" w:sz="4"/>
               <w:left w:val="single" w:color="808080" w:sz="4"/>
@@ -6845,223 +5785,7 @@
         </w:tc>
         <w:tc>
           <w:tcPr>
-            <w:tcW w:type="dxa" w:w="1450"/>
-            <w:tcBorders>
-              <w:top w:val="single" w:color="808080" w:sz="4"/>
-              <w:left w:val="single" w:color="808080" w:sz="4"/>
-              <w:bottom w:val="single" w:color="808080" w:sz="4"/>
-              <w:right w:val="single" w:color="808080" w:sz="4"/>
-            </w:tcBorders>
-            <w:tcMar>
-              <w:top w:type="dxa" w:w="50"/>
-              <w:left w:type="dxa" w:w="90"/>
-              <w:bottom w:type="dxa" w:w="50"/>
-              <w:right w:type="dxa" w:w="90"/>
-            </w:tcMar>
-            <w:vAlign w:val="top"/>
-          </w:tcPr>
-          <w:p>
-            <w:pPr>
-              <w:spacing w:after="20"/>
-              <w:jc w:val="left"/>
-            </w:pPr>
-          </w:p>
-        </w:tc>
-        <w:tc>
-          <w:tcPr>
-            <w:tcW w:type="dxa" w:w="1000"/>
-            <w:tcBorders>
-              <w:top w:val="single" w:color="808080" w:sz="4"/>
-              <w:left w:val="single" w:color="808080" w:sz="4"/>
-              <w:bottom w:val="single" w:color="808080" w:sz="4"/>
-              <w:right w:val="single" w:color="808080" w:sz="4"/>
-            </w:tcBorders>
-            <w:tcMar>
-              <w:top w:type="dxa" w:w="50"/>
-              <w:left w:type="dxa" w:w="90"/>
-              <w:bottom w:type="dxa" w:w="50"/>
-              <w:right w:type="dxa" w:w="90"/>
-            </w:tcMar>
-            <w:vAlign w:val="top"/>
-          </w:tcPr>
-          <w:p>
-            <w:pPr>
-              <w:spacing w:after="20"/>
-              <w:jc w:val="left"/>
-            </w:pPr>
-          </w:p>
-        </w:tc>
-        <w:tc>
-          <w:tcPr>
-            <w:tcW w:type="dxa" w:w="1100"/>
-            <w:tcBorders>
-              <w:top w:val="single" w:color="808080" w:sz="4"/>
-              <w:left w:val="single" w:color="808080" w:sz="4"/>
-              <w:bottom w:val="single" w:color="808080" w:sz="4"/>
-              <w:right w:val="single" w:color="808080" w:sz="4"/>
-            </w:tcBorders>
-            <w:tcMar>
-              <w:top w:type="dxa" w:w="50"/>
-              <w:left w:type="dxa" w:w="90"/>
-              <w:bottom w:type="dxa" w:w="50"/>
-              <w:right w:type="dxa" w:w="90"/>
-            </w:tcMar>
-            <w:vAlign w:val="top"/>
-          </w:tcPr>
-          <w:p>
-            <w:pPr>
-              <w:spacing w:after="20"/>
-              <w:jc w:val="left"/>
-            </w:pPr>
-          </w:p>
-        </w:tc>
-        <w:tc>
-          <w:tcPr>
-            <w:tcW w:type="dxa" w:w="1500"/>
-            <w:tcBorders>
-              <w:top w:val="single" w:color="808080" w:sz="4"/>
-              <w:left w:val="single" w:color="808080" w:sz="4"/>
-              <w:bottom w:val="single" w:color="808080" w:sz="4"/>
-              <w:right w:val="single" w:color="808080" w:sz="4"/>
-            </w:tcBorders>
-            <w:tcMar>
-              <w:top w:type="dxa" w:w="50"/>
-              <w:left w:type="dxa" w:w="90"/>
-              <w:bottom w:type="dxa" w:w="50"/>
-              <w:right w:type="dxa" w:w="90"/>
-            </w:tcMar>
-            <w:vAlign w:val="top"/>
-          </w:tcPr>
-          <w:p>
-            <w:pPr>
-              <w:spacing w:after="20"/>
-              <w:jc w:val="left"/>
-            </w:pPr>
-          </w:p>
-        </w:tc>
-        <w:tc>
-          <w:tcPr>
-            <w:tcW w:type="dxa" w:w="1500"/>
-            <w:tcBorders>
-              <w:top w:val="single" w:color="808080" w:sz="4"/>
-              <w:left w:val="single" w:color="808080" w:sz="4"/>
-              <w:bottom w:val="single" w:color="808080" w:sz="4"/>
-              <w:right w:val="single" w:color="808080" w:sz="4"/>
-            </w:tcBorders>
-            <w:tcMar>
-              <w:top w:type="dxa" w:w="50"/>
-              <w:left w:type="dxa" w:w="90"/>
-              <w:bottom w:type="dxa" w:w="50"/>
-              <w:right w:type="dxa" w:w="90"/>
-            </w:tcMar>
-            <w:vAlign w:val="top"/>
-          </w:tcPr>
-          <w:p>
-            <w:pPr>
-              <w:spacing w:after="20"/>
-              <w:jc w:val="left"/>
-            </w:pPr>
-          </w:p>
-        </w:tc>
-        <w:tc>
-          <w:tcPr>
             <w:tcW w:type="dxa" w:w="900"/>
-            <w:tcBorders>
-              <w:top w:val="single" w:color="808080" w:sz="4"/>
-              <w:left w:val="single" w:color="808080" w:sz="4"/>
-              <w:bottom w:val="single" w:color="808080" w:sz="4"/>
-              <w:right w:val="single" w:color="808080" w:sz="4"/>
-            </w:tcBorders>
-            <w:tcMar>
-              <w:top w:type="dxa" w:w="50"/>
-              <w:left w:type="dxa" w:w="90"/>
-              <w:bottom w:type="dxa" w:w="50"/>
-              <w:right w:type="dxa" w:w="90"/>
-            </w:tcMar>
-            <w:vAlign w:val="top"/>
-          </w:tcPr>
-          <w:p>
-            <w:pPr>
-              <w:spacing w:after="20"/>
-              <w:jc w:val="left"/>
-            </w:pPr>
-          </w:p>
-        </w:tc>
-        <w:tc>
-          <w:tcPr>
-            <w:tcW w:type="dxa" w:w="900"/>
-            <w:tcBorders>
-              <w:top w:val="single" w:color="808080" w:sz="4"/>
-              <w:left w:val="single" w:color="808080" w:sz="4"/>
-              <w:bottom w:val="single" w:color="808080" w:sz="4"/>
-              <w:right w:val="single" w:color="808080" w:sz="4"/>
-            </w:tcBorders>
-            <w:tcMar>
-              <w:top w:type="dxa" w:w="50"/>
-              <w:left w:type="dxa" w:w="90"/>
-              <w:bottom w:type="dxa" w:w="50"/>
-              <w:right w:type="dxa" w:w="90"/>
-            </w:tcMar>
-            <w:vAlign w:val="top"/>
-          </w:tcPr>
-          <w:p>
-            <w:pPr>
-              <w:spacing w:after="20"/>
-              <w:jc w:val="left"/>
-            </w:pPr>
-          </w:p>
-        </w:tc>
-        <w:tc>
-          <w:tcPr>
-            <w:tcW w:type="dxa" w:w="1150"/>
-            <w:tcBorders>
-              <w:top w:val="single" w:color="808080" w:sz="4"/>
-              <w:left w:val="single" w:color="808080" w:sz="4"/>
-              <w:bottom w:val="single" w:color="808080" w:sz="4"/>
-              <w:right w:val="single" w:color="808080" w:sz="4"/>
-            </w:tcBorders>
-            <w:tcMar>
-              <w:top w:type="dxa" w:w="50"/>
-              <w:left w:type="dxa" w:w="90"/>
-              <w:bottom w:type="dxa" w:w="50"/>
-              <w:right w:type="dxa" w:w="90"/>
-            </w:tcMar>
-            <w:vAlign w:val="top"/>
-          </w:tcPr>
-          <w:p>
-            <w:pPr>
-              <w:spacing w:after="20"/>
-              <w:jc w:val="left"/>
-            </w:pPr>
-          </w:p>
-        </w:tc>
-        <w:tc>
-          <w:tcPr>
-            <w:tcW w:type="dxa" w:w="900"/>
-            <w:tcBorders>
-              <w:top w:val="single" w:color="808080" w:sz="4"/>
-              <w:left w:val="single" w:color="808080" w:sz="4"/>
-              <w:bottom w:val="single" w:color="808080" w:sz="4"/>
-              <w:right w:val="single" w:color="808080" w:sz="4"/>
-            </w:tcBorders>
-            <w:tcMar>
-              <w:top w:type="dxa" w:w="50"/>
-              <w:left w:type="dxa" w:w="90"/>
-              <w:bottom w:type="dxa" w:w="50"/>
-              <w:right w:type="dxa" w:w="90"/>
-            </w:tcMar>
-            <w:vAlign w:val="top"/>
-          </w:tcPr>
-          <w:p>
-            <w:pPr>
-              <w:spacing w:after="20"/>
-              <w:jc w:val="left"/>
-            </w:pPr>
-          </w:p>
-        </w:tc>
-        <w:tc>
-          <w:tcPr>
-            <w:tcW w:type="dxa" w:w="836"/>
             <w:tcBorders>
               <w:top w:val="single" w:color="808080" w:sz="4"/>
               <w:left w:val="single" w:color="808080" w:sz="4"/>
@@ -7092,55 +5816,175 @@
         </w:trPr>
         <w:tc>
           <w:tcPr>
-            <w:tcW w:type="dxa" w:w="450"/>
-            <w:tcBorders>
-              <w:top w:val="single" w:color="808080" w:sz="4"/>
-              <w:left w:val="single" w:color="808080" w:sz="4"/>
-              <w:bottom w:val="single" w:color="808080" w:sz="4"/>
-              <w:right w:val="single" w:color="808080" w:sz="4"/>
-            </w:tcBorders>
-            <w:tcMar>
-              <w:top w:type="dxa" w:w="50"/>
-              <w:left w:type="dxa" w:w="90"/>
-              <w:bottom w:type="dxa" w:w="50"/>
-              <w:right w:type="dxa" w:w="90"/>
-            </w:tcMar>
-            <w:vAlign w:val="top"/>
-          </w:tcPr>
-          <w:p>
-            <w:pPr>
-              <w:spacing w:after="20"/>
-              <w:jc w:val="left"/>
-            </w:pPr>
-          </w:p>
-        </w:tc>
-        <w:tc>
-          <w:tcPr>
-            <w:tcW w:type="dxa" w:w="950"/>
-            <w:tcBorders>
-              <w:top w:val="single" w:color="808080" w:sz="4"/>
-              <w:left w:val="single" w:color="808080" w:sz="4"/>
-              <w:bottom w:val="single" w:color="808080" w:sz="4"/>
-              <w:right w:val="single" w:color="808080" w:sz="4"/>
-            </w:tcBorders>
-            <w:tcMar>
-              <w:top w:type="dxa" w:w="50"/>
-              <w:left w:type="dxa" w:w="90"/>
-              <w:bottom w:type="dxa" w:w="50"/>
-              <w:right w:type="dxa" w:w="90"/>
-            </w:tcMar>
-            <w:vAlign w:val="top"/>
-          </w:tcPr>
-          <w:p>
-            <w:pPr>
-              <w:spacing w:after="20"/>
-              <w:jc w:val="left"/>
-            </w:pPr>
-          </w:p>
-        </w:tc>
-        <w:tc>
-          <w:tcPr>
-            <w:tcW w:type="dxa" w:w="1600"/>
+            <w:tcW w:type="dxa" w:w="1100"/>
+            <w:tcBorders>
+              <w:top w:val="single" w:color="808080" w:sz="4"/>
+              <w:left w:val="single" w:color="808080" w:sz="4"/>
+              <w:bottom w:val="single" w:color="808080" w:sz="4"/>
+              <w:right w:val="single" w:color="808080" w:sz="4"/>
+            </w:tcBorders>
+            <w:tcMar>
+              <w:top w:type="dxa" w:w="50"/>
+              <w:left w:type="dxa" w:w="90"/>
+              <w:bottom w:type="dxa" w:w="50"/>
+              <w:right w:type="dxa" w:w="90"/>
+            </w:tcMar>
+            <w:vAlign w:val="top"/>
+          </w:tcPr>
+          <w:p>
+            <w:pPr>
+              <w:spacing w:after="20"/>
+              <w:jc w:val="left"/>
+            </w:pPr>
+          </w:p>
+        </w:tc>
+        <w:tc>
+          <w:tcPr>
+            <w:tcW w:type="dxa" w:w="1900"/>
+            <w:tcBorders>
+              <w:top w:val="single" w:color="808080" w:sz="4"/>
+              <w:left w:val="single" w:color="808080" w:sz="4"/>
+              <w:bottom w:val="single" w:color="808080" w:sz="4"/>
+              <w:right w:val="single" w:color="808080" w:sz="4"/>
+            </w:tcBorders>
+            <w:tcMar>
+              <w:top w:type="dxa" w:w="50"/>
+              <w:left w:type="dxa" w:w="90"/>
+              <w:bottom w:type="dxa" w:w="50"/>
+              <w:right w:type="dxa" w:w="90"/>
+            </w:tcMar>
+            <w:vAlign w:val="top"/>
+          </w:tcPr>
+          <w:p>
+            <w:pPr>
+              <w:spacing w:after="20"/>
+              <w:jc w:val="left"/>
+            </w:pPr>
+          </w:p>
+        </w:tc>
+        <w:tc>
+          <w:tcPr>
+            <w:tcW w:type="dxa" w:w="1700"/>
+            <w:tcBorders>
+              <w:top w:val="single" w:color="808080" w:sz="4"/>
+              <w:left w:val="single" w:color="808080" w:sz="4"/>
+              <w:bottom w:val="single" w:color="808080" w:sz="4"/>
+              <w:right w:val="single" w:color="808080" w:sz="4"/>
+            </w:tcBorders>
+            <w:tcMar>
+              <w:top w:type="dxa" w:w="50"/>
+              <w:left w:type="dxa" w:w="90"/>
+              <w:bottom w:type="dxa" w:w="50"/>
+              <w:right w:type="dxa" w:w="90"/>
+            </w:tcMar>
+            <w:vAlign w:val="top"/>
+          </w:tcPr>
+          <w:p>
+            <w:pPr>
+              <w:spacing w:after="20"/>
+              <w:jc w:val="left"/>
+            </w:pPr>
+          </w:p>
+        </w:tc>
+        <w:tc>
+          <w:tcPr>
+            <w:tcW w:type="dxa" w:w="1250"/>
+            <w:tcBorders>
+              <w:top w:val="single" w:color="808080" w:sz="4"/>
+              <w:left w:val="single" w:color="808080" w:sz="4"/>
+              <w:bottom w:val="single" w:color="808080" w:sz="4"/>
+              <w:right w:val="single" w:color="808080" w:sz="4"/>
+            </w:tcBorders>
+            <w:tcMar>
+              <w:top w:type="dxa" w:w="50"/>
+              <w:left w:type="dxa" w:w="90"/>
+              <w:bottom w:type="dxa" w:w="50"/>
+              <w:right w:type="dxa" w:w="90"/>
+            </w:tcMar>
+            <w:vAlign w:val="top"/>
+          </w:tcPr>
+          <w:p>
+            <w:pPr>
+              <w:spacing w:after="20"/>
+              <w:jc w:val="left"/>
+            </w:pPr>
+          </w:p>
+        </w:tc>
+        <w:tc>
+          <w:tcPr>
+            <w:tcW w:type="dxa" w:w="1250"/>
+            <w:tcBorders>
+              <w:top w:val="single" w:color="808080" w:sz="4"/>
+              <w:left w:val="single" w:color="808080" w:sz="4"/>
+              <w:bottom w:val="single" w:color="808080" w:sz="4"/>
+              <w:right w:val="single" w:color="808080" w:sz="4"/>
+            </w:tcBorders>
+            <w:tcMar>
+              <w:top w:type="dxa" w:w="50"/>
+              <w:left w:type="dxa" w:w="90"/>
+              <w:bottom w:type="dxa" w:w="50"/>
+              <w:right w:type="dxa" w:w="90"/>
+            </w:tcMar>
+            <w:vAlign w:val="top"/>
+          </w:tcPr>
+          <w:p>
+            <w:pPr>
+              <w:spacing w:after="20"/>
+              <w:jc w:val="left"/>
+            </w:pPr>
+          </w:p>
+        </w:tc>
+        <w:tc>
+          <w:tcPr>
+            <w:tcW w:type="dxa" w:w="1700"/>
+            <w:tcBorders>
+              <w:top w:val="single" w:color="808080" w:sz="4"/>
+              <w:left w:val="single" w:color="808080" w:sz="4"/>
+              <w:bottom w:val="single" w:color="808080" w:sz="4"/>
+              <w:right w:val="single" w:color="808080" w:sz="4"/>
+            </w:tcBorders>
+            <w:tcMar>
+              <w:top w:type="dxa" w:w="50"/>
+              <w:left w:type="dxa" w:w="90"/>
+              <w:bottom w:type="dxa" w:w="50"/>
+              <w:right w:type="dxa" w:w="90"/>
+            </w:tcMar>
+            <w:vAlign w:val="top"/>
+          </w:tcPr>
+          <w:p>
+            <w:pPr>
+              <w:spacing w:after="20"/>
+              <w:jc w:val="left"/>
+            </w:pPr>
+          </w:p>
+        </w:tc>
+        <w:tc>
+          <w:tcPr>
+            <w:tcW w:type="dxa" w:w="1900"/>
+            <w:tcBorders>
+              <w:top w:val="single" w:color="808080" w:sz="4"/>
+              <w:left w:val="single" w:color="808080" w:sz="4"/>
+              <w:bottom w:val="single" w:color="808080" w:sz="4"/>
+              <w:right w:val="single" w:color="808080" w:sz="4"/>
+            </w:tcBorders>
+            <w:tcMar>
+              <w:top w:type="dxa" w:w="50"/>
+              <w:left w:type="dxa" w:w="90"/>
+              <w:bottom w:type="dxa" w:w="50"/>
+              <w:right w:type="dxa" w:w="90"/>
+            </w:tcMar>
+            <w:vAlign w:val="top"/>
+          </w:tcPr>
+          <w:p>
+            <w:pPr>
+              <w:spacing w:after="20"/>
+              <w:jc w:val="left"/>
+            </w:pPr>
+          </w:p>
+        </w:tc>
+        <w:tc>
+          <w:tcPr>
+            <w:tcW w:type="dxa" w:w="2536"/>
             <w:tcBorders>
               <w:top w:val="single" w:color="808080" w:sz="4"/>
               <w:left w:val="single" w:color="808080" w:sz="4"/>
@@ -7188,223 +6032,7 @@
         </w:tc>
         <w:tc>
           <w:tcPr>
-            <w:tcW w:type="dxa" w:w="1450"/>
-            <w:tcBorders>
-              <w:top w:val="single" w:color="808080" w:sz="4"/>
-              <w:left w:val="single" w:color="808080" w:sz="4"/>
-              <w:bottom w:val="single" w:color="808080" w:sz="4"/>
-              <w:right w:val="single" w:color="808080" w:sz="4"/>
-            </w:tcBorders>
-            <w:tcMar>
-              <w:top w:type="dxa" w:w="50"/>
-              <w:left w:type="dxa" w:w="90"/>
-              <w:bottom w:type="dxa" w:w="50"/>
-              <w:right w:type="dxa" w:w="90"/>
-            </w:tcMar>
-            <w:vAlign w:val="top"/>
-          </w:tcPr>
-          <w:p>
-            <w:pPr>
-              <w:spacing w:after="20"/>
-              <w:jc w:val="left"/>
-            </w:pPr>
-          </w:p>
-        </w:tc>
-        <w:tc>
-          <w:tcPr>
-            <w:tcW w:type="dxa" w:w="1000"/>
-            <w:tcBorders>
-              <w:top w:val="single" w:color="808080" w:sz="4"/>
-              <w:left w:val="single" w:color="808080" w:sz="4"/>
-              <w:bottom w:val="single" w:color="808080" w:sz="4"/>
-              <w:right w:val="single" w:color="808080" w:sz="4"/>
-            </w:tcBorders>
-            <w:tcMar>
-              <w:top w:type="dxa" w:w="50"/>
-              <w:left w:type="dxa" w:w="90"/>
-              <w:bottom w:type="dxa" w:w="50"/>
-              <w:right w:type="dxa" w:w="90"/>
-            </w:tcMar>
-            <w:vAlign w:val="top"/>
-          </w:tcPr>
-          <w:p>
-            <w:pPr>
-              <w:spacing w:after="20"/>
-              <w:jc w:val="left"/>
-            </w:pPr>
-          </w:p>
-        </w:tc>
-        <w:tc>
-          <w:tcPr>
-            <w:tcW w:type="dxa" w:w="1100"/>
-            <w:tcBorders>
-              <w:top w:val="single" w:color="808080" w:sz="4"/>
-              <w:left w:val="single" w:color="808080" w:sz="4"/>
-              <w:bottom w:val="single" w:color="808080" w:sz="4"/>
-              <w:right w:val="single" w:color="808080" w:sz="4"/>
-            </w:tcBorders>
-            <w:tcMar>
-              <w:top w:type="dxa" w:w="50"/>
-              <w:left w:type="dxa" w:w="90"/>
-              <w:bottom w:type="dxa" w:w="50"/>
-              <w:right w:type="dxa" w:w="90"/>
-            </w:tcMar>
-            <w:vAlign w:val="top"/>
-          </w:tcPr>
-          <w:p>
-            <w:pPr>
-              <w:spacing w:after="20"/>
-              <w:jc w:val="left"/>
-            </w:pPr>
-          </w:p>
-        </w:tc>
-        <w:tc>
-          <w:tcPr>
-            <w:tcW w:type="dxa" w:w="1500"/>
-            <w:tcBorders>
-              <w:top w:val="single" w:color="808080" w:sz="4"/>
-              <w:left w:val="single" w:color="808080" w:sz="4"/>
-              <w:bottom w:val="single" w:color="808080" w:sz="4"/>
-              <w:right w:val="single" w:color="808080" w:sz="4"/>
-            </w:tcBorders>
-            <w:tcMar>
-              <w:top w:type="dxa" w:w="50"/>
-              <w:left w:type="dxa" w:w="90"/>
-              <w:bottom w:type="dxa" w:w="50"/>
-              <w:right w:type="dxa" w:w="90"/>
-            </w:tcMar>
-            <w:vAlign w:val="top"/>
-          </w:tcPr>
-          <w:p>
-            <w:pPr>
-              <w:spacing w:after="20"/>
-              <w:jc w:val="left"/>
-            </w:pPr>
-          </w:p>
-        </w:tc>
-        <w:tc>
-          <w:tcPr>
-            <w:tcW w:type="dxa" w:w="1500"/>
-            <w:tcBorders>
-              <w:top w:val="single" w:color="808080" w:sz="4"/>
-              <w:left w:val="single" w:color="808080" w:sz="4"/>
-              <w:bottom w:val="single" w:color="808080" w:sz="4"/>
-              <w:right w:val="single" w:color="808080" w:sz="4"/>
-            </w:tcBorders>
-            <w:tcMar>
-              <w:top w:type="dxa" w:w="50"/>
-              <w:left w:type="dxa" w:w="90"/>
-              <w:bottom w:type="dxa" w:w="50"/>
-              <w:right w:type="dxa" w:w="90"/>
-            </w:tcMar>
-            <w:vAlign w:val="top"/>
-          </w:tcPr>
-          <w:p>
-            <w:pPr>
-              <w:spacing w:after="20"/>
-              <w:jc w:val="left"/>
-            </w:pPr>
-          </w:p>
-        </w:tc>
-        <w:tc>
-          <w:tcPr>
             <w:tcW w:type="dxa" w:w="900"/>
-            <w:tcBorders>
-              <w:top w:val="single" w:color="808080" w:sz="4"/>
-              <w:left w:val="single" w:color="808080" w:sz="4"/>
-              <w:bottom w:val="single" w:color="808080" w:sz="4"/>
-              <w:right w:val="single" w:color="808080" w:sz="4"/>
-            </w:tcBorders>
-            <w:tcMar>
-              <w:top w:type="dxa" w:w="50"/>
-              <w:left w:type="dxa" w:w="90"/>
-              <w:bottom w:type="dxa" w:w="50"/>
-              <w:right w:type="dxa" w:w="90"/>
-            </w:tcMar>
-            <w:vAlign w:val="top"/>
-          </w:tcPr>
-          <w:p>
-            <w:pPr>
-              <w:spacing w:after="20"/>
-              <w:jc w:val="left"/>
-            </w:pPr>
-          </w:p>
-        </w:tc>
-        <w:tc>
-          <w:tcPr>
-            <w:tcW w:type="dxa" w:w="900"/>
-            <w:tcBorders>
-              <w:top w:val="single" w:color="808080" w:sz="4"/>
-              <w:left w:val="single" w:color="808080" w:sz="4"/>
-              <w:bottom w:val="single" w:color="808080" w:sz="4"/>
-              <w:right w:val="single" w:color="808080" w:sz="4"/>
-            </w:tcBorders>
-            <w:tcMar>
-              <w:top w:type="dxa" w:w="50"/>
-              <w:left w:type="dxa" w:w="90"/>
-              <w:bottom w:type="dxa" w:w="50"/>
-              <w:right w:type="dxa" w:w="90"/>
-            </w:tcMar>
-            <w:vAlign w:val="top"/>
-          </w:tcPr>
-          <w:p>
-            <w:pPr>
-              <w:spacing w:after="20"/>
-              <w:jc w:val="left"/>
-            </w:pPr>
-          </w:p>
-        </w:tc>
-        <w:tc>
-          <w:tcPr>
-            <w:tcW w:type="dxa" w:w="1150"/>
-            <w:tcBorders>
-              <w:top w:val="single" w:color="808080" w:sz="4"/>
-              <w:left w:val="single" w:color="808080" w:sz="4"/>
-              <w:bottom w:val="single" w:color="808080" w:sz="4"/>
-              <w:right w:val="single" w:color="808080" w:sz="4"/>
-            </w:tcBorders>
-            <w:tcMar>
-              <w:top w:type="dxa" w:w="50"/>
-              <w:left w:type="dxa" w:w="90"/>
-              <w:bottom w:type="dxa" w:w="50"/>
-              <w:right w:type="dxa" w:w="90"/>
-            </w:tcMar>
-            <w:vAlign w:val="top"/>
-          </w:tcPr>
-          <w:p>
-            <w:pPr>
-              <w:spacing w:after="20"/>
-              <w:jc w:val="left"/>
-            </w:pPr>
-          </w:p>
-        </w:tc>
-        <w:tc>
-          <w:tcPr>
-            <w:tcW w:type="dxa" w:w="900"/>
-            <w:tcBorders>
-              <w:top w:val="single" w:color="808080" w:sz="4"/>
-              <w:left w:val="single" w:color="808080" w:sz="4"/>
-              <w:bottom w:val="single" w:color="808080" w:sz="4"/>
-              <w:right w:val="single" w:color="808080" w:sz="4"/>
-            </w:tcBorders>
-            <w:tcMar>
-              <w:top w:type="dxa" w:w="50"/>
-              <w:left w:type="dxa" w:w="90"/>
-              <w:bottom w:type="dxa" w:w="50"/>
-              <w:right w:type="dxa" w:w="90"/>
-            </w:tcMar>
-            <w:vAlign w:val="top"/>
-          </w:tcPr>
-          <w:p>
-            <w:pPr>
-              <w:spacing w:after="20"/>
-              <w:jc w:val="left"/>
-            </w:pPr>
-          </w:p>
-        </w:tc>
-        <w:tc>
-          <w:tcPr>
-            <w:tcW w:type="dxa" w:w="836"/>
             <w:tcBorders>
               <w:top w:val="single" w:color="808080" w:sz="4"/>
               <w:left w:val="single" w:color="808080" w:sz="4"/>
@@ -7435,55 +6063,175 @@
         </w:trPr>
         <w:tc>
           <w:tcPr>
-            <w:tcW w:type="dxa" w:w="450"/>
-            <w:tcBorders>
-              <w:top w:val="single" w:color="808080" w:sz="4"/>
-              <w:left w:val="single" w:color="808080" w:sz="4"/>
-              <w:bottom w:val="single" w:color="808080" w:sz="4"/>
-              <w:right w:val="single" w:color="808080" w:sz="4"/>
-            </w:tcBorders>
-            <w:tcMar>
-              <w:top w:type="dxa" w:w="50"/>
-              <w:left w:type="dxa" w:w="90"/>
-              <w:bottom w:type="dxa" w:w="50"/>
-              <w:right w:type="dxa" w:w="90"/>
-            </w:tcMar>
-            <w:vAlign w:val="top"/>
-          </w:tcPr>
-          <w:p>
-            <w:pPr>
-              <w:spacing w:after="20"/>
-              <w:jc w:val="left"/>
-            </w:pPr>
-          </w:p>
-        </w:tc>
-        <w:tc>
-          <w:tcPr>
-            <w:tcW w:type="dxa" w:w="950"/>
-            <w:tcBorders>
-              <w:top w:val="single" w:color="808080" w:sz="4"/>
-              <w:left w:val="single" w:color="808080" w:sz="4"/>
-              <w:bottom w:val="single" w:color="808080" w:sz="4"/>
-              <w:right w:val="single" w:color="808080" w:sz="4"/>
-            </w:tcBorders>
-            <w:tcMar>
-              <w:top w:type="dxa" w:w="50"/>
-              <w:left w:type="dxa" w:w="90"/>
-              <w:bottom w:type="dxa" w:w="50"/>
-              <w:right w:type="dxa" w:w="90"/>
-            </w:tcMar>
-            <w:vAlign w:val="top"/>
-          </w:tcPr>
-          <w:p>
-            <w:pPr>
-              <w:spacing w:after="20"/>
-              <w:jc w:val="left"/>
-            </w:pPr>
-          </w:p>
-        </w:tc>
-        <w:tc>
-          <w:tcPr>
-            <w:tcW w:type="dxa" w:w="1600"/>
+            <w:tcW w:type="dxa" w:w="1100"/>
+            <w:tcBorders>
+              <w:top w:val="single" w:color="808080" w:sz="4"/>
+              <w:left w:val="single" w:color="808080" w:sz="4"/>
+              <w:bottom w:val="single" w:color="808080" w:sz="4"/>
+              <w:right w:val="single" w:color="808080" w:sz="4"/>
+            </w:tcBorders>
+            <w:tcMar>
+              <w:top w:type="dxa" w:w="50"/>
+              <w:left w:type="dxa" w:w="90"/>
+              <w:bottom w:type="dxa" w:w="50"/>
+              <w:right w:type="dxa" w:w="90"/>
+            </w:tcMar>
+            <w:vAlign w:val="top"/>
+          </w:tcPr>
+          <w:p>
+            <w:pPr>
+              <w:spacing w:after="20"/>
+              <w:jc w:val="left"/>
+            </w:pPr>
+          </w:p>
+        </w:tc>
+        <w:tc>
+          <w:tcPr>
+            <w:tcW w:type="dxa" w:w="1900"/>
+            <w:tcBorders>
+              <w:top w:val="single" w:color="808080" w:sz="4"/>
+              <w:left w:val="single" w:color="808080" w:sz="4"/>
+              <w:bottom w:val="single" w:color="808080" w:sz="4"/>
+              <w:right w:val="single" w:color="808080" w:sz="4"/>
+            </w:tcBorders>
+            <w:tcMar>
+              <w:top w:type="dxa" w:w="50"/>
+              <w:left w:type="dxa" w:w="90"/>
+              <w:bottom w:type="dxa" w:w="50"/>
+              <w:right w:type="dxa" w:w="90"/>
+            </w:tcMar>
+            <w:vAlign w:val="top"/>
+          </w:tcPr>
+          <w:p>
+            <w:pPr>
+              <w:spacing w:after="20"/>
+              <w:jc w:val="left"/>
+            </w:pPr>
+          </w:p>
+        </w:tc>
+        <w:tc>
+          <w:tcPr>
+            <w:tcW w:type="dxa" w:w="1700"/>
+            <w:tcBorders>
+              <w:top w:val="single" w:color="808080" w:sz="4"/>
+              <w:left w:val="single" w:color="808080" w:sz="4"/>
+              <w:bottom w:val="single" w:color="808080" w:sz="4"/>
+              <w:right w:val="single" w:color="808080" w:sz="4"/>
+            </w:tcBorders>
+            <w:tcMar>
+              <w:top w:type="dxa" w:w="50"/>
+              <w:left w:type="dxa" w:w="90"/>
+              <w:bottom w:type="dxa" w:w="50"/>
+              <w:right w:type="dxa" w:w="90"/>
+            </w:tcMar>
+            <w:vAlign w:val="top"/>
+          </w:tcPr>
+          <w:p>
+            <w:pPr>
+              <w:spacing w:after="20"/>
+              <w:jc w:val="left"/>
+            </w:pPr>
+          </w:p>
+        </w:tc>
+        <w:tc>
+          <w:tcPr>
+            <w:tcW w:type="dxa" w:w="1250"/>
+            <w:tcBorders>
+              <w:top w:val="single" w:color="808080" w:sz="4"/>
+              <w:left w:val="single" w:color="808080" w:sz="4"/>
+              <w:bottom w:val="single" w:color="808080" w:sz="4"/>
+              <w:right w:val="single" w:color="808080" w:sz="4"/>
+            </w:tcBorders>
+            <w:tcMar>
+              <w:top w:type="dxa" w:w="50"/>
+              <w:left w:type="dxa" w:w="90"/>
+              <w:bottom w:type="dxa" w:w="50"/>
+              <w:right w:type="dxa" w:w="90"/>
+            </w:tcMar>
+            <w:vAlign w:val="top"/>
+          </w:tcPr>
+          <w:p>
+            <w:pPr>
+              <w:spacing w:after="20"/>
+              <w:jc w:val="left"/>
+            </w:pPr>
+          </w:p>
+        </w:tc>
+        <w:tc>
+          <w:tcPr>
+            <w:tcW w:type="dxa" w:w="1250"/>
+            <w:tcBorders>
+              <w:top w:val="single" w:color="808080" w:sz="4"/>
+              <w:left w:val="single" w:color="808080" w:sz="4"/>
+              <w:bottom w:val="single" w:color="808080" w:sz="4"/>
+              <w:right w:val="single" w:color="808080" w:sz="4"/>
+            </w:tcBorders>
+            <w:tcMar>
+              <w:top w:type="dxa" w:w="50"/>
+              <w:left w:type="dxa" w:w="90"/>
+              <w:bottom w:type="dxa" w:w="50"/>
+              <w:right w:type="dxa" w:w="90"/>
+            </w:tcMar>
+            <w:vAlign w:val="top"/>
+          </w:tcPr>
+          <w:p>
+            <w:pPr>
+              <w:spacing w:after="20"/>
+              <w:jc w:val="left"/>
+            </w:pPr>
+          </w:p>
+        </w:tc>
+        <w:tc>
+          <w:tcPr>
+            <w:tcW w:type="dxa" w:w="1700"/>
+            <w:tcBorders>
+              <w:top w:val="single" w:color="808080" w:sz="4"/>
+              <w:left w:val="single" w:color="808080" w:sz="4"/>
+              <w:bottom w:val="single" w:color="808080" w:sz="4"/>
+              <w:right w:val="single" w:color="808080" w:sz="4"/>
+            </w:tcBorders>
+            <w:tcMar>
+              <w:top w:type="dxa" w:w="50"/>
+              <w:left w:type="dxa" w:w="90"/>
+              <w:bottom w:type="dxa" w:w="50"/>
+              <w:right w:type="dxa" w:w="90"/>
+            </w:tcMar>
+            <w:vAlign w:val="top"/>
+          </w:tcPr>
+          <w:p>
+            <w:pPr>
+              <w:spacing w:after="20"/>
+              <w:jc w:val="left"/>
+            </w:pPr>
+          </w:p>
+        </w:tc>
+        <w:tc>
+          <w:tcPr>
+            <w:tcW w:type="dxa" w:w="1900"/>
+            <w:tcBorders>
+              <w:top w:val="single" w:color="808080" w:sz="4"/>
+              <w:left w:val="single" w:color="808080" w:sz="4"/>
+              <w:bottom w:val="single" w:color="808080" w:sz="4"/>
+              <w:right w:val="single" w:color="808080" w:sz="4"/>
+            </w:tcBorders>
+            <w:tcMar>
+              <w:top w:type="dxa" w:w="50"/>
+              <w:left w:type="dxa" w:w="90"/>
+              <w:bottom w:type="dxa" w:w="50"/>
+              <w:right w:type="dxa" w:w="90"/>
+            </w:tcMar>
+            <w:vAlign w:val="top"/>
+          </w:tcPr>
+          <w:p>
+            <w:pPr>
+              <w:spacing w:after="20"/>
+              <w:jc w:val="left"/>
+            </w:pPr>
+          </w:p>
+        </w:tc>
+        <w:tc>
+          <w:tcPr>
+            <w:tcW w:type="dxa" w:w="2536"/>
             <w:tcBorders>
               <w:top w:val="single" w:color="808080" w:sz="4"/>
               <w:left w:val="single" w:color="808080" w:sz="4"/>
@@ -7531,566 +6279,7 @@
         </w:tc>
         <w:tc>
           <w:tcPr>
-            <w:tcW w:type="dxa" w:w="1450"/>
-            <w:tcBorders>
-              <w:top w:val="single" w:color="808080" w:sz="4"/>
-              <w:left w:val="single" w:color="808080" w:sz="4"/>
-              <w:bottom w:val="single" w:color="808080" w:sz="4"/>
-              <w:right w:val="single" w:color="808080" w:sz="4"/>
-            </w:tcBorders>
-            <w:tcMar>
-              <w:top w:type="dxa" w:w="50"/>
-              <w:left w:type="dxa" w:w="90"/>
-              <w:bottom w:type="dxa" w:w="50"/>
-              <w:right w:type="dxa" w:w="90"/>
-            </w:tcMar>
-            <w:vAlign w:val="top"/>
-          </w:tcPr>
-          <w:p>
-            <w:pPr>
-              <w:spacing w:after="20"/>
-              <w:jc w:val="left"/>
-            </w:pPr>
-          </w:p>
-        </w:tc>
-        <w:tc>
-          <w:tcPr>
-            <w:tcW w:type="dxa" w:w="1000"/>
-            <w:tcBorders>
-              <w:top w:val="single" w:color="808080" w:sz="4"/>
-              <w:left w:val="single" w:color="808080" w:sz="4"/>
-              <w:bottom w:val="single" w:color="808080" w:sz="4"/>
-              <w:right w:val="single" w:color="808080" w:sz="4"/>
-            </w:tcBorders>
-            <w:tcMar>
-              <w:top w:type="dxa" w:w="50"/>
-              <w:left w:type="dxa" w:w="90"/>
-              <w:bottom w:type="dxa" w:w="50"/>
-              <w:right w:type="dxa" w:w="90"/>
-            </w:tcMar>
-            <w:vAlign w:val="top"/>
-          </w:tcPr>
-          <w:p>
-            <w:pPr>
-              <w:spacing w:after="20"/>
-              <w:jc w:val="left"/>
-            </w:pPr>
-          </w:p>
-        </w:tc>
-        <w:tc>
-          <w:tcPr>
-            <w:tcW w:type="dxa" w:w="1100"/>
-            <w:tcBorders>
-              <w:top w:val="single" w:color="808080" w:sz="4"/>
-              <w:left w:val="single" w:color="808080" w:sz="4"/>
-              <w:bottom w:val="single" w:color="808080" w:sz="4"/>
-              <w:right w:val="single" w:color="808080" w:sz="4"/>
-            </w:tcBorders>
-            <w:tcMar>
-              <w:top w:type="dxa" w:w="50"/>
-              <w:left w:type="dxa" w:w="90"/>
-              <w:bottom w:type="dxa" w:w="50"/>
-              <w:right w:type="dxa" w:w="90"/>
-            </w:tcMar>
-            <w:vAlign w:val="top"/>
-          </w:tcPr>
-          <w:p>
-            <w:pPr>
-              <w:spacing w:after="20"/>
-              <w:jc w:val="left"/>
-            </w:pPr>
-          </w:p>
-        </w:tc>
-        <w:tc>
-          <w:tcPr>
-            <w:tcW w:type="dxa" w:w="1500"/>
-            <w:tcBorders>
-              <w:top w:val="single" w:color="808080" w:sz="4"/>
-              <w:left w:val="single" w:color="808080" w:sz="4"/>
-              <w:bottom w:val="single" w:color="808080" w:sz="4"/>
-              <w:right w:val="single" w:color="808080" w:sz="4"/>
-            </w:tcBorders>
-            <w:tcMar>
-              <w:top w:type="dxa" w:w="50"/>
-              <w:left w:type="dxa" w:w="90"/>
-              <w:bottom w:type="dxa" w:w="50"/>
-              <w:right w:type="dxa" w:w="90"/>
-            </w:tcMar>
-            <w:vAlign w:val="top"/>
-          </w:tcPr>
-          <w:p>
-            <w:pPr>
-              <w:spacing w:after="20"/>
-              <w:jc w:val="left"/>
-            </w:pPr>
-          </w:p>
-        </w:tc>
-        <w:tc>
-          <w:tcPr>
-            <w:tcW w:type="dxa" w:w="1500"/>
-            <w:tcBorders>
-              <w:top w:val="single" w:color="808080" w:sz="4"/>
-              <w:left w:val="single" w:color="808080" w:sz="4"/>
-              <w:bottom w:val="single" w:color="808080" w:sz="4"/>
-              <w:right w:val="single" w:color="808080" w:sz="4"/>
-            </w:tcBorders>
-            <w:tcMar>
-              <w:top w:type="dxa" w:w="50"/>
-              <w:left w:type="dxa" w:w="90"/>
-              <w:bottom w:type="dxa" w:w="50"/>
-              <w:right w:type="dxa" w:w="90"/>
-            </w:tcMar>
-            <w:vAlign w:val="top"/>
-          </w:tcPr>
-          <w:p>
-            <w:pPr>
-              <w:spacing w:after="20"/>
-              <w:jc w:val="left"/>
-            </w:pPr>
-          </w:p>
-        </w:tc>
-        <w:tc>
-          <w:tcPr>
             <w:tcW w:type="dxa" w:w="900"/>
-            <w:tcBorders>
-              <w:top w:val="single" w:color="808080" w:sz="4"/>
-              <w:left w:val="single" w:color="808080" w:sz="4"/>
-              <w:bottom w:val="single" w:color="808080" w:sz="4"/>
-              <w:right w:val="single" w:color="808080" w:sz="4"/>
-            </w:tcBorders>
-            <w:tcMar>
-              <w:top w:type="dxa" w:w="50"/>
-              <w:left w:type="dxa" w:w="90"/>
-              <w:bottom w:type="dxa" w:w="50"/>
-              <w:right w:type="dxa" w:w="90"/>
-            </w:tcMar>
-            <w:vAlign w:val="top"/>
-          </w:tcPr>
-          <w:p>
-            <w:pPr>
-              <w:spacing w:after="20"/>
-              <w:jc w:val="left"/>
-            </w:pPr>
-          </w:p>
-        </w:tc>
-        <w:tc>
-          <w:tcPr>
-            <w:tcW w:type="dxa" w:w="900"/>
-            <w:tcBorders>
-              <w:top w:val="single" w:color="808080" w:sz="4"/>
-              <w:left w:val="single" w:color="808080" w:sz="4"/>
-              <w:bottom w:val="single" w:color="808080" w:sz="4"/>
-              <w:right w:val="single" w:color="808080" w:sz="4"/>
-            </w:tcBorders>
-            <w:tcMar>
-              <w:top w:type="dxa" w:w="50"/>
-              <w:left w:type="dxa" w:w="90"/>
-              <w:bottom w:type="dxa" w:w="50"/>
-              <w:right w:type="dxa" w:w="90"/>
-            </w:tcMar>
-            <w:vAlign w:val="top"/>
-          </w:tcPr>
-          <w:p>
-            <w:pPr>
-              <w:spacing w:after="20"/>
-              <w:jc w:val="left"/>
-            </w:pPr>
-          </w:p>
-        </w:tc>
-        <w:tc>
-          <w:tcPr>
-            <w:tcW w:type="dxa" w:w="1150"/>
-            <w:tcBorders>
-              <w:top w:val="single" w:color="808080" w:sz="4"/>
-              <w:left w:val="single" w:color="808080" w:sz="4"/>
-              <w:bottom w:val="single" w:color="808080" w:sz="4"/>
-              <w:right w:val="single" w:color="808080" w:sz="4"/>
-            </w:tcBorders>
-            <w:tcMar>
-              <w:top w:type="dxa" w:w="50"/>
-              <w:left w:type="dxa" w:w="90"/>
-              <w:bottom w:type="dxa" w:w="50"/>
-              <w:right w:type="dxa" w:w="90"/>
-            </w:tcMar>
-            <w:vAlign w:val="top"/>
-          </w:tcPr>
-          <w:p>
-            <w:pPr>
-              <w:spacing w:after="20"/>
-              <w:jc w:val="left"/>
-            </w:pPr>
-          </w:p>
-        </w:tc>
-        <w:tc>
-          <w:tcPr>
-            <w:tcW w:type="dxa" w:w="900"/>
-            <w:tcBorders>
-              <w:top w:val="single" w:color="808080" w:sz="4"/>
-              <w:left w:val="single" w:color="808080" w:sz="4"/>
-              <w:bottom w:val="single" w:color="808080" w:sz="4"/>
-              <w:right w:val="single" w:color="808080" w:sz="4"/>
-            </w:tcBorders>
-            <w:tcMar>
-              <w:top w:type="dxa" w:w="50"/>
-              <w:left w:type="dxa" w:w="90"/>
-              <w:bottom w:type="dxa" w:w="50"/>
-              <w:right w:type="dxa" w:w="90"/>
-            </w:tcMar>
-            <w:vAlign w:val="top"/>
-          </w:tcPr>
-          <w:p>
-            <w:pPr>
-              <w:spacing w:after="20"/>
-              <w:jc w:val="left"/>
-            </w:pPr>
-          </w:p>
-        </w:tc>
-        <w:tc>
-          <w:tcPr>
-            <w:tcW w:type="dxa" w:w="836"/>
-            <w:tcBorders>
-              <w:top w:val="single" w:color="808080" w:sz="4"/>
-              <w:left w:val="single" w:color="808080" w:sz="4"/>
-              <w:bottom w:val="single" w:color="808080" w:sz="4"/>
-              <w:right w:val="single" w:color="808080" w:sz="4"/>
-            </w:tcBorders>
-            <w:tcMar>
-              <w:top w:type="dxa" w:w="50"/>
-              <w:left w:type="dxa" w:w="90"/>
-              <w:bottom w:type="dxa" w:w="50"/>
-              <w:right w:type="dxa" w:w="90"/>
-            </w:tcMar>
-            <w:vAlign w:val="top"/>
-          </w:tcPr>
-          <w:p>
-            <w:pPr>
-              <w:spacing w:after="20"/>
-              <w:jc w:val="left"/>
-            </w:pPr>
-          </w:p>
-        </w:tc>
-      </w:tr>
-      <w:tr>
-        <w:trPr>
-          <w:cantSplit/>
-          <w:tblHeader w:val="false"/>
-          <w:trHeight w:val="420" w:hRule="atLeast"/>
-        </w:trPr>
-        <w:tc>
-          <w:tcPr>
-            <w:tcW w:type="dxa" w:w="450"/>
-            <w:tcBorders>
-              <w:top w:val="single" w:color="808080" w:sz="4"/>
-              <w:left w:val="single" w:color="808080" w:sz="4"/>
-              <w:bottom w:val="single" w:color="808080" w:sz="4"/>
-              <w:right w:val="single" w:color="808080" w:sz="4"/>
-            </w:tcBorders>
-            <w:tcMar>
-              <w:top w:type="dxa" w:w="50"/>
-              <w:left w:type="dxa" w:w="90"/>
-              <w:bottom w:type="dxa" w:w="50"/>
-              <w:right w:type="dxa" w:w="90"/>
-            </w:tcMar>
-            <w:vAlign w:val="top"/>
-          </w:tcPr>
-          <w:p>
-            <w:pPr>
-              <w:spacing w:after="20"/>
-              <w:jc w:val="left"/>
-            </w:pPr>
-          </w:p>
-        </w:tc>
-        <w:tc>
-          <w:tcPr>
-            <w:tcW w:type="dxa" w:w="950"/>
-            <w:tcBorders>
-              <w:top w:val="single" w:color="808080" w:sz="4"/>
-              <w:left w:val="single" w:color="808080" w:sz="4"/>
-              <w:bottom w:val="single" w:color="808080" w:sz="4"/>
-              <w:right w:val="single" w:color="808080" w:sz="4"/>
-            </w:tcBorders>
-            <w:tcMar>
-              <w:top w:type="dxa" w:w="50"/>
-              <w:left w:type="dxa" w:w="90"/>
-              <w:bottom w:type="dxa" w:w="50"/>
-              <w:right w:type="dxa" w:w="90"/>
-            </w:tcMar>
-            <w:vAlign w:val="top"/>
-          </w:tcPr>
-          <w:p>
-            <w:pPr>
-              <w:spacing w:after="20"/>
-              <w:jc w:val="left"/>
-            </w:pPr>
-          </w:p>
-        </w:tc>
-        <w:tc>
-          <w:tcPr>
-            <w:tcW w:type="dxa" w:w="1600"/>
-            <w:tcBorders>
-              <w:top w:val="single" w:color="808080" w:sz="4"/>
-              <w:left w:val="single" w:color="808080" w:sz="4"/>
-              <w:bottom w:val="single" w:color="808080" w:sz="4"/>
-              <w:right w:val="single" w:color="808080" w:sz="4"/>
-            </w:tcBorders>
-            <w:tcMar>
-              <w:top w:type="dxa" w:w="50"/>
-              <w:left w:type="dxa" w:w="90"/>
-              <w:bottom w:type="dxa" w:w="50"/>
-              <w:right w:type="dxa" w:w="90"/>
-            </w:tcMar>
-            <w:vAlign w:val="top"/>
-          </w:tcPr>
-          <w:p>
-            <w:pPr>
-              <w:spacing w:after="20"/>
-              <w:jc w:val="left"/>
-            </w:pPr>
-          </w:p>
-        </w:tc>
-        <w:tc>
-          <w:tcPr>
-            <w:tcW w:type="dxa" w:w="900"/>
-            <w:tcBorders>
-              <w:top w:val="single" w:color="808080" w:sz="4"/>
-              <w:left w:val="single" w:color="808080" w:sz="4"/>
-              <w:bottom w:val="single" w:color="808080" w:sz="4"/>
-              <w:right w:val="single" w:color="808080" w:sz="4"/>
-            </w:tcBorders>
-            <w:tcMar>
-              <w:top w:type="dxa" w:w="50"/>
-              <w:left w:type="dxa" w:w="90"/>
-              <w:bottom w:type="dxa" w:w="50"/>
-              <w:right w:type="dxa" w:w="90"/>
-            </w:tcMar>
-            <w:vAlign w:val="top"/>
-          </w:tcPr>
-          <w:p>
-            <w:pPr>
-              <w:spacing w:after="20"/>
-              <w:jc w:val="left"/>
-            </w:pPr>
-          </w:p>
-        </w:tc>
-        <w:tc>
-          <w:tcPr>
-            <w:tcW w:type="dxa" w:w="1450"/>
-            <w:tcBorders>
-              <w:top w:val="single" w:color="808080" w:sz="4"/>
-              <w:left w:val="single" w:color="808080" w:sz="4"/>
-              <w:bottom w:val="single" w:color="808080" w:sz="4"/>
-              <w:right w:val="single" w:color="808080" w:sz="4"/>
-            </w:tcBorders>
-            <w:tcMar>
-              <w:top w:type="dxa" w:w="50"/>
-              <w:left w:type="dxa" w:w="90"/>
-              <w:bottom w:type="dxa" w:w="50"/>
-              <w:right w:type="dxa" w:w="90"/>
-            </w:tcMar>
-            <w:vAlign w:val="top"/>
-          </w:tcPr>
-          <w:p>
-            <w:pPr>
-              <w:spacing w:after="20"/>
-              <w:jc w:val="left"/>
-            </w:pPr>
-          </w:p>
-        </w:tc>
-        <w:tc>
-          <w:tcPr>
-            <w:tcW w:type="dxa" w:w="1000"/>
-            <w:tcBorders>
-              <w:top w:val="single" w:color="808080" w:sz="4"/>
-              <w:left w:val="single" w:color="808080" w:sz="4"/>
-              <w:bottom w:val="single" w:color="808080" w:sz="4"/>
-              <w:right w:val="single" w:color="808080" w:sz="4"/>
-            </w:tcBorders>
-            <w:tcMar>
-              <w:top w:type="dxa" w:w="50"/>
-              <w:left w:type="dxa" w:w="90"/>
-              <w:bottom w:type="dxa" w:w="50"/>
-              <w:right w:type="dxa" w:w="90"/>
-            </w:tcMar>
-            <w:vAlign w:val="top"/>
-          </w:tcPr>
-          <w:p>
-            <w:pPr>
-              <w:spacing w:after="20"/>
-              <w:jc w:val="left"/>
-            </w:pPr>
-          </w:p>
-        </w:tc>
-        <w:tc>
-          <w:tcPr>
-            <w:tcW w:type="dxa" w:w="1100"/>
-            <w:tcBorders>
-              <w:top w:val="single" w:color="808080" w:sz="4"/>
-              <w:left w:val="single" w:color="808080" w:sz="4"/>
-              <w:bottom w:val="single" w:color="808080" w:sz="4"/>
-              <w:right w:val="single" w:color="808080" w:sz="4"/>
-            </w:tcBorders>
-            <w:tcMar>
-              <w:top w:type="dxa" w:w="50"/>
-              <w:left w:type="dxa" w:w="90"/>
-              <w:bottom w:type="dxa" w:w="50"/>
-              <w:right w:type="dxa" w:w="90"/>
-            </w:tcMar>
-            <w:vAlign w:val="top"/>
-          </w:tcPr>
-          <w:p>
-            <w:pPr>
-              <w:spacing w:after="20"/>
-              <w:jc w:val="left"/>
-            </w:pPr>
-          </w:p>
-        </w:tc>
-        <w:tc>
-          <w:tcPr>
-            <w:tcW w:type="dxa" w:w="1500"/>
-            <w:tcBorders>
-              <w:top w:val="single" w:color="808080" w:sz="4"/>
-              <w:left w:val="single" w:color="808080" w:sz="4"/>
-              <w:bottom w:val="single" w:color="808080" w:sz="4"/>
-              <w:right w:val="single" w:color="808080" w:sz="4"/>
-            </w:tcBorders>
-            <w:tcMar>
-              <w:top w:type="dxa" w:w="50"/>
-              <w:left w:type="dxa" w:w="90"/>
-              <w:bottom w:type="dxa" w:w="50"/>
-              <w:right w:type="dxa" w:w="90"/>
-            </w:tcMar>
-            <w:vAlign w:val="top"/>
-          </w:tcPr>
-          <w:p>
-            <w:pPr>
-              <w:spacing w:after="20"/>
-              <w:jc w:val="left"/>
-            </w:pPr>
-          </w:p>
-        </w:tc>
-        <w:tc>
-          <w:tcPr>
-            <w:tcW w:type="dxa" w:w="1500"/>
-            <w:tcBorders>
-              <w:top w:val="single" w:color="808080" w:sz="4"/>
-              <w:left w:val="single" w:color="808080" w:sz="4"/>
-              <w:bottom w:val="single" w:color="808080" w:sz="4"/>
-              <w:right w:val="single" w:color="808080" w:sz="4"/>
-            </w:tcBorders>
-            <w:tcMar>
-              <w:top w:type="dxa" w:w="50"/>
-              <w:left w:type="dxa" w:w="90"/>
-              <w:bottom w:type="dxa" w:w="50"/>
-              <w:right w:type="dxa" w:w="90"/>
-            </w:tcMar>
-            <w:vAlign w:val="top"/>
-          </w:tcPr>
-          <w:p>
-            <w:pPr>
-              <w:spacing w:after="20"/>
-              <w:jc w:val="left"/>
-            </w:pPr>
-          </w:p>
-        </w:tc>
-        <w:tc>
-          <w:tcPr>
-            <w:tcW w:type="dxa" w:w="900"/>
-            <w:tcBorders>
-              <w:top w:val="single" w:color="808080" w:sz="4"/>
-              <w:left w:val="single" w:color="808080" w:sz="4"/>
-              <w:bottom w:val="single" w:color="808080" w:sz="4"/>
-              <w:right w:val="single" w:color="808080" w:sz="4"/>
-            </w:tcBorders>
-            <w:tcMar>
-              <w:top w:type="dxa" w:w="50"/>
-              <w:left w:type="dxa" w:w="90"/>
-              <w:bottom w:type="dxa" w:w="50"/>
-              <w:right w:type="dxa" w:w="90"/>
-            </w:tcMar>
-            <w:vAlign w:val="top"/>
-          </w:tcPr>
-          <w:p>
-            <w:pPr>
-              <w:spacing w:after="20"/>
-              <w:jc w:val="left"/>
-            </w:pPr>
-          </w:p>
-        </w:tc>
-        <w:tc>
-          <w:tcPr>
-            <w:tcW w:type="dxa" w:w="900"/>
-            <w:tcBorders>
-              <w:top w:val="single" w:color="808080" w:sz="4"/>
-              <w:left w:val="single" w:color="808080" w:sz="4"/>
-              <w:bottom w:val="single" w:color="808080" w:sz="4"/>
-              <w:right w:val="single" w:color="808080" w:sz="4"/>
-            </w:tcBorders>
-            <w:tcMar>
-              <w:top w:type="dxa" w:w="50"/>
-              <w:left w:type="dxa" w:w="90"/>
-              <w:bottom w:type="dxa" w:w="50"/>
-              <w:right w:type="dxa" w:w="90"/>
-            </w:tcMar>
-            <w:vAlign w:val="top"/>
-          </w:tcPr>
-          <w:p>
-            <w:pPr>
-              <w:spacing w:after="20"/>
-              <w:jc w:val="left"/>
-            </w:pPr>
-          </w:p>
-        </w:tc>
-        <w:tc>
-          <w:tcPr>
-            <w:tcW w:type="dxa" w:w="1150"/>
-            <w:tcBorders>
-              <w:top w:val="single" w:color="808080" w:sz="4"/>
-              <w:left w:val="single" w:color="808080" w:sz="4"/>
-              <w:bottom w:val="single" w:color="808080" w:sz="4"/>
-              <w:right w:val="single" w:color="808080" w:sz="4"/>
-            </w:tcBorders>
-            <w:tcMar>
-              <w:top w:type="dxa" w:w="50"/>
-              <w:left w:type="dxa" w:w="90"/>
-              <w:bottom w:type="dxa" w:w="50"/>
-              <w:right w:type="dxa" w:w="90"/>
-            </w:tcMar>
-            <w:vAlign w:val="top"/>
-          </w:tcPr>
-          <w:p>
-            <w:pPr>
-              <w:spacing w:after="20"/>
-              <w:jc w:val="left"/>
-            </w:pPr>
-          </w:p>
-        </w:tc>
-        <w:tc>
-          <w:tcPr>
-            <w:tcW w:type="dxa" w:w="900"/>
-            <w:tcBorders>
-              <w:top w:val="single" w:color="808080" w:sz="4"/>
-              <w:left w:val="single" w:color="808080" w:sz="4"/>
-              <w:bottom w:val="single" w:color="808080" w:sz="4"/>
-              <w:right w:val="single" w:color="808080" w:sz="4"/>
-            </w:tcBorders>
-            <w:tcMar>
-              <w:top w:type="dxa" w:w="50"/>
-              <w:left w:type="dxa" w:w="90"/>
-              <w:bottom w:type="dxa" w:w="50"/>
-              <w:right w:type="dxa" w:w="90"/>
-            </w:tcMar>
-            <w:vAlign w:val="top"/>
-          </w:tcPr>
-          <w:p>
-            <w:pPr>
-              <w:spacing w:after="20"/>
-              <w:jc w:val="left"/>
-            </w:pPr>
-          </w:p>
-        </w:tc>
-        <w:tc>
-          <w:tcPr>
-            <w:tcW w:type="dxa" w:w="836"/>
             <w:tcBorders>
               <w:top w:val="single" w:color="808080" w:sz="4"/>
               <w:left w:val="single" w:color="808080" w:sz="4"/>
@@ -8126,7 +6315,7 @@
           <w:sz w:val="18"/>
           <w:szCs w:val="18"/>
         </w:rPr>
-        <w:t xml:space="preserve">Строка 1 — образец заполнения. Номера инструкций условные.</w:t>
+        <w:t xml:space="preserve">Строка 1 - образец заполнения. Номера и наименования инструкций условные.</w:t>
       </w:r>
     </w:p>
     <w:p>
@@ -9784,7 +7973,7 @@
           <w:sz w:val="20"/>
           <w:szCs w:val="20"/>
         </w:rPr>
-        <w:t xml:space="preserve">Примечание: на каждое структурное подразделение (участок), работники которого не освобождены от инструктажей на рабочем месте, указывается его непосредственный руководитель. Одно подразделение — один Журнал.</w:t>
+        <w:t xml:space="preserve">Примечание: на каждое структурное подразделение (участок) указывается его непосредственный руководитель. Одно подразделение - один Журнал.</w:t>
       </w:r>
     </w:p>
     <w:p>
@@ -9872,12 +8061,14 @@
         </w:tblBorders>
       </w:tblPr>
       <w:tblGrid>
-        <w:gridCol w:w="500"/>
-        <w:gridCol w:w="2600"/>
-        <w:gridCol w:w="2300"/>
-        <w:gridCol w:w="1500"/>
-        <w:gridCol w:w="1369"/>
-        <w:gridCol w:w="1369"/>
+        <w:gridCol w:w="450"/>
+        <w:gridCol w:w="2100"/>
+        <w:gridCol w:w="1700"/>
+        <w:gridCol w:w="1388"/>
+        <w:gridCol w:w="1000"/>
+        <w:gridCol w:w="1000"/>
+        <w:gridCol w:w="1000"/>
+        <w:gridCol w:w="1000"/>
       </w:tblGrid>
       <w:tr>
         <w:trPr>
@@ -9886,7 +8077,7 @@
         </w:trPr>
         <w:tc>
           <w:tcPr>
-            <w:tcW w:type="dxa" w:w="500"/>
+            <w:tcW w:type="dxa" w:w="450"/>
             <w:tcBorders>
               <w:top w:val="single" w:color="808080" w:sz="4"/>
               <w:left w:val="single" w:color="808080" w:sz="4"/>
@@ -9911,8 +8102,8 @@
               <w:rPr>
                 <w:b/>
                 <w:bCs/>
-                <w:sz w:val="20"/>
-                <w:szCs w:val="20"/>
+                <w:sz w:val="18"/>
+                <w:szCs w:val="18"/>
               </w:rPr>
               <w:t xml:space="preserve">№</w:t>
             </w:r>
@@ -9920,7 +8111,7 @@
         </w:tc>
         <w:tc>
           <w:tcPr>
-            <w:tcW w:type="dxa" w:w="2600"/>
+            <w:tcW w:type="dxa" w:w="2100"/>
             <w:tcBorders>
               <w:top w:val="single" w:color="808080" w:sz="4"/>
               <w:left w:val="single" w:color="808080" w:sz="4"/>
@@ -9945,8 +8136,8 @@
               <w:rPr>
                 <w:b/>
                 <w:bCs/>
-                <w:sz w:val="20"/>
-                <w:szCs w:val="20"/>
+                <w:sz w:val="18"/>
+                <w:szCs w:val="18"/>
               </w:rPr>
               <w:t xml:space="preserve">Ф.И.О. работника (по штатной расстановке)</w:t>
             </w:r>
@@ -9954,7 +8145,7 @@
         </w:tc>
         <w:tc>
           <w:tcPr>
-            <w:tcW w:type="dxa" w:w="2300"/>
+            <w:tcW w:type="dxa" w:w="1700"/>
             <w:tcBorders>
               <w:top w:val="single" w:color="808080" w:sz="4"/>
               <w:left w:val="single" w:color="808080" w:sz="4"/>
@@ -9979,8 +8170,8 @@
               <w:rPr>
                 <w:b/>
                 <w:bCs/>
-                <w:sz w:val="20"/>
-                <w:szCs w:val="20"/>
+                <w:sz w:val="18"/>
+                <w:szCs w:val="18"/>
               </w:rPr>
               <w:t xml:space="preserve">Профессия, должность</w:t>
             </w:r>
@@ -9988,7 +8179,7 @@
         </w:tc>
         <w:tc>
           <w:tcPr>
-            <w:tcW w:type="dxa" w:w="1500"/>
+            <w:tcW w:type="dxa" w:w="1388"/>
             <w:tcBorders>
               <w:top w:val="single" w:color="808080" w:sz="4"/>
               <w:left w:val="single" w:color="808080" w:sz="4"/>
@@ -10013,16 +8204,16 @@
               <w:rPr>
                 <w:b/>
                 <w:bCs/>
-                <w:sz w:val="20"/>
-                <w:szCs w:val="20"/>
-              </w:rPr>
-              <w:t xml:space="preserve">Дата последнего инструктажа</w:t>
-            </w:r>
-          </w:p>
-        </w:tc>
-        <w:tc>
-          <w:tcPr>
-            <w:tcW w:type="dxa" w:w="1369"/>
+                <w:sz w:val="18"/>
+                <w:szCs w:val="18"/>
+              </w:rPr>
+              <w:t xml:space="preserve">Дата последнего инструктажа (вид)</w:t>
+            </w:r>
+          </w:p>
+        </w:tc>
+        <w:tc>
+          <w:tcPr>
+            <w:tcW w:type="dxa" w:w="1000"/>
             <w:tcBorders>
               <w:top w:val="single" w:color="808080" w:sz="4"/>
               <w:left w:val="single" w:color="808080" w:sz="4"/>
@@ -10047,16 +8238,16 @@
               <w:rPr>
                 <w:b/>
                 <w:bCs/>
-                <w:sz w:val="20"/>
-                <w:szCs w:val="20"/>
-              </w:rPr>
-              <w:t xml:space="preserve">Повторный — 1-е полугодие (дата)</w:t>
-            </w:r>
-          </w:p>
-        </w:tc>
-        <w:tc>
-          <w:tcPr>
-            <w:tcW w:type="dxa" w:w="1369"/>
+                <w:sz w:val="18"/>
+                <w:szCs w:val="18"/>
+              </w:rPr>
+              <w:t xml:space="preserve">I кв. 10.03</w:t>
+            </w:r>
+          </w:p>
+        </w:tc>
+        <w:tc>
+          <w:tcPr>
+            <w:tcW w:type="dxa" w:w="1000"/>
             <w:tcBorders>
               <w:top w:val="single" w:color="808080" w:sz="4"/>
               <w:left w:val="single" w:color="808080" w:sz="4"/>
@@ -10081,10 +8272,78 @@
               <w:rPr>
                 <w:b/>
                 <w:bCs/>
-                <w:sz w:val="20"/>
-                <w:szCs w:val="20"/>
-              </w:rPr>
-              <w:t xml:space="preserve">Повторный — 2-е полугодие (дата)</w:t>
+                <w:sz w:val="18"/>
+                <w:szCs w:val="18"/>
+              </w:rPr>
+              <w:t xml:space="preserve">II кв. 10.06</w:t>
+            </w:r>
+          </w:p>
+        </w:tc>
+        <w:tc>
+          <w:tcPr>
+            <w:tcW w:type="dxa" w:w="1000"/>
+            <w:tcBorders>
+              <w:top w:val="single" w:color="808080" w:sz="4"/>
+              <w:left w:val="single" w:color="808080" w:sz="4"/>
+              <w:bottom w:val="single" w:color="808080" w:sz="4"/>
+              <w:right w:val="single" w:color="808080" w:sz="4"/>
+            </w:tcBorders>
+            <w:shd w:fill="D9E2F3" w:color="auto" w:val="clear"/>
+            <w:tcMar>
+              <w:top w:type="dxa" w:w="50"/>
+              <w:left w:type="dxa" w:w="90"/>
+              <w:bottom w:type="dxa" w:w="50"/>
+              <w:right w:type="dxa" w:w="90"/>
+            </w:tcMar>
+            <w:vAlign w:val="top"/>
+          </w:tcPr>
+          <w:p>
+            <w:pPr>
+              <w:spacing w:after="20"/>
+              <w:jc w:val="center"/>
+            </w:pPr>
+            <w:r>
+              <w:rPr>
+                <w:b/>
+                <w:bCs/>
+                <w:sz w:val="18"/>
+                <w:szCs w:val="18"/>
+              </w:rPr>
+              <w:t xml:space="preserve">III кв. 10.09</w:t>
+            </w:r>
+          </w:p>
+        </w:tc>
+        <w:tc>
+          <w:tcPr>
+            <w:tcW w:type="dxa" w:w="1000"/>
+            <w:tcBorders>
+              <w:top w:val="single" w:color="808080" w:sz="4"/>
+              <w:left w:val="single" w:color="808080" w:sz="4"/>
+              <w:bottom w:val="single" w:color="808080" w:sz="4"/>
+              <w:right w:val="single" w:color="808080" w:sz="4"/>
+            </w:tcBorders>
+            <w:shd w:fill="D9E2F3" w:color="auto" w:val="clear"/>
+            <w:tcMar>
+              <w:top w:type="dxa" w:w="50"/>
+              <w:left w:type="dxa" w:w="90"/>
+              <w:bottom w:type="dxa" w:w="50"/>
+              <w:right w:type="dxa" w:w="90"/>
+            </w:tcMar>
+            <w:vAlign w:val="top"/>
+          </w:tcPr>
+          <w:p>
+            <w:pPr>
+              <w:spacing w:after="20"/>
+              <w:jc w:val="center"/>
+            </w:pPr>
+            <w:r>
+              <w:rPr>
+                <w:b/>
+                <w:bCs/>
+                <w:sz w:val="18"/>
+                <w:szCs w:val="18"/>
+              </w:rPr>
+              <w:t xml:space="preserve">IV кв. 10.12</w:t>
             </w:r>
           </w:p>
         </w:tc>
@@ -10097,7 +8356,7 @@
         </w:trPr>
         <w:tc>
           <w:tcPr>
-            <w:tcW w:type="dxa" w:w="500"/>
+            <w:tcW w:type="dxa" w:w="450"/>
             <w:tcBorders>
               <w:top w:val="single" w:color="808080" w:sz="4"/>
               <w:left w:val="single" w:color="808080" w:sz="4"/>
@@ -10121,8 +8380,8 @@
               <w:rPr>
                 <w:b w:val="false"/>
                 <w:bCs w:val="false"/>
-                <w:sz w:val="20"/>
-                <w:szCs w:val="20"/>
+                <w:sz w:val="18"/>
+                <w:szCs w:val="18"/>
               </w:rPr>
               <w:t xml:space="preserve">1</w:t>
             </w:r>
@@ -10130,7 +8389,7 @@
         </w:tc>
         <w:tc>
           <w:tcPr>
-            <w:tcW w:type="dxa" w:w="2600"/>
+            <w:tcW w:type="dxa" w:w="2100"/>
             <w:tcBorders>
               <w:top w:val="single" w:color="808080" w:sz="4"/>
               <w:left w:val="single" w:color="808080" w:sz="4"/>
@@ -10154,8 +8413,8 @@
               <w:rPr>
                 <w:b w:val="false"/>
                 <w:bCs w:val="false"/>
-                <w:sz w:val="20"/>
-                <w:szCs w:val="20"/>
+                <w:sz w:val="18"/>
+                <w:szCs w:val="18"/>
               </w:rPr>
               <w:t xml:space="preserve">Иванов Иван Иванович</w:t>
             </w:r>
@@ -10163,7 +8422,7 @@
         </w:tc>
         <w:tc>
           <w:tcPr>
-            <w:tcW w:type="dxa" w:w="2300"/>
+            <w:tcW w:type="dxa" w:w="1700"/>
             <w:tcBorders>
               <w:top w:val="single" w:color="808080" w:sz="4"/>
               <w:left w:val="single" w:color="808080" w:sz="4"/>
@@ -10187,8 +8446,8 @@
               <w:rPr>
                 <w:b w:val="false"/>
                 <w:bCs w:val="false"/>
-                <w:sz w:val="20"/>
-                <w:szCs w:val="20"/>
+                <w:sz w:val="18"/>
+                <w:szCs w:val="18"/>
               </w:rPr>
               <w:t xml:space="preserve">Оператор станков с ЧПУ 4 разряда</w:t>
             </w:r>
@@ -10196,7 +8455,7 @@
         </w:tc>
         <w:tc>
           <w:tcPr>
-            <w:tcW w:type="dxa" w:w="1500"/>
+            <w:tcW w:type="dxa" w:w="1388"/>
             <w:tcBorders>
               <w:top w:val="single" w:color="808080" w:sz="4"/>
               <w:left w:val="single" w:color="808080" w:sz="4"/>
@@ -10220,8 +8479,8 @@
               <w:rPr>
                 <w:b w:val="false"/>
                 <w:bCs w:val="false"/>
-                <w:sz w:val="20"/>
-                <w:szCs w:val="20"/>
+                <w:sz w:val="18"/>
+                <w:szCs w:val="18"/>
               </w:rPr>
               <w:t xml:space="preserve">02.11.2026 (первичный)</w:t>
             </w:r>
@@ -10229,7 +8488,7 @@
         </w:tc>
         <w:tc>
           <w:tcPr>
-            <w:tcW w:type="dxa" w:w="1369"/>
+            <w:tcW w:type="dxa" w:w="1000"/>
             <w:tcBorders>
               <w:top w:val="single" w:color="808080" w:sz="4"/>
               <w:left w:val="single" w:color="808080" w:sz="4"/>
@@ -10253,8 +8512,8 @@
               <w:rPr>
                 <w:b w:val="false"/>
                 <w:bCs w:val="false"/>
-                <w:sz w:val="20"/>
-                <w:szCs w:val="20"/>
+                <w:sz w:val="18"/>
+                <w:szCs w:val="18"/>
               </w:rPr>
               <w:t xml:space="preserve">10.03.2027</w:t>
             </w:r>
@@ -10262,7 +8521,7 @@
         </w:tc>
         <w:tc>
           <w:tcPr>
-            <w:tcW w:type="dxa" w:w="1369"/>
+            <w:tcW w:type="dxa" w:w="1000"/>
             <w:tcBorders>
               <w:top w:val="single" w:color="808080" w:sz="4"/>
               <w:left w:val="single" w:color="808080" w:sz="4"/>
@@ -10286,10 +8545,76 @@
               <w:rPr>
                 <w:b w:val="false"/>
                 <w:bCs w:val="false"/>
-                <w:sz w:val="20"/>
-                <w:szCs w:val="20"/>
+                <w:sz w:val="18"/>
+                <w:szCs w:val="18"/>
+              </w:rPr>
+              <w:t xml:space="preserve">10.06.2027</w:t>
+            </w:r>
+          </w:p>
+        </w:tc>
+        <w:tc>
+          <w:tcPr>
+            <w:tcW w:type="dxa" w:w="1000"/>
+            <w:tcBorders>
+              <w:top w:val="single" w:color="808080" w:sz="4"/>
+              <w:left w:val="single" w:color="808080" w:sz="4"/>
+              <w:bottom w:val="single" w:color="808080" w:sz="4"/>
+              <w:right w:val="single" w:color="808080" w:sz="4"/>
+            </w:tcBorders>
+            <w:tcMar>
+              <w:top w:type="dxa" w:w="50"/>
+              <w:left w:type="dxa" w:w="90"/>
+              <w:bottom w:type="dxa" w:w="50"/>
+              <w:right w:type="dxa" w:w="90"/>
+            </w:tcMar>
+            <w:vAlign w:val="top"/>
+          </w:tcPr>
+          <w:p>
+            <w:pPr>
+              <w:spacing w:after="20"/>
+              <w:jc w:val="left"/>
+            </w:pPr>
+            <w:r>
+              <w:rPr>
+                <w:b w:val="false"/>
+                <w:bCs w:val="false"/>
+                <w:sz w:val="18"/>
+                <w:szCs w:val="18"/>
               </w:rPr>
               <w:t xml:space="preserve">10.09.2027</w:t>
+            </w:r>
+          </w:p>
+        </w:tc>
+        <w:tc>
+          <w:tcPr>
+            <w:tcW w:type="dxa" w:w="1000"/>
+            <w:tcBorders>
+              <w:top w:val="single" w:color="808080" w:sz="4"/>
+              <w:left w:val="single" w:color="808080" w:sz="4"/>
+              <w:bottom w:val="single" w:color="808080" w:sz="4"/>
+              <w:right w:val="single" w:color="808080" w:sz="4"/>
+            </w:tcBorders>
+            <w:tcMar>
+              <w:top w:type="dxa" w:w="50"/>
+              <w:left w:type="dxa" w:w="90"/>
+              <w:bottom w:type="dxa" w:w="50"/>
+              <w:right w:type="dxa" w:w="90"/>
+            </w:tcMar>
+            <w:vAlign w:val="top"/>
+          </w:tcPr>
+          <w:p>
+            <w:pPr>
+              <w:spacing w:after="20"/>
+              <w:jc w:val="left"/>
+            </w:pPr>
+            <w:r>
+              <w:rPr>
+                <w:b w:val="false"/>
+                <w:bCs w:val="false"/>
+                <w:sz w:val="18"/>
+                <w:szCs w:val="18"/>
+              </w:rPr>
+              <w:t xml:space="preserve">10.12.2027</w:t>
             </w:r>
           </w:p>
         </w:tc>
@@ -10302,7 +8627,7 @@
         </w:trPr>
         <w:tc>
           <w:tcPr>
-            <w:tcW w:type="dxa" w:w="500"/>
+            <w:tcW w:type="dxa" w:w="450"/>
             <w:tcBorders>
               <w:top w:val="single" w:color="808080" w:sz="4"/>
               <w:left w:val="single" w:color="808080" w:sz="4"/>
@@ -10326,8 +8651,8 @@
               <w:rPr>
                 <w:b w:val="false"/>
                 <w:bCs w:val="false"/>
-                <w:sz w:val="20"/>
-                <w:szCs w:val="20"/>
+                <w:sz w:val="18"/>
+                <w:szCs w:val="18"/>
               </w:rPr>
               <w:t xml:space="preserve">2</w:t>
             </w:r>
@@ -10335,103 +8660,151 @@
         </w:tc>
         <w:tc>
           <w:tcPr>
-            <w:tcW w:type="dxa" w:w="2600"/>
-            <w:tcBorders>
-              <w:top w:val="single" w:color="808080" w:sz="4"/>
-              <w:left w:val="single" w:color="808080" w:sz="4"/>
-              <w:bottom w:val="single" w:color="808080" w:sz="4"/>
-              <w:right w:val="single" w:color="808080" w:sz="4"/>
-            </w:tcBorders>
-            <w:tcMar>
-              <w:top w:type="dxa" w:w="50"/>
-              <w:left w:type="dxa" w:w="90"/>
-              <w:bottom w:type="dxa" w:w="50"/>
-              <w:right w:type="dxa" w:w="90"/>
-            </w:tcMar>
-            <w:vAlign w:val="top"/>
-          </w:tcPr>
-          <w:p>
-            <w:pPr>
-              <w:spacing w:after="20"/>
-              <w:jc w:val="left"/>
-            </w:pPr>
-          </w:p>
-        </w:tc>
-        <w:tc>
-          <w:tcPr>
-            <w:tcW w:type="dxa" w:w="2300"/>
-            <w:tcBorders>
-              <w:top w:val="single" w:color="808080" w:sz="4"/>
-              <w:left w:val="single" w:color="808080" w:sz="4"/>
-              <w:bottom w:val="single" w:color="808080" w:sz="4"/>
-              <w:right w:val="single" w:color="808080" w:sz="4"/>
-            </w:tcBorders>
-            <w:tcMar>
-              <w:top w:type="dxa" w:w="50"/>
-              <w:left w:type="dxa" w:w="90"/>
-              <w:bottom w:type="dxa" w:w="50"/>
-              <w:right w:type="dxa" w:w="90"/>
-            </w:tcMar>
-            <w:vAlign w:val="top"/>
-          </w:tcPr>
-          <w:p>
-            <w:pPr>
-              <w:spacing w:after="20"/>
-              <w:jc w:val="left"/>
-            </w:pPr>
-          </w:p>
-        </w:tc>
-        <w:tc>
-          <w:tcPr>
-            <w:tcW w:type="dxa" w:w="1500"/>
-            <w:tcBorders>
-              <w:top w:val="single" w:color="808080" w:sz="4"/>
-              <w:left w:val="single" w:color="808080" w:sz="4"/>
-              <w:bottom w:val="single" w:color="808080" w:sz="4"/>
-              <w:right w:val="single" w:color="808080" w:sz="4"/>
-            </w:tcBorders>
-            <w:tcMar>
-              <w:top w:type="dxa" w:w="50"/>
-              <w:left w:type="dxa" w:w="90"/>
-              <w:bottom w:type="dxa" w:w="50"/>
-              <w:right w:type="dxa" w:w="90"/>
-            </w:tcMar>
-            <w:vAlign w:val="top"/>
-          </w:tcPr>
-          <w:p>
-            <w:pPr>
-              <w:spacing w:after="20"/>
-              <w:jc w:val="left"/>
-            </w:pPr>
-          </w:p>
-        </w:tc>
-        <w:tc>
-          <w:tcPr>
-            <w:tcW w:type="dxa" w:w="1369"/>
-            <w:tcBorders>
-              <w:top w:val="single" w:color="808080" w:sz="4"/>
-              <w:left w:val="single" w:color="808080" w:sz="4"/>
-              <w:bottom w:val="single" w:color="808080" w:sz="4"/>
-              <w:right w:val="single" w:color="808080" w:sz="4"/>
-            </w:tcBorders>
-            <w:tcMar>
-              <w:top w:type="dxa" w:w="50"/>
-              <w:left w:type="dxa" w:w="90"/>
-              <w:bottom w:type="dxa" w:w="50"/>
-              <w:right w:type="dxa" w:w="90"/>
-            </w:tcMar>
-            <w:vAlign w:val="top"/>
-          </w:tcPr>
-          <w:p>
-            <w:pPr>
-              <w:spacing w:after="20"/>
-              <w:jc w:val="left"/>
-            </w:pPr>
-          </w:p>
-        </w:tc>
-        <w:tc>
-          <w:tcPr>
-            <w:tcW w:type="dxa" w:w="1369"/>
+            <w:tcW w:type="dxa" w:w="2100"/>
+            <w:tcBorders>
+              <w:top w:val="single" w:color="808080" w:sz="4"/>
+              <w:left w:val="single" w:color="808080" w:sz="4"/>
+              <w:bottom w:val="single" w:color="808080" w:sz="4"/>
+              <w:right w:val="single" w:color="808080" w:sz="4"/>
+            </w:tcBorders>
+            <w:tcMar>
+              <w:top w:type="dxa" w:w="50"/>
+              <w:left w:type="dxa" w:w="90"/>
+              <w:bottom w:type="dxa" w:w="50"/>
+              <w:right w:type="dxa" w:w="90"/>
+            </w:tcMar>
+            <w:vAlign w:val="top"/>
+          </w:tcPr>
+          <w:p>
+            <w:pPr>
+              <w:spacing w:after="20"/>
+              <w:jc w:val="left"/>
+            </w:pPr>
+          </w:p>
+        </w:tc>
+        <w:tc>
+          <w:tcPr>
+            <w:tcW w:type="dxa" w:w="1700"/>
+            <w:tcBorders>
+              <w:top w:val="single" w:color="808080" w:sz="4"/>
+              <w:left w:val="single" w:color="808080" w:sz="4"/>
+              <w:bottom w:val="single" w:color="808080" w:sz="4"/>
+              <w:right w:val="single" w:color="808080" w:sz="4"/>
+            </w:tcBorders>
+            <w:tcMar>
+              <w:top w:type="dxa" w:w="50"/>
+              <w:left w:type="dxa" w:w="90"/>
+              <w:bottom w:type="dxa" w:w="50"/>
+              <w:right w:type="dxa" w:w="90"/>
+            </w:tcMar>
+            <w:vAlign w:val="top"/>
+          </w:tcPr>
+          <w:p>
+            <w:pPr>
+              <w:spacing w:after="20"/>
+              <w:jc w:val="left"/>
+            </w:pPr>
+          </w:p>
+        </w:tc>
+        <w:tc>
+          <w:tcPr>
+            <w:tcW w:type="dxa" w:w="1388"/>
+            <w:tcBorders>
+              <w:top w:val="single" w:color="808080" w:sz="4"/>
+              <w:left w:val="single" w:color="808080" w:sz="4"/>
+              <w:bottom w:val="single" w:color="808080" w:sz="4"/>
+              <w:right w:val="single" w:color="808080" w:sz="4"/>
+            </w:tcBorders>
+            <w:tcMar>
+              <w:top w:type="dxa" w:w="50"/>
+              <w:left w:type="dxa" w:w="90"/>
+              <w:bottom w:type="dxa" w:w="50"/>
+              <w:right w:type="dxa" w:w="90"/>
+            </w:tcMar>
+            <w:vAlign w:val="top"/>
+          </w:tcPr>
+          <w:p>
+            <w:pPr>
+              <w:spacing w:after="20"/>
+              <w:jc w:val="left"/>
+            </w:pPr>
+          </w:p>
+        </w:tc>
+        <w:tc>
+          <w:tcPr>
+            <w:tcW w:type="dxa" w:w="1000"/>
+            <w:tcBorders>
+              <w:top w:val="single" w:color="808080" w:sz="4"/>
+              <w:left w:val="single" w:color="808080" w:sz="4"/>
+              <w:bottom w:val="single" w:color="808080" w:sz="4"/>
+              <w:right w:val="single" w:color="808080" w:sz="4"/>
+            </w:tcBorders>
+            <w:tcMar>
+              <w:top w:type="dxa" w:w="50"/>
+              <w:left w:type="dxa" w:w="90"/>
+              <w:bottom w:type="dxa" w:w="50"/>
+              <w:right w:type="dxa" w:w="90"/>
+            </w:tcMar>
+            <w:vAlign w:val="top"/>
+          </w:tcPr>
+          <w:p>
+            <w:pPr>
+              <w:spacing w:after="20"/>
+              <w:jc w:val="left"/>
+            </w:pPr>
+          </w:p>
+        </w:tc>
+        <w:tc>
+          <w:tcPr>
+            <w:tcW w:type="dxa" w:w="1000"/>
+            <w:tcBorders>
+              <w:top w:val="single" w:color="808080" w:sz="4"/>
+              <w:left w:val="single" w:color="808080" w:sz="4"/>
+              <w:bottom w:val="single" w:color="808080" w:sz="4"/>
+              <w:right w:val="single" w:color="808080" w:sz="4"/>
+            </w:tcBorders>
+            <w:tcMar>
+              <w:top w:type="dxa" w:w="50"/>
+              <w:left w:type="dxa" w:w="90"/>
+              <w:bottom w:type="dxa" w:w="50"/>
+              <w:right w:type="dxa" w:w="90"/>
+            </w:tcMar>
+            <w:vAlign w:val="top"/>
+          </w:tcPr>
+          <w:p>
+            <w:pPr>
+              <w:spacing w:after="20"/>
+              <w:jc w:val="left"/>
+            </w:pPr>
+          </w:p>
+        </w:tc>
+        <w:tc>
+          <w:tcPr>
+            <w:tcW w:type="dxa" w:w="1000"/>
+            <w:tcBorders>
+              <w:top w:val="single" w:color="808080" w:sz="4"/>
+              <w:left w:val="single" w:color="808080" w:sz="4"/>
+              <w:bottom w:val="single" w:color="808080" w:sz="4"/>
+              <w:right w:val="single" w:color="808080" w:sz="4"/>
+            </w:tcBorders>
+            <w:tcMar>
+              <w:top w:type="dxa" w:w="50"/>
+              <w:left w:type="dxa" w:w="90"/>
+              <w:bottom w:type="dxa" w:w="50"/>
+              <w:right w:type="dxa" w:w="90"/>
+            </w:tcMar>
+            <w:vAlign w:val="top"/>
+          </w:tcPr>
+          <w:p>
+            <w:pPr>
+              <w:spacing w:after="20"/>
+              <w:jc w:val="left"/>
+            </w:pPr>
+          </w:p>
+        </w:tc>
+        <w:tc>
+          <w:tcPr>
+            <w:tcW w:type="dxa" w:w="1000"/>
             <w:tcBorders>
               <w:top w:val="single" w:color="808080" w:sz="4"/>
               <w:left w:val="single" w:color="808080" w:sz="4"/>
@@ -10462,7 +8835,7 @@
         </w:trPr>
         <w:tc>
           <w:tcPr>
-            <w:tcW w:type="dxa" w:w="500"/>
+            <w:tcW w:type="dxa" w:w="450"/>
             <w:tcBorders>
               <w:top w:val="single" w:color="808080" w:sz="4"/>
               <w:left w:val="single" w:color="808080" w:sz="4"/>
@@ -10486,8 +8859,8 @@
               <w:rPr>
                 <w:b w:val="false"/>
                 <w:bCs w:val="false"/>
-                <w:sz w:val="20"/>
-                <w:szCs w:val="20"/>
+                <w:sz w:val="18"/>
+                <w:szCs w:val="18"/>
               </w:rPr>
               <w:t xml:space="preserve">3</w:t>
             </w:r>
@@ -10495,103 +8868,151 @@
         </w:tc>
         <w:tc>
           <w:tcPr>
-            <w:tcW w:type="dxa" w:w="2600"/>
-            <w:tcBorders>
-              <w:top w:val="single" w:color="808080" w:sz="4"/>
-              <w:left w:val="single" w:color="808080" w:sz="4"/>
-              <w:bottom w:val="single" w:color="808080" w:sz="4"/>
-              <w:right w:val="single" w:color="808080" w:sz="4"/>
-            </w:tcBorders>
-            <w:tcMar>
-              <w:top w:type="dxa" w:w="50"/>
-              <w:left w:type="dxa" w:w="90"/>
-              <w:bottom w:type="dxa" w:w="50"/>
-              <w:right w:type="dxa" w:w="90"/>
-            </w:tcMar>
-            <w:vAlign w:val="top"/>
-          </w:tcPr>
-          <w:p>
-            <w:pPr>
-              <w:spacing w:after="20"/>
-              <w:jc w:val="left"/>
-            </w:pPr>
-          </w:p>
-        </w:tc>
-        <w:tc>
-          <w:tcPr>
-            <w:tcW w:type="dxa" w:w="2300"/>
-            <w:tcBorders>
-              <w:top w:val="single" w:color="808080" w:sz="4"/>
-              <w:left w:val="single" w:color="808080" w:sz="4"/>
-              <w:bottom w:val="single" w:color="808080" w:sz="4"/>
-              <w:right w:val="single" w:color="808080" w:sz="4"/>
-            </w:tcBorders>
-            <w:tcMar>
-              <w:top w:type="dxa" w:w="50"/>
-              <w:left w:type="dxa" w:w="90"/>
-              <w:bottom w:type="dxa" w:w="50"/>
-              <w:right w:type="dxa" w:w="90"/>
-            </w:tcMar>
-            <w:vAlign w:val="top"/>
-          </w:tcPr>
-          <w:p>
-            <w:pPr>
-              <w:spacing w:after="20"/>
-              <w:jc w:val="left"/>
-            </w:pPr>
-          </w:p>
-        </w:tc>
-        <w:tc>
-          <w:tcPr>
-            <w:tcW w:type="dxa" w:w="1500"/>
-            <w:tcBorders>
-              <w:top w:val="single" w:color="808080" w:sz="4"/>
-              <w:left w:val="single" w:color="808080" w:sz="4"/>
-              <w:bottom w:val="single" w:color="808080" w:sz="4"/>
-              <w:right w:val="single" w:color="808080" w:sz="4"/>
-            </w:tcBorders>
-            <w:tcMar>
-              <w:top w:type="dxa" w:w="50"/>
-              <w:left w:type="dxa" w:w="90"/>
-              <w:bottom w:type="dxa" w:w="50"/>
-              <w:right w:type="dxa" w:w="90"/>
-            </w:tcMar>
-            <w:vAlign w:val="top"/>
-          </w:tcPr>
-          <w:p>
-            <w:pPr>
-              <w:spacing w:after="20"/>
-              <w:jc w:val="left"/>
-            </w:pPr>
-          </w:p>
-        </w:tc>
-        <w:tc>
-          <w:tcPr>
-            <w:tcW w:type="dxa" w:w="1369"/>
-            <w:tcBorders>
-              <w:top w:val="single" w:color="808080" w:sz="4"/>
-              <w:left w:val="single" w:color="808080" w:sz="4"/>
-              <w:bottom w:val="single" w:color="808080" w:sz="4"/>
-              <w:right w:val="single" w:color="808080" w:sz="4"/>
-            </w:tcBorders>
-            <w:tcMar>
-              <w:top w:type="dxa" w:w="50"/>
-              <w:left w:type="dxa" w:w="90"/>
-              <w:bottom w:type="dxa" w:w="50"/>
-              <w:right w:type="dxa" w:w="90"/>
-            </w:tcMar>
-            <w:vAlign w:val="top"/>
-          </w:tcPr>
-          <w:p>
-            <w:pPr>
-              <w:spacing w:after="20"/>
-              <w:jc w:val="left"/>
-            </w:pPr>
-          </w:p>
-        </w:tc>
-        <w:tc>
-          <w:tcPr>
-            <w:tcW w:type="dxa" w:w="1369"/>
+            <w:tcW w:type="dxa" w:w="2100"/>
+            <w:tcBorders>
+              <w:top w:val="single" w:color="808080" w:sz="4"/>
+              <w:left w:val="single" w:color="808080" w:sz="4"/>
+              <w:bottom w:val="single" w:color="808080" w:sz="4"/>
+              <w:right w:val="single" w:color="808080" w:sz="4"/>
+            </w:tcBorders>
+            <w:tcMar>
+              <w:top w:type="dxa" w:w="50"/>
+              <w:left w:type="dxa" w:w="90"/>
+              <w:bottom w:type="dxa" w:w="50"/>
+              <w:right w:type="dxa" w:w="90"/>
+            </w:tcMar>
+            <w:vAlign w:val="top"/>
+          </w:tcPr>
+          <w:p>
+            <w:pPr>
+              <w:spacing w:after="20"/>
+              <w:jc w:val="left"/>
+            </w:pPr>
+          </w:p>
+        </w:tc>
+        <w:tc>
+          <w:tcPr>
+            <w:tcW w:type="dxa" w:w="1700"/>
+            <w:tcBorders>
+              <w:top w:val="single" w:color="808080" w:sz="4"/>
+              <w:left w:val="single" w:color="808080" w:sz="4"/>
+              <w:bottom w:val="single" w:color="808080" w:sz="4"/>
+              <w:right w:val="single" w:color="808080" w:sz="4"/>
+            </w:tcBorders>
+            <w:tcMar>
+              <w:top w:type="dxa" w:w="50"/>
+              <w:left w:type="dxa" w:w="90"/>
+              <w:bottom w:type="dxa" w:w="50"/>
+              <w:right w:type="dxa" w:w="90"/>
+            </w:tcMar>
+            <w:vAlign w:val="top"/>
+          </w:tcPr>
+          <w:p>
+            <w:pPr>
+              <w:spacing w:after="20"/>
+              <w:jc w:val="left"/>
+            </w:pPr>
+          </w:p>
+        </w:tc>
+        <w:tc>
+          <w:tcPr>
+            <w:tcW w:type="dxa" w:w="1388"/>
+            <w:tcBorders>
+              <w:top w:val="single" w:color="808080" w:sz="4"/>
+              <w:left w:val="single" w:color="808080" w:sz="4"/>
+              <w:bottom w:val="single" w:color="808080" w:sz="4"/>
+              <w:right w:val="single" w:color="808080" w:sz="4"/>
+            </w:tcBorders>
+            <w:tcMar>
+              <w:top w:type="dxa" w:w="50"/>
+              <w:left w:type="dxa" w:w="90"/>
+              <w:bottom w:type="dxa" w:w="50"/>
+              <w:right w:type="dxa" w:w="90"/>
+            </w:tcMar>
+            <w:vAlign w:val="top"/>
+          </w:tcPr>
+          <w:p>
+            <w:pPr>
+              <w:spacing w:after="20"/>
+              <w:jc w:val="left"/>
+            </w:pPr>
+          </w:p>
+        </w:tc>
+        <w:tc>
+          <w:tcPr>
+            <w:tcW w:type="dxa" w:w="1000"/>
+            <w:tcBorders>
+              <w:top w:val="single" w:color="808080" w:sz="4"/>
+              <w:left w:val="single" w:color="808080" w:sz="4"/>
+              <w:bottom w:val="single" w:color="808080" w:sz="4"/>
+              <w:right w:val="single" w:color="808080" w:sz="4"/>
+            </w:tcBorders>
+            <w:tcMar>
+              <w:top w:type="dxa" w:w="50"/>
+              <w:left w:type="dxa" w:w="90"/>
+              <w:bottom w:type="dxa" w:w="50"/>
+              <w:right w:type="dxa" w:w="90"/>
+            </w:tcMar>
+            <w:vAlign w:val="top"/>
+          </w:tcPr>
+          <w:p>
+            <w:pPr>
+              <w:spacing w:after="20"/>
+              <w:jc w:val="left"/>
+            </w:pPr>
+          </w:p>
+        </w:tc>
+        <w:tc>
+          <w:tcPr>
+            <w:tcW w:type="dxa" w:w="1000"/>
+            <w:tcBorders>
+              <w:top w:val="single" w:color="808080" w:sz="4"/>
+              <w:left w:val="single" w:color="808080" w:sz="4"/>
+              <w:bottom w:val="single" w:color="808080" w:sz="4"/>
+              <w:right w:val="single" w:color="808080" w:sz="4"/>
+            </w:tcBorders>
+            <w:tcMar>
+              <w:top w:type="dxa" w:w="50"/>
+              <w:left w:type="dxa" w:w="90"/>
+              <w:bottom w:type="dxa" w:w="50"/>
+              <w:right w:type="dxa" w:w="90"/>
+            </w:tcMar>
+            <w:vAlign w:val="top"/>
+          </w:tcPr>
+          <w:p>
+            <w:pPr>
+              <w:spacing w:after="20"/>
+              <w:jc w:val="left"/>
+            </w:pPr>
+          </w:p>
+        </w:tc>
+        <w:tc>
+          <w:tcPr>
+            <w:tcW w:type="dxa" w:w="1000"/>
+            <w:tcBorders>
+              <w:top w:val="single" w:color="808080" w:sz="4"/>
+              <w:left w:val="single" w:color="808080" w:sz="4"/>
+              <w:bottom w:val="single" w:color="808080" w:sz="4"/>
+              <w:right w:val="single" w:color="808080" w:sz="4"/>
+            </w:tcBorders>
+            <w:tcMar>
+              <w:top w:type="dxa" w:w="50"/>
+              <w:left w:type="dxa" w:w="90"/>
+              <w:bottom w:type="dxa" w:w="50"/>
+              <w:right w:type="dxa" w:w="90"/>
+            </w:tcMar>
+            <w:vAlign w:val="top"/>
+          </w:tcPr>
+          <w:p>
+            <w:pPr>
+              <w:spacing w:after="20"/>
+              <w:jc w:val="left"/>
+            </w:pPr>
+          </w:p>
+        </w:tc>
+        <w:tc>
+          <w:tcPr>
+            <w:tcW w:type="dxa" w:w="1000"/>
             <w:tcBorders>
               <w:top w:val="single" w:color="808080" w:sz="4"/>
               <w:left w:val="single" w:color="808080" w:sz="4"/>
@@ -10622,7 +9043,7 @@
         </w:trPr>
         <w:tc>
           <w:tcPr>
-            <w:tcW w:type="dxa" w:w="500"/>
+            <w:tcW w:type="dxa" w:w="450"/>
             <w:tcBorders>
               <w:top w:val="single" w:color="808080" w:sz="4"/>
               <w:left w:val="single" w:color="808080" w:sz="4"/>
@@ -10646,8 +9067,8 @@
               <w:rPr>
                 <w:b w:val="false"/>
                 <w:bCs w:val="false"/>
-                <w:sz w:val="20"/>
-                <w:szCs w:val="20"/>
+                <w:sz w:val="18"/>
+                <w:szCs w:val="18"/>
               </w:rPr>
               <w:t xml:space="preserve">4</w:t>
             </w:r>
@@ -10655,103 +9076,151 @@
         </w:tc>
         <w:tc>
           <w:tcPr>
-            <w:tcW w:type="dxa" w:w="2600"/>
-            <w:tcBorders>
-              <w:top w:val="single" w:color="808080" w:sz="4"/>
-              <w:left w:val="single" w:color="808080" w:sz="4"/>
-              <w:bottom w:val="single" w:color="808080" w:sz="4"/>
-              <w:right w:val="single" w:color="808080" w:sz="4"/>
-            </w:tcBorders>
-            <w:tcMar>
-              <w:top w:type="dxa" w:w="50"/>
-              <w:left w:type="dxa" w:w="90"/>
-              <w:bottom w:type="dxa" w:w="50"/>
-              <w:right w:type="dxa" w:w="90"/>
-            </w:tcMar>
-            <w:vAlign w:val="top"/>
-          </w:tcPr>
-          <w:p>
-            <w:pPr>
-              <w:spacing w:after="20"/>
-              <w:jc w:val="left"/>
-            </w:pPr>
-          </w:p>
-        </w:tc>
-        <w:tc>
-          <w:tcPr>
-            <w:tcW w:type="dxa" w:w="2300"/>
-            <w:tcBorders>
-              <w:top w:val="single" w:color="808080" w:sz="4"/>
-              <w:left w:val="single" w:color="808080" w:sz="4"/>
-              <w:bottom w:val="single" w:color="808080" w:sz="4"/>
-              <w:right w:val="single" w:color="808080" w:sz="4"/>
-            </w:tcBorders>
-            <w:tcMar>
-              <w:top w:type="dxa" w:w="50"/>
-              <w:left w:type="dxa" w:w="90"/>
-              <w:bottom w:type="dxa" w:w="50"/>
-              <w:right w:type="dxa" w:w="90"/>
-            </w:tcMar>
-            <w:vAlign w:val="top"/>
-          </w:tcPr>
-          <w:p>
-            <w:pPr>
-              <w:spacing w:after="20"/>
-              <w:jc w:val="left"/>
-            </w:pPr>
-          </w:p>
-        </w:tc>
-        <w:tc>
-          <w:tcPr>
-            <w:tcW w:type="dxa" w:w="1500"/>
-            <w:tcBorders>
-              <w:top w:val="single" w:color="808080" w:sz="4"/>
-              <w:left w:val="single" w:color="808080" w:sz="4"/>
-              <w:bottom w:val="single" w:color="808080" w:sz="4"/>
-              <w:right w:val="single" w:color="808080" w:sz="4"/>
-            </w:tcBorders>
-            <w:tcMar>
-              <w:top w:type="dxa" w:w="50"/>
-              <w:left w:type="dxa" w:w="90"/>
-              <w:bottom w:type="dxa" w:w="50"/>
-              <w:right w:type="dxa" w:w="90"/>
-            </w:tcMar>
-            <w:vAlign w:val="top"/>
-          </w:tcPr>
-          <w:p>
-            <w:pPr>
-              <w:spacing w:after="20"/>
-              <w:jc w:val="left"/>
-            </w:pPr>
-          </w:p>
-        </w:tc>
-        <w:tc>
-          <w:tcPr>
-            <w:tcW w:type="dxa" w:w="1369"/>
-            <w:tcBorders>
-              <w:top w:val="single" w:color="808080" w:sz="4"/>
-              <w:left w:val="single" w:color="808080" w:sz="4"/>
-              <w:bottom w:val="single" w:color="808080" w:sz="4"/>
-              <w:right w:val="single" w:color="808080" w:sz="4"/>
-            </w:tcBorders>
-            <w:tcMar>
-              <w:top w:type="dxa" w:w="50"/>
-              <w:left w:type="dxa" w:w="90"/>
-              <w:bottom w:type="dxa" w:w="50"/>
-              <w:right w:type="dxa" w:w="90"/>
-            </w:tcMar>
-            <w:vAlign w:val="top"/>
-          </w:tcPr>
-          <w:p>
-            <w:pPr>
-              <w:spacing w:after="20"/>
-              <w:jc w:val="left"/>
-            </w:pPr>
-          </w:p>
-        </w:tc>
-        <w:tc>
-          <w:tcPr>
-            <w:tcW w:type="dxa" w:w="1369"/>
+            <w:tcW w:type="dxa" w:w="2100"/>
+            <w:tcBorders>
+              <w:top w:val="single" w:color="808080" w:sz="4"/>
+              <w:left w:val="single" w:color="808080" w:sz="4"/>
+              <w:bottom w:val="single" w:color="808080" w:sz="4"/>
+              <w:right w:val="single" w:color="808080" w:sz="4"/>
+            </w:tcBorders>
+            <w:tcMar>
+              <w:top w:type="dxa" w:w="50"/>
+              <w:left w:type="dxa" w:w="90"/>
+              <w:bottom w:type="dxa" w:w="50"/>
+              <w:right w:type="dxa" w:w="90"/>
+            </w:tcMar>
+            <w:vAlign w:val="top"/>
+          </w:tcPr>
+          <w:p>
+            <w:pPr>
+              <w:spacing w:after="20"/>
+              <w:jc w:val="left"/>
+            </w:pPr>
+          </w:p>
+        </w:tc>
+        <w:tc>
+          <w:tcPr>
+            <w:tcW w:type="dxa" w:w="1700"/>
+            <w:tcBorders>
+              <w:top w:val="single" w:color="808080" w:sz="4"/>
+              <w:left w:val="single" w:color="808080" w:sz="4"/>
+              <w:bottom w:val="single" w:color="808080" w:sz="4"/>
+              <w:right w:val="single" w:color="808080" w:sz="4"/>
+            </w:tcBorders>
+            <w:tcMar>
+              <w:top w:type="dxa" w:w="50"/>
+              <w:left w:type="dxa" w:w="90"/>
+              <w:bottom w:type="dxa" w:w="50"/>
+              <w:right w:type="dxa" w:w="90"/>
+            </w:tcMar>
+            <w:vAlign w:val="top"/>
+          </w:tcPr>
+          <w:p>
+            <w:pPr>
+              <w:spacing w:after="20"/>
+              <w:jc w:val="left"/>
+            </w:pPr>
+          </w:p>
+        </w:tc>
+        <w:tc>
+          <w:tcPr>
+            <w:tcW w:type="dxa" w:w="1388"/>
+            <w:tcBorders>
+              <w:top w:val="single" w:color="808080" w:sz="4"/>
+              <w:left w:val="single" w:color="808080" w:sz="4"/>
+              <w:bottom w:val="single" w:color="808080" w:sz="4"/>
+              <w:right w:val="single" w:color="808080" w:sz="4"/>
+            </w:tcBorders>
+            <w:tcMar>
+              <w:top w:type="dxa" w:w="50"/>
+              <w:left w:type="dxa" w:w="90"/>
+              <w:bottom w:type="dxa" w:w="50"/>
+              <w:right w:type="dxa" w:w="90"/>
+            </w:tcMar>
+            <w:vAlign w:val="top"/>
+          </w:tcPr>
+          <w:p>
+            <w:pPr>
+              <w:spacing w:after="20"/>
+              <w:jc w:val="left"/>
+            </w:pPr>
+          </w:p>
+        </w:tc>
+        <w:tc>
+          <w:tcPr>
+            <w:tcW w:type="dxa" w:w="1000"/>
+            <w:tcBorders>
+              <w:top w:val="single" w:color="808080" w:sz="4"/>
+              <w:left w:val="single" w:color="808080" w:sz="4"/>
+              <w:bottom w:val="single" w:color="808080" w:sz="4"/>
+              <w:right w:val="single" w:color="808080" w:sz="4"/>
+            </w:tcBorders>
+            <w:tcMar>
+              <w:top w:type="dxa" w:w="50"/>
+              <w:left w:type="dxa" w:w="90"/>
+              <w:bottom w:type="dxa" w:w="50"/>
+              <w:right w:type="dxa" w:w="90"/>
+            </w:tcMar>
+            <w:vAlign w:val="top"/>
+          </w:tcPr>
+          <w:p>
+            <w:pPr>
+              <w:spacing w:after="20"/>
+              <w:jc w:val="left"/>
+            </w:pPr>
+          </w:p>
+        </w:tc>
+        <w:tc>
+          <w:tcPr>
+            <w:tcW w:type="dxa" w:w="1000"/>
+            <w:tcBorders>
+              <w:top w:val="single" w:color="808080" w:sz="4"/>
+              <w:left w:val="single" w:color="808080" w:sz="4"/>
+              <w:bottom w:val="single" w:color="808080" w:sz="4"/>
+              <w:right w:val="single" w:color="808080" w:sz="4"/>
+            </w:tcBorders>
+            <w:tcMar>
+              <w:top w:type="dxa" w:w="50"/>
+              <w:left w:type="dxa" w:w="90"/>
+              <w:bottom w:type="dxa" w:w="50"/>
+              <w:right w:type="dxa" w:w="90"/>
+            </w:tcMar>
+            <w:vAlign w:val="top"/>
+          </w:tcPr>
+          <w:p>
+            <w:pPr>
+              <w:spacing w:after="20"/>
+              <w:jc w:val="left"/>
+            </w:pPr>
+          </w:p>
+        </w:tc>
+        <w:tc>
+          <w:tcPr>
+            <w:tcW w:type="dxa" w:w="1000"/>
+            <w:tcBorders>
+              <w:top w:val="single" w:color="808080" w:sz="4"/>
+              <w:left w:val="single" w:color="808080" w:sz="4"/>
+              <w:bottom w:val="single" w:color="808080" w:sz="4"/>
+              <w:right w:val="single" w:color="808080" w:sz="4"/>
+            </w:tcBorders>
+            <w:tcMar>
+              <w:top w:type="dxa" w:w="50"/>
+              <w:left w:type="dxa" w:w="90"/>
+              <w:bottom w:type="dxa" w:w="50"/>
+              <w:right w:type="dxa" w:w="90"/>
+            </w:tcMar>
+            <w:vAlign w:val="top"/>
+          </w:tcPr>
+          <w:p>
+            <w:pPr>
+              <w:spacing w:after="20"/>
+              <w:jc w:val="left"/>
+            </w:pPr>
+          </w:p>
+        </w:tc>
+        <w:tc>
+          <w:tcPr>
+            <w:tcW w:type="dxa" w:w="1000"/>
             <w:tcBorders>
               <w:top w:val="single" w:color="808080" w:sz="4"/>
               <w:left w:val="single" w:color="808080" w:sz="4"/>
@@ -10782,7 +9251,7 @@
         </w:trPr>
         <w:tc>
           <w:tcPr>
-            <w:tcW w:type="dxa" w:w="500"/>
+            <w:tcW w:type="dxa" w:w="450"/>
             <w:tcBorders>
               <w:top w:val="single" w:color="808080" w:sz="4"/>
               <w:left w:val="single" w:color="808080" w:sz="4"/>
@@ -10806,8 +9275,8 @@
               <w:rPr>
                 <w:b w:val="false"/>
                 <w:bCs w:val="false"/>
-                <w:sz w:val="20"/>
-                <w:szCs w:val="20"/>
+                <w:sz w:val="18"/>
+                <w:szCs w:val="18"/>
               </w:rPr>
               <w:t xml:space="preserve">5</w:t>
             </w:r>
@@ -10815,103 +9284,151 @@
         </w:tc>
         <w:tc>
           <w:tcPr>
-            <w:tcW w:type="dxa" w:w="2600"/>
-            <w:tcBorders>
-              <w:top w:val="single" w:color="808080" w:sz="4"/>
-              <w:left w:val="single" w:color="808080" w:sz="4"/>
-              <w:bottom w:val="single" w:color="808080" w:sz="4"/>
-              <w:right w:val="single" w:color="808080" w:sz="4"/>
-            </w:tcBorders>
-            <w:tcMar>
-              <w:top w:type="dxa" w:w="50"/>
-              <w:left w:type="dxa" w:w="90"/>
-              <w:bottom w:type="dxa" w:w="50"/>
-              <w:right w:type="dxa" w:w="90"/>
-            </w:tcMar>
-            <w:vAlign w:val="top"/>
-          </w:tcPr>
-          <w:p>
-            <w:pPr>
-              <w:spacing w:after="20"/>
-              <w:jc w:val="left"/>
-            </w:pPr>
-          </w:p>
-        </w:tc>
-        <w:tc>
-          <w:tcPr>
-            <w:tcW w:type="dxa" w:w="2300"/>
-            <w:tcBorders>
-              <w:top w:val="single" w:color="808080" w:sz="4"/>
-              <w:left w:val="single" w:color="808080" w:sz="4"/>
-              <w:bottom w:val="single" w:color="808080" w:sz="4"/>
-              <w:right w:val="single" w:color="808080" w:sz="4"/>
-            </w:tcBorders>
-            <w:tcMar>
-              <w:top w:type="dxa" w:w="50"/>
-              <w:left w:type="dxa" w:w="90"/>
-              <w:bottom w:type="dxa" w:w="50"/>
-              <w:right w:type="dxa" w:w="90"/>
-            </w:tcMar>
-            <w:vAlign w:val="top"/>
-          </w:tcPr>
-          <w:p>
-            <w:pPr>
-              <w:spacing w:after="20"/>
-              <w:jc w:val="left"/>
-            </w:pPr>
-          </w:p>
-        </w:tc>
-        <w:tc>
-          <w:tcPr>
-            <w:tcW w:type="dxa" w:w="1500"/>
-            <w:tcBorders>
-              <w:top w:val="single" w:color="808080" w:sz="4"/>
-              <w:left w:val="single" w:color="808080" w:sz="4"/>
-              <w:bottom w:val="single" w:color="808080" w:sz="4"/>
-              <w:right w:val="single" w:color="808080" w:sz="4"/>
-            </w:tcBorders>
-            <w:tcMar>
-              <w:top w:type="dxa" w:w="50"/>
-              <w:left w:type="dxa" w:w="90"/>
-              <w:bottom w:type="dxa" w:w="50"/>
-              <w:right w:type="dxa" w:w="90"/>
-            </w:tcMar>
-            <w:vAlign w:val="top"/>
-          </w:tcPr>
-          <w:p>
-            <w:pPr>
-              <w:spacing w:after="20"/>
-              <w:jc w:val="left"/>
-            </w:pPr>
-          </w:p>
-        </w:tc>
-        <w:tc>
-          <w:tcPr>
-            <w:tcW w:type="dxa" w:w="1369"/>
-            <w:tcBorders>
-              <w:top w:val="single" w:color="808080" w:sz="4"/>
-              <w:left w:val="single" w:color="808080" w:sz="4"/>
-              <w:bottom w:val="single" w:color="808080" w:sz="4"/>
-              <w:right w:val="single" w:color="808080" w:sz="4"/>
-            </w:tcBorders>
-            <w:tcMar>
-              <w:top w:type="dxa" w:w="50"/>
-              <w:left w:type="dxa" w:w="90"/>
-              <w:bottom w:type="dxa" w:w="50"/>
-              <w:right w:type="dxa" w:w="90"/>
-            </w:tcMar>
-            <w:vAlign w:val="top"/>
-          </w:tcPr>
-          <w:p>
-            <w:pPr>
-              <w:spacing w:after="20"/>
-              <w:jc w:val="left"/>
-            </w:pPr>
-          </w:p>
-        </w:tc>
-        <w:tc>
-          <w:tcPr>
-            <w:tcW w:type="dxa" w:w="1369"/>
+            <w:tcW w:type="dxa" w:w="2100"/>
+            <w:tcBorders>
+              <w:top w:val="single" w:color="808080" w:sz="4"/>
+              <w:left w:val="single" w:color="808080" w:sz="4"/>
+              <w:bottom w:val="single" w:color="808080" w:sz="4"/>
+              <w:right w:val="single" w:color="808080" w:sz="4"/>
+            </w:tcBorders>
+            <w:tcMar>
+              <w:top w:type="dxa" w:w="50"/>
+              <w:left w:type="dxa" w:w="90"/>
+              <w:bottom w:type="dxa" w:w="50"/>
+              <w:right w:type="dxa" w:w="90"/>
+            </w:tcMar>
+            <w:vAlign w:val="top"/>
+          </w:tcPr>
+          <w:p>
+            <w:pPr>
+              <w:spacing w:after="20"/>
+              <w:jc w:val="left"/>
+            </w:pPr>
+          </w:p>
+        </w:tc>
+        <w:tc>
+          <w:tcPr>
+            <w:tcW w:type="dxa" w:w="1700"/>
+            <w:tcBorders>
+              <w:top w:val="single" w:color="808080" w:sz="4"/>
+              <w:left w:val="single" w:color="808080" w:sz="4"/>
+              <w:bottom w:val="single" w:color="808080" w:sz="4"/>
+              <w:right w:val="single" w:color="808080" w:sz="4"/>
+            </w:tcBorders>
+            <w:tcMar>
+              <w:top w:type="dxa" w:w="50"/>
+              <w:left w:type="dxa" w:w="90"/>
+              <w:bottom w:type="dxa" w:w="50"/>
+              <w:right w:type="dxa" w:w="90"/>
+            </w:tcMar>
+            <w:vAlign w:val="top"/>
+          </w:tcPr>
+          <w:p>
+            <w:pPr>
+              <w:spacing w:after="20"/>
+              <w:jc w:val="left"/>
+            </w:pPr>
+          </w:p>
+        </w:tc>
+        <w:tc>
+          <w:tcPr>
+            <w:tcW w:type="dxa" w:w="1388"/>
+            <w:tcBorders>
+              <w:top w:val="single" w:color="808080" w:sz="4"/>
+              <w:left w:val="single" w:color="808080" w:sz="4"/>
+              <w:bottom w:val="single" w:color="808080" w:sz="4"/>
+              <w:right w:val="single" w:color="808080" w:sz="4"/>
+            </w:tcBorders>
+            <w:tcMar>
+              <w:top w:type="dxa" w:w="50"/>
+              <w:left w:type="dxa" w:w="90"/>
+              <w:bottom w:type="dxa" w:w="50"/>
+              <w:right w:type="dxa" w:w="90"/>
+            </w:tcMar>
+            <w:vAlign w:val="top"/>
+          </w:tcPr>
+          <w:p>
+            <w:pPr>
+              <w:spacing w:after="20"/>
+              <w:jc w:val="left"/>
+            </w:pPr>
+          </w:p>
+        </w:tc>
+        <w:tc>
+          <w:tcPr>
+            <w:tcW w:type="dxa" w:w="1000"/>
+            <w:tcBorders>
+              <w:top w:val="single" w:color="808080" w:sz="4"/>
+              <w:left w:val="single" w:color="808080" w:sz="4"/>
+              <w:bottom w:val="single" w:color="808080" w:sz="4"/>
+              <w:right w:val="single" w:color="808080" w:sz="4"/>
+            </w:tcBorders>
+            <w:tcMar>
+              <w:top w:type="dxa" w:w="50"/>
+              <w:left w:type="dxa" w:w="90"/>
+              <w:bottom w:type="dxa" w:w="50"/>
+              <w:right w:type="dxa" w:w="90"/>
+            </w:tcMar>
+            <w:vAlign w:val="top"/>
+          </w:tcPr>
+          <w:p>
+            <w:pPr>
+              <w:spacing w:after="20"/>
+              <w:jc w:val="left"/>
+            </w:pPr>
+          </w:p>
+        </w:tc>
+        <w:tc>
+          <w:tcPr>
+            <w:tcW w:type="dxa" w:w="1000"/>
+            <w:tcBorders>
+              <w:top w:val="single" w:color="808080" w:sz="4"/>
+              <w:left w:val="single" w:color="808080" w:sz="4"/>
+              <w:bottom w:val="single" w:color="808080" w:sz="4"/>
+              <w:right w:val="single" w:color="808080" w:sz="4"/>
+            </w:tcBorders>
+            <w:tcMar>
+              <w:top w:type="dxa" w:w="50"/>
+              <w:left w:type="dxa" w:w="90"/>
+              <w:bottom w:type="dxa" w:w="50"/>
+              <w:right w:type="dxa" w:w="90"/>
+            </w:tcMar>
+            <w:vAlign w:val="top"/>
+          </w:tcPr>
+          <w:p>
+            <w:pPr>
+              <w:spacing w:after="20"/>
+              <w:jc w:val="left"/>
+            </w:pPr>
+          </w:p>
+        </w:tc>
+        <w:tc>
+          <w:tcPr>
+            <w:tcW w:type="dxa" w:w="1000"/>
+            <w:tcBorders>
+              <w:top w:val="single" w:color="808080" w:sz="4"/>
+              <w:left w:val="single" w:color="808080" w:sz="4"/>
+              <w:bottom w:val="single" w:color="808080" w:sz="4"/>
+              <w:right w:val="single" w:color="808080" w:sz="4"/>
+            </w:tcBorders>
+            <w:tcMar>
+              <w:top w:type="dxa" w:w="50"/>
+              <w:left w:type="dxa" w:w="90"/>
+              <w:bottom w:type="dxa" w:w="50"/>
+              <w:right w:type="dxa" w:w="90"/>
+            </w:tcMar>
+            <w:vAlign w:val="top"/>
+          </w:tcPr>
+          <w:p>
+            <w:pPr>
+              <w:spacing w:after="20"/>
+              <w:jc w:val="left"/>
+            </w:pPr>
+          </w:p>
+        </w:tc>
+        <w:tc>
+          <w:tcPr>
+            <w:tcW w:type="dxa" w:w="1000"/>
             <w:tcBorders>
               <w:top w:val="single" w:color="808080" w:sz="4"/>
               <w:left w:val="single" w:color="808080" w:sz="4"/>
@@ -10942,7 +9459,7 @@
         </w:trPr>
         <w:tc>
           <w:tcPr>
-            <w:tcW w:type="dxa" w:w="500"/>
+            <w:tcW w:type="dxa" w:w="450"/>
             <w:tcBorders>
               <w:top w:val="single" w:color="808080" w:sz="4"/>
               <w:left w:val="single" w:color="808080" w:sz="4"/>
@@ -10966,8 +9483,8 @@
               <w:rPr>
                 <w:b w:val="false"/>
                 <w:bCs w:val="false"/>
-                <w:sz w:val="20"/>
-                <w:szCs w:val="20"/>
+                <w:sz w:val="18"/>
+                <w:szCs w:val="18"/>
               </w:rPr>
               <w:t xml:space="preserve">6</w:t>
             </w:r>
@@ -10975,103 +9492,151 @@
         </w:tc>
         <w:tc>
           <w:tcPr>
-            <w:tcW w:type="dxa" w:w="2600"/>
-            <w:tcBorders>
-              <w:top w:val="single" w:color="808080" w:sz="4"/>
-              <w:left w:val="single" w:color="808080" w:sz="4"/>
-              <w:bottom w:val="single" w:color="808080" w:sz="4"/>
-              <w:right w:val="single" w:color="808080" w:sz="4"/>
-            </w:tcBorders>
-            <w:tcMar>
-              <w:top w:type="dxa" w:w="50"/>
-              <w:left w:type="dxa" w:w="90"/>
-              <w:bottom w:type="dxa" w:w="50"/>
-              <w:right w:type="dxa" w:w="90"/>
-            </w:tcMar>
-            <w:vAlign w:val="top"/>
-          </w:tcPr>
-          <w:p>
-            <w:pPr>
-              <w:spacing w:after="20"/>
-              <w:jc w:val="left"/>
-            </w:pPr>
-          </w:p>
-        </w:tc>
-        <w:tc>
-          <w:tcPr>
-            <w:tcW w:type="dxa" w:w="2300"/>
-            <w:tcBorders>
-              <w:top w:val="single" w:color="808080" w:sz="4"/>
-              <w:left w:val="single" w:color="808080" w:sz="4"/>
-              <w:bottom w:val="single" w:color="808080" w:sz="4"/>
-              <w:right w:val="single" w:color="808080" w:sz="4"/>
-            </w:tcBorders>
-            <w:tcMar>
-              <w:top w:type="dxa" w:w="50"/>
-              <w:left w:type="dxa" w:w="90"/>
-              <w:bottom w:type="dxa" w:w="50"/>
-              <w:right w:type="dxa" w:w="90"/>
-            </w:tcMar>
-            <w:vAlign w:val="top"/>
-          </w:tcPr>
-          <w:p>
-            <w:pPr>
-              <w:spacing w:after="20"/>
-              <w:jc w:val="left"/>
-            </w:pPr>
-          </w:p>
-        </w:tc>
-        <w:tc>
-          <w:tcPr>
-            <w:tcW w:type="dxa" w:w="1500"/>
-            <w:tcBorders>
-              <w:top w:val="single" w:color="808080" w:sz="4"/>
-              <w:left w:val="single" w:color="808080" w:sz="4"/>
-              <w:bottom w:val="single" w:color="808080" w:sz="4"/>
-              <w:right w:val="single" w:color="808080" w:sz="4"/>
-            </w:tcBorders>
-            <w:tcMar>
-              <w:top w:type="dxa" w:w="50"/>
-              <w:left w:type="dxa" w:w="90"/>
-              <w:bottom w:type="dxa" w:w="50"/>
-              <w:right w:type="dxa" w:w="90"/>
-            </w:tcMar>
-            <w:vAlign w:val="top"/>
-          </w:tcPr>
-          <w:p>
-            <w:pPr>
-              <w:spacing w:after="20"/>
-              <w:jc w:val="left"/>
-            </w:pPr>
-          </w:p>
-        </w:tc>
-        <w:tc>
-          <w:tcPr>
-            <w:tcW w:type="dxa" w:w="1369"/>
-            <w:tcBorders>
-              <w:top w:val="single" w:color="808080" w:sz="4"/>
-              <w:left w:val="single" w:color="808080" w:sz="4"/>
-              <w:bottom w:val="single" w:color="808080" w:sz="4"/>
-              <w:right w:val="single" w:color="808080" w:sz="4"/>
-            </w:tcBorders>
-            <w:tcMar>
-              <w:top w:type="dxa" w:w="50"/>
-              <w:left w:type="dxa" w:w="90"/>
-              <w:bottom w:type="dxa" w:w="50"/>
-              <w:right w:type="dxa" w:w="90"/>
-            </w:tcMar>
-            <w:vAlign w:val="top"/>
-          </w:tcPr>
-          <w:p>
-            <w:pPr>
-              <w:spacing w:after="20"/>
-              <w:jc w:val="left"/>
-            </w:pPr>
-          </w:p>
-        </w:tc>
-        <w:tc>
-          <w:tcPr>
-            <w:tcW w:type="dxa" w:w="1369"/>
+            <w:tcW w:type="dxa" w:w="2100"/>
+            <w:tcBorders>
+              <w:top w:val="single" w:color="808080" w:sz="4"/>
+              <w:left w:val="single" w:color="808080" w:sz="4"/>
+              <w:bottom w:val="single" w:color="808080" w:sz="4"/>
+              <w:right w:val="single" w:color="808080" w:sz="4"/>
+            </w:tcBorders>
+            <w:tcMar>
+              <w:top w:type="dxa" w:w="50"/>
+              <w:left w:type="dxa" w:w="90"/>
+              <w:bottom w:type="dxa" w:w="50"/>
+              <w:right w:type="dxa" w:w="90"/>
+            </w:tcMar>
+            <w:vAlign w:val="top"/>
+          </w:tcPr>
+          <w:p>
+            <w:pPr>
+              <w:spacing w:after="20"/>
+              <w:jc w:val="left"/>
+            </w:pPr>
+          </w:p>
+        </w:tc>
+        <w:tc>
+          <w:tcPr>
+            <w:tcW w:type="dxa" w:w="1700"/>
+            <w:tcBorders>
+              <w:top w:val="single" w:color="808080" w:sz="4"/>
+              <w:left w:val="single" w:color="808080" w:sz="4"/>
+              <w:bottom w:val="single" w:color="808080" w:sz="4"/>
+              <w:right w:val="single" w:color="808080" w:sz="4"/>
+            </w:tcBorders>
+            <w:tcMar>
+              <w:top w:type="dxa" w:w="50"/>
+              <w:left w:type="dxa" w:w="90"/>
+              <w:bottom w:type="dxa" w:w="50"/>
+              <w:right w:type="dxa" w:w="90"/>
+            </w:tcMar>
+            <w:vAlign w:val="top"/>
+          </w:tcPr>
+          <w:p>
+            <w:pPr>
+              <w:spacing w:after="20"/>
+              <w:jc w:val="left"/>
+            </w:pPr>
+          </w:p>
+        </w:tc>
+        <w:tc>
+          <w:tcPr>
+            <w:tcW w:type="dxa" w:w="1388"/>
+            <w:tcBorders>
+              <w:top w:val="single" w:color="808080" w:sz="4"/>
+              <w:left w:val="single" w:color="808080" w:sz="4"/>
+              <w:bottom w:val="single" w:color="808080" w:sz="4"/>
+              <w:right w:val="single" w:color="808080" w:sz="4"/>
+            </w:tcBorders>
+            <w:tcMar>
+              <w:top w:type="dxa" w:w="50"/>
+              <w:left w:type="dxa" w:w="90"/>
+              <w:bottom w:type="dxa" w:w="50"/>
+              <w:right w:type="dxa" w:w="90"/>
+            </w:tcMar>
+            <w:vAlign w:val="top"/>
+          </w:tcPr>
+          <w:p>
+            <w:pPr>
+              <w:spacing w:after="20"/>
+              <w:jc w:val="left"/>
+            </w:pPr>
+          </w:p>
+        </w:tc>
+        <w:tc>
+          <w:tcPr>
+            <w:tcW w:type="dxa" w:w="1000"/>
+            <w:tcBorders>
+              <w:top w:val="single" w:color="808080" w:sz="4"/>
+              <w:left w:val="single" w:color="808080" w:sz="4"/>
+              <w:bottom w:val="single" w:color="808080" w:sz="4"/>
+              <w:right w:val="single" w:color="808080" w:sz="4"/>
+            </w:tcBorders>
+            <w:tcMar>
+              <w:top w:type="dxa" w:w="50"/>
+              <w:left w:type="dxa" w:w="90"/>
+              <w:bottom w:type="dxa" w:w="50"/>
+              <w:right w:type="dxa" w:w="90"/>
+            </w:tcMar>
+            <w:vAlign w:val="top"/>
+          </w:tcPr>
+          <w:p>
+            <w:pPr>
+              <w:spacing w:after="20"/>
+              <w:jc w:val="left"/>
+            </w:pPr>
+          </w:p>
+        </w:tc>
+        <w:tc>
+          <w:tcPr>
+            <w:tcW w:type="dxa" w:w="1000"/>
+            <w:tcBorders>
+              <w:top w:val="single" w:color="808080" w:sz="4"/>
+              <w:left w:val="single" w:color="808080" w:sz="4"/>
+              <w:bottom w:val="single" w:color="808080" w:sz="4"/>
+              <w:right w:val="single" w:color="808080" w:sz="4"/>
+            </w:tcBorders>
+            <w:tcMar>
+              <w:top w:type="dxa" w:w="50"/>
+              <w:left w:type="dxa" w:w="90"/>
+              <w:bottom w:type="dxa" w:w="50"/>
+              <w:right w:type="dxa" w:w="90"/>
+            </w:tcMar>
+            <w:vAlign w:val="top"/>
+          </w:tcPr>
+          <w:p>
+            <w:pPr>
+              <w:spacing w:after="20"/>
+              <w:jc w:val="left"/>
+            </w:pPr>
+          </w:p>
+        </w:tc>
+        <w:tc>
+          <w:tcPr>
+            <w:tcW w:type="dxa" w:w="1000"/>
+            <w:tcBorders>
+              <w:top w:val="single" w:color="808080" w:sz="4"/>
+              <w:left w:val="single" w:color="808080" w:sz="4"/>
+              <w:bottom w:val="single" w:color="808080" w:sz="4"/>
+              <w:right w:val="single" w:color="808080" w:sz="4"/>
+            </w:tcBorders>
+            <w:tcMar>
+              <w:top w:type="dxa" w:w="50"/>
+              <w:left w:type="dxa" w:w="90"/>
+              <w:bottom w:type="dxa" w:w="50"/>
+              <w:right w:type="dxa" w:w="90"/>
+            </w:tcMar>
+            <w:vAlign w:val="top"/>
+          </w:tcPr>
+          <w:p>
+            <w:pPr>
+              <w:spacing w:after="20"/>
+              <w:jc w:val="left"/>
+            </w:pPr>
+          </w:p>
+        </w:tc>
+        <w:tc>
+          <w:tcPr>
+            <w:tcW w:type="dxa" w:w="1000"/>
             <w:tcBorders>
               <w:top w:val="single" w:color="808080" w:sz="4"/>
               <w:left w:val="single" w:color="808080" w:sz="4"/>
@@ -11102,7 +9667,7 @@
         </w:trPr>
         <w:tc>
           <w:tcPr>
-            <w:tcW w:type="dxa" w:w="500"/>
+            <w:tcW w:type="dxa" w:w="450"/>
             <w:tcBorders>
               <w:top w:val="single" w:color="808080" w:sz="4"/>
               <w:left w:val="single" w:color="808080" w:sz="4"/>
@@ -11126,8 +9691,8 @@
               <w:rPr>
                 <w:b w:val="false"/>
                 <w:bCs w:val="false"/>
-                <w:sz w:val="20"/>
-                <w:szCs w:val="20"/>
+                <w:sz w:val="18"/>
+                <w:szCs w:val="18"/>
               </w:rPr>
               <w:t xml:space="preserve">7</w:t>
             </w:r>
@@ -11135,103 +9700,151 @@
         </w:tc>
         <w:tc>
           <w:tcPr>
-            <w:tcW w:type="dxa" w:w="2600"/>
-            <w:tcBorders>
-              <w:top w:val="single" w:color="808080" w:sz="4"/>
-              <w:left w:val="single" w:color="808080" w:sz="4"/>
-              <w:bottom w:val="single" w:color="808080" w:sz="4"/>
-              <w:right w:val="single" w:color="808080" w:sz="4"/>
-            </w:tcBorders>
-            <w:tcMar>
-              <w:top w:type="dxa" w:w="50"/>
-              <w:left w:type="dxa" w:w="90"/>
-              <w:bottom w:type="dxa" w:w="50"/>
-              <w:right w:type="dxa" w:w="90"/>
-            </w:tcMar>
-            <w:vAlign w:val="top"/>
-          </w:tcPr>
-          <w:p>
-            <w:pPr>
-              <w:spacing w:after="20"/>
-              <w:jc w:val="left"/>
-            </w:pPr>
-          </w:p>
-        </w:tc>
-        <w:tc>
-          <w:tcPr>
-            <w:tcW w:type="dxa" w:w="2300"/>
-            <w:tcBorders>
-              <w:top w:val="single" w:color="808080" w:sz="4"/>
-              <w:left w:val="single" w:color="808080" w:sz="4"/>
-              <w:bottom w:val="single" w:color="808080" w:sz="4"/>
-              <w:right w:val="single" w:color="808080" w:sz="4"/>
-            </w:tcBorders>
-            <w:tcMar>
-              <w:top w:type="dxa" w:w="50"/>
-              <w:left w:type="dxa" w:w="90"/>
-              <w:bottom w:type="dxa" w:w="50"/>
-              <w:right w:type="dxa" w:w="90"/>
-            </w:tcMar>
-            <w:vAlign w:val="top"/>
-          </w:tcPr>
-          <w:p>
-            <w:pPr>
-              <w:spacing w:after="20"/>
-              <w:jc w:val="left"/>
-            </w:pPr>
-          </w:p>
-        </w:tc>
-        <w:tc>
-          <w:tcPr>
-            <w:tcW w:type="dxa" w:w="1500"/>
-            <w:tcBorders>
-              <w:top w:val="single" w:color="808080" w:sz="4"/>
-              <w:left w:val="single" w:color="808080" w:sz="4"/>
-              <w:bottom w:val="single" w:color="808080" w:sz="4"/>
-              <w:right w:val="single" w:color="808080" w:sz="4"/>
-            </w:tcBorders>
-            <w:tcMar>
-              <w:top w:type="dxa" w:w="50"/>
-              <w:left w:type="dxa" w:w="90"/>
-              <w:bottom w:type="dxa" w:w="50"/>
-              <w:right w:type="dxa" w:w="90"/>
-            </w:tcMar>
-            <w:vAlign w:val="top"/>
-          </w:tcPr>
-          <w:p>
-            <w:pPr>
-              <w:spacing w:after="20"/>
-              <w:jc w:val="left"/>
-            </w:pPr>
-          </w:p>
-        </w:tc>
-        <w:tc>
-          <w:tcPr>
-            <w:tcW w:type="dxa" w:w="1369"/>
-            <w:tcBorders>
-              <w:top w:val="single" w:color="808080" w:sz="4"/>
-              <w:left w:val="single" w:color="808080" w:sz="4"/>
-              <w:bottom w:val="single" w:color="808080" w:sz="4"/>
-              <w:right w:val="single" w:color="808080" w:sz="4"/>
-            </w:tcBorders>
-            <w:tcMar>
-              <w:top w:type="dxa" w:w="50"/>
-              <w:left w:type="dxa" w:w="90"/>
-              <w:bottom w:type="dxa" w:w="50"/>
-              <w:right w:type="dxa" w:w="90"/>
-            </w:tcMar>
-            <w:vAlign w:val="top"/>
-          </w:tcPr>
-          <w:p>
-            <w:pPr>
-              <w:spacing w:after="20"/>
-              <w:jc w:val="left"/>
-            </w:pPr>
-          </w:p>
-        </w:tc>
-        <w:tc>
-          <w:tcPr>
-            <w:tcW w:type="dxa" w:w="1369"/>
+            <w:tcW w:type="dxa" w:w="2100"/>
+            <w:tcBorders>
+              <w:top w:val="single" w:color="808080" w:sz="4"/>
+              <w:left w:val="single" w:color="808080" w:sz="4"/>
+              <w:bottom w:val="single" w:color="808080" w:sz="4"/>
+              <w:right w:val="single" w:color="808080" w:sz="4"/>
+            </w:tcBorders>
+            <w:tcMar>
+              <w:top w:type="dxa" w:w="50"/>
+              <w:left w:type="dxa" w:w="90"/>
+              <w:bottom w:type="dxa" w:w="50"/>
+              <w:right w:type="dxa" w:w="90"/>
+            </w:tcMar>
+            <w:vAlign w:val="top"/>
+          </w:tcPr>
+          <w:p>
+            <w:pPr>
+              <w:spacing w:after="20"/>
+              <w:jc w:val="left"/>
+            </w:pPr>
+          </w:p>
+        </w:tc>
+        <w:tc>
+          <w:tcPr>
+            <w:tcW w:type="dxa" w:w="1700"/>
+            <w:tcBorders>
+              <w:top w:val="single" w:color="808080" w:sz="4"/>
+              <w:left w:val="single" w:color="808080" w:sz="4"/>
+              <w:bottom w:val="single" w:color="808080" w:sz="4"/>
+              <w:right w:val="single" w:color="808080" w:sz="4"/>
+            </w:tcBorders>
+            <w:tcMar>
+              <w:top w:type="dxa" w:w="50"/>
+              <w:left w:type="dxa" w:w="90"/>
+              <w:bottom w:type="dxa" w:w="50"/>
+              <w:right w:type="dxa" w:w="90"/>
+            </w:tcMar>
+            <w:vAlign w:val="top"/>
+          </w:tcPr>
+          <w:p>
+            <w:pPr>
+              <w:spacing w:after="20"/>
+              <w:jc w:val="left"/>
+            </w:pPr>
+          </w:p>
+        </w:tc>
+        <w:tc>
+          <w:tcPr>
+            <w:tcW w:type="dxa" w:w="1388"/>
+            <w:tcBorders>
+              <w:top w:val="single" w:color="808080" w:sz="4"/>
+              <w:left w:val="single" w:color="808080" w:sz="4"/>
+              <w:bottom w:val="single" w:color="808080" w:sz="4"/>
+              <w:right w:val="single" w:color="808080" w:sz="4"/>
+            </w:tcBorders>
+            <w:tcMar>
+              <w:top w:type="dxa" w:w="50"/>
+              <w:left w:type="dxa" w:w="90"/>
+              <w:bottom w:type="dxa" w:w="50"/>
+              <w:right w:type="dxa" w:w="90"/>
+            </w:tcMar>
+            <w:vAlign w:val="top"/>
+          </w:tcPr>
+          <w:p>
+            <w:pPr>
+              <w:spacing w:after="20"/>
+              <w:jc w:val="left"/>
+            </w:pPr>
+          </w:p>
+        </w:tc>
+        <w:tc>
+          <w:tcPr>
+            <w:tcW w:type="dxa" w:w="1000"/>
+            <w:tcBorders>
+              <w:top w:val="single" w:color="808080" w:sz="4"/>
+              <w:left w:val="single" w:color="808080" w:sz="4"/>
+              <w:bottom w:val="single" w:color="808080" w:sz="4"/>
+              <w:right w:val="single" w:color="808080" w:sz="4"/>
+            </w:tcBorders>
+            <w:tcMar>
+              <w:top w:type="dxa" w:w="50"/>
+              <w:left w:type="dxa" w:w="90"/>
+              <w:bottom w:type="dxa" w:w="50"/>
+              <w:right w:type="dxa" w:w="90"/>
+            </w:tcMar>
+            <w:vAlign w:val="top"/>
+          </w:tcPr>
+          <w:p>
+            <w:pPr>
+              <w:spacing w:after="20"/>
+              <w:jc w:val="left"/>
+            </w:pPr>
+          </w:p>
+        </w:tc>
+        <w:tc>
+          <w:tcPr>
+            <w:tcW w:type="dxa" w:w="1000"/>
+            <w:tcBorders>
+              <w:top w:val="single" w:color="808080" w:sz="4"/>
+              <w:left w:val="single" w:color="808080" w:sz="4"/>
+              <w:bottom w:val="single" w:color="808080" w:sz="4"/>
+              <w:right w:val="single" w:color="808080" w:sz="4"/>
+            </w:tcBorders>
+            <w:tcMar>
+              <w:top w:type="dxa" w:w="50"/>
+              <w:left w:type="dxa" w:w="90"/>
+              <w:bottom w:type="dxa" w:w="50"/>
+              <w:right w:type="dxa" w:w="90"/>
+            </w:tcMar>
+            <w:vAlign w:val="top"/>
+          </w:tcPr>
+          <w:p>
+            <w:pPr>
+              <w:spacing w:after="20"/>
+              <w:jc w:val="left"/>
+            </w:pPr>
+          </w:p>
+        </w:tc>
+        <w:tc>
+          <w:tcPr>
+            <w:tcW w:type="dxa" w:w="1000"/>
+            <w:tcBorders>
+              <w:top w:val="single" w:color="808080" w:sz="4"/>
+              <w:left w:val="single" w:color="808080" w:sz="4"/>
+              <w:bottom w:val="single" w:color="808080" w:sz="4"/>
+              <w:right w:val="single" w:color="808080" w:sz="4"/>
+            </w:tcBorders>
+            <w:tcMar>
+              <w:top w:type="dxa" w:w="50"/>
+              <w:left w:type="dxa" w:w="90"/>
+              <w:bottom w:type="dxa" w:w="50"/>
+              <w:right w:type="dxa" w:w="90"/>
+            </w:tcMar>
+            <w:vAlign w:val="top"/>
+          </w:tcPr>
+          <w:p>
+            <w:pPr>
+              <w:spacing w:after="20"/>
+              <w:jc w:val="left"/>
+            </w:pPr>
+          </w:p>
+        </w:tc>
+        <w:tc>
+          <w:tcPr>
+            <w:tcW w:type="dxa" w:w="1000"/>
             <w:tcBorders>
               <w:top w:val="single" w:color="808080" w:sz="4"/>
               <w:left w:val="single" w:color="808080" w:sz="4"/>
@@ -11262,7 +9875,7 @@
         </w:trPr>
         <w:tc>
           <w:tcPr>
-            <w:tcW w:type="dxa" w:w="500"/>
+            <w:tcW w:type="dxa" w:w="450"/>
             <w:tcBorders>
               <w:top w:val="single" w:color="808080" w:sz="4"/>
               <w:left w:val="single" w:color="808080" w:sz="4"/>
@@ -11286,8 +9899,8 @@
               <w:rPr>
                 <w:b w:val="false"/>
                 <w:bCs w:val="false"/>
-                <w:sz w:val="20"/>
-                <w:szCs w:val="20"/>
+                <w:sz w:val="18"/>
+                <w:szCs w:val="18"/>
               </w:rPr>
               <w:t xml:space="preserve">8</w:t>
             </w:r>
@@ -11295,103 +9908,151 @@
         </w:tc>
         <w:tc>
           <w:tcPr>
-            <w:tcW w:type="dxa" w:w="2600"/>
-            <w:tcBorders>
-              <w:top w:val="single" w:color="808080" w:sz="4"/>
-              <w:left w:val="single" w:color="808080" w:sz="4"/>
-              <w:bottom w:val="single" w:color="808080" w:sz="4"/>
-              <w:right w:val="single" w:color="808080" w:sz="4"/>
-            </w:tcBorders>
-            <w:tcMar>
-              <w:top w:type="dxa" w:w="50"/>
-              <w:left w:type="dxa" w:w="90"/>
-              <w:bottom w:type="dxa" w:w="50"/>
-              <w:right w:type="dxa" w:w="90"/>
-            </w:tcMar>
-            <w:vAlign w:val="top"/>
-          </w:tcPr>
-          <w:p>
-            <w:pPr>
-              <w:spacing w:after="20"/>
-              <w:jc w:val="left"/>
-            </w:pPr>
-          </w:p>
-        </w:tc>
-        <w:tc>
-          <w:tcPr>
-            <w:tcW w:type="dxa" w:w="2300"/>
-            <w:tcBorders>
-              <w:top w:val="single" w:color="808080" w:sz="4"/>
-              <w:left w:val="single" w:color="808080" w:sz="4"/>
-              <w:bottom w:val="single" w:color="808080" w:sz="4"/>
-              <w:right w:val="single" w:color="808080" w:sz="4"/>
-            </w:tcBorders>
-            <w:tcMar>
-              <w:top w:type="dxa" w:w="50"/>
-              <w:left w:type="dxa" w:w="90"/>
-              <w:bottom w:type="dxa" w:w="50"/>
-              <w:right w:type="dxa" w:w="90"/>
-            </w:tcMar>
-            <w:vAlign w:val="top"/>
-          </w:tcPr>
-          <w:p>
-            <w:pPr>
-              <w:spacing w:after="20"/>
-              <w:jc w:val="left"/>
-            </w:pPr>
-          </w:p>
-        </w:tc>
-        <w:tc>
-          <w:tcPr>
-            <w:tcW w:type="dxa" w:w="1500"/>
-            <w:tcBorders>
-              <w:top w:val="single" w:color="808080" w:sz="4"/>
-              <w:left w:val="single" w:color="808080" w:sz="4"/>
-              <w:bottom w:val="single" w:color="808080" w:sz="4"/>
-              <w:right w:val="single" w:color="808080" w:sz="4"/>
-            </w:tcBorders>
-            <w:tcMar>
-              <w:top w:type="dxa" w:w="50"/>
-              <w:left w:type="dxa" w:w="90"/>
-              <w:bottom w:type="dxa" w:w="50"/>
-              <w:right w:type="dxa" w:w="90"/>
-            </w:tcMar>
-            <w:vAlign w:val="top"/>
-          </w:tcPr>
-          <w:p>
-            <w:pPr>
-              <w:spacing w:after="20"/>
-              <w:jc w:val="left"/>
-            </w:pPr>
-          </w:p>
-        </w:tc>
-        <w:tc>
-          <w:tcPr>
-            <w:tcW w:type="dxa" w:w="1369"/>
-            <w:tcBorders>
-              <w:top w:val="single" w:color="808080" w:sz="4"/>
-              <w:left w:val="single" w:color="808080" w:sz="4"/>
-              <w:bottom w:val="single" w:color="808080" w:sz="4"/>
-              <w:right w:val="single" w:color="808080" w:sz="4"/>
-            </w:tcBorders>
-            <w:tcMar>
-              <w:top w:type="dxa" w:w="50"/>
-              <w:left w:type="dxa" w:w="90"/>
-              <w:bottom w:type="dxa" w:w="50"/>
-              <w:right w:type="dxa" w:w="90"/>
-            </w:tcMar>
-            <w:vAlign w:val="top"/>
-          </w:tcPr>
-          <w:p>
-            <w:pPr>
-              <w:spacing w:after="20"/>
-              <w:jc w:val="left"/>
-            </w:pPr>
-          </w:p>
-        </w:tc>
-        <w:tc>
-          <w:tcPr>
-            <w:tcW w:type="dxa" w:w="1369"/>
+            <w:tcW w:type="dxa" w:w="2100"/>
+            <w:tcBorders>
+              <w:top w:val="single" w:color="808080" w:sz="4"/>
+              <w:left w:val="single" w:color="808080" w:sz="4"/>
+              <w:bottom w:val="single" w:color="808080" w:sz="4"/>
+              <w:right w:val="single" w:color="808080" w:sz="4"/>
+            </w:tcBorders>
+            <w:tcMar>
+              <w:top w:type="dxa" w:w="50"/>
+              <w:left w:type="dxa" w:w="90"/>
+              <w:bottom w:type="dxa" w:w="50"/>
+              <w:right w:type="dxa" w:w="90"/>
+            </w:tcMar>
+            <w:vAlign w:val="top"/>
+          </w:tcPr>
+          <w:p>
+            <w:pPr>
+              <w:spacing w:after="20"/>
+              <w:jc w:val="left"/>
+            </w:pPr>
+          </w:p>
+        </w:tc>
+        <w:tc>
+          <w:tcPr>
+            <w:tcW w:type="dxa" w:w="1700"/>
+            <w:tcBorders>
+              <w:top w:val="single" w:color="808080" w:sz="4"/>
+              <w:left w:val="single" w:color="808080" w:sz="4"/>
+              <w:bottom w:val="single" w:color="808080" w:sz="4"/>
+              <w:right w:val="single" w:color="808080" w:sz="4"/>
+            </w:tcBorders>
+            <w:tcMar>
+              <w:top w:type="dxa" w:w="50"/>
+              <w:left w:type="dxa" w:w="90"/>
+              <w:bottom w:type="dxa" w:w="50"/>
+              <w:right w:type="dxa" w:w="90"/>
+            </w:tcMar>
+            <w:vAlign w:val="top"/>
+          </w:tcPr>
+          <w:p>
+            <w:pPr>
+              <w:spacing w:after="20"/>
+              <w:jc w:val="left"/>
+            </w:pPr>
+          </w:p>
+        </w:tc>
+        <w:tc>
+          <w:tcPr>
+            <w:tcW w:type="dxa" w:w="1388"/>
+            <w:tcBorders>
+              <w:top w:val="single" w:color="808080" w:sz="4"/>
+              <w:left w:val="single" w:color="808080" w:sz="4"/>
+              <w:bottom w:val="single" w:color="808080" w:sz="4"/>
+              <w:right w:val="single" w:color="808080" w:sz="4"/>
+            </w:tcBorders>
+            <w:tcMar>
+              <w:top w:type="dxa" w:w="50"/>
+              <w:left w:type="dxa" w:w="90"/>
+              <w:bottom w:type="dxa" w:w="50"/>
+              <w:right w:type="dxa" w:w="90"/>
+            </w:tcMar>
+            <w:vAlign w:val="top"/>
+          </w:tcPr>
+          <w:p>
+            <w:pPr>
+              <w:spacing w:after="20"/>
+              <w:jc w:val="left"/>
+            </w:pPr>
+          </w:p>
+        </w:tc>
+        <w:tc>
+          <w:tcPr>
+            <w:tcW w:type="dxa" w:w="1000"/>
+            <w:tcBorders>
+              <w:top w:val="single" w:color="808080" w:sz="4"/>
+              <w:left w:val="single" w:color="808080" w:sz="4"/>
+              <w:bottom w:val="single" w:color="808080" w:sz="4"/>
+              <w:right w:val="single" w:color="808080" w:sz="4"/>
+            </w:tcBorders>
+            <w:tcMar>
+              <w:top w:type="dxa" w:w="50"/>
+              <w:left w:type="dxa" w:w="90"/>
+              <w:bottom w:type="dxa" w:w="50"/>
+              <w:right w:type="dxa" w:w="90"/>
+            </w:tcMar>
+            <w:vAlign w:val="top"/>
+          </w:tcPr>
+          <w:p>
+            <w:pPr>
+              <w:spacing w:after="20"/>
+              <w:jc w:val="left"/>
+            </w:pPr>
+          </w:p>
+        </w:tc>
+        <w:tc>
+          <w:tcPr>
+            <w:tcW w:type="dxa" w:w="1000"/>
+            <w:tcBorders>
+              <w:top w:val="single" w:color="808080" w:sz="4"/>
+              <w:left w:val="single" w:color="808080" w:sz="4"/>
+              <w:bottom w:val="single" w:color="808080" w:sz="4"/>
+              <w:right w:val="single" w:color="808080" w:sz="4"/>
+            </w:tcBorders>
+            <w:tcMar>
+              <w:top w:type="dxa" w:w="50"/>
+              <w:left w:type="dxa" w:w="90"/>
+              <w:bottom w:type="dxa" w:w="50"/>
+              <w:right w:type="dxa" w:w="90"/>
+            </w:tcMar>
+            <w:vAlign w:val="top"/>
+          </w:tcPr>
+          <w:p>
+            <w:pPr>
+              <w:spacing w:after="20"/>
+              <w:jc w:val="left"/>
+            </w:pPr>
+          </w:p>
+        </w:tc>
+        <w:tc>
+          <w:tcPr>
+            <w:tcW w:type="dxa" w:w="1000"/>
+            <w:tcBorders>
+              <w:top w:val="single" w:color="808080" w:sz="4"/>
+              <w:left w:val="single" w:color="808080" w:sz="4"/>
+              <w:bottom w:val="single" w:color="808080" w:sz="4"/>
+              <w:right w:val="single" w:color="808080" w:sz="4"/>
+            </w:tcBorders>
+            <w:tcMar>
+              <w:top w:type="dxa" w:w="50"/>
+              <w:left w:type="dxa" w:w="90"/>
+              <w:bottom w:type="dxa" w:w="50"/>
+              <w:right w:type="dxa" w:w="90"/>
+            </w:tcMar>
+            <w:vAlign w:val="top"/>
+          </w:tcPr>
+          <w:p>
+            <w:pPr>
+              <w:spacing w:after="20"/>
+              <w:jc w:val="left"/>
+            </w:pPr>
+          </w:p>
+        </w:tc>
+        <w:tc>
+          <w:tcPr>
+            <w:tcW w:type="dxa" w:w="1000"/>
             <w:tcBorders>
               <w:top w:val="single" w:color="808080" w:sz="4"/>
               <w:left w:val="single" w:color="808080" w:sz="4"/>
@@ -11422,7 +10083,7 @@
         </w:trPr>
         <w:tc>
           <w:tcPr>
-            <w:tcW w:type="dxa" w:w="500"/>
+            <w:tcW w:type="dxa" w:w="450"/>
             <w:tcBorders>
               <w:top w:val="single" w:color="808080" w:sz="4"/>
               <w:left w:val="single" w:color="808080" w:sz="4"/>
@@ -11446,8 +10107,8 @@
               <w:rPr>
                 <w:b w:val="false"/>
                 <w:bCs w:val="false"/>
-                <w:sz w:val="20"/>
-                <w:szCs w:val="20"/>
+                <w:sz w:val="18"/>
+                <w:szCs w:val="18"/>
               </w:rPr>
               <w:t xml:space="preserve">9</w:t>
             </w:r>
@@ -11455,103 +10116,151 @@
         </w:tc>
         <w:tc>
           <w:tcPr>
-            <w:tcW w:type="dxa" w:w="2600"/>
-            <w:tcBorders>
-              <w:top w:val="single" w:color="808080" w:sz="4"/>
-              <w:left w:val="single" w:color="808080" w:sz="4"/>
-              <w:bottom w:val="single" w:color="808080" w:sz="4"/>
-              <w:right w:val="single" w:color="808080" w:sz="4"/>
-            </w:tcBorders>
-            <w:tcMar>
-              <w:top w:type="dxa" w:w="50"/>
-              <w:left w:type="dxa" w:w="90"/>
-              <w:bottom w:type="dxa" w:w="50"/>
-              <w:right w:type="dxa" w:w="90"/>
-            </w:tcMar>
-            <w:vAlign w:val="top"/>
-          </w:tcPr>
-          <w:p>
-            <w:pPr>
-              <w:spacing w:after="20"/>
-              <w:jc w:val="left"/>
-            </w:pPr>
-          </w:p>
-        </w:tc>
-        <w:tc>
-          <w:tcPr>
-            <w:tcW w:type="dxa" w:w="2300"/>
-            <w:tcBorders>
-              <w:top w:val="single" w:color="808080" w:sz="4"/>
-              <w:left w:val="single" w:color="808080" w:sz="4"/>
-              <w:bottom w:val="single" w:color="808080" w:sz="4"/>
-              <w:right w:val="single" w:color="808080" w:sz="4"/>
-            </w:tcBorders>
-            <w:tcMar>
-              <w:top w:type="dxa" w:w="50"/>
-              <w:left w:type="dxa" w:w="90"/>
-              <w:bottom w:type="dxa" w:w="50"/>
-              <w:right w:type="dxa" w:w="90"/>
-            </w:tcMar>
-            <w:vAlign w:val="top"/>
-          </w:tcPr>
-          <w:p>
-            <w:pPr>
-              <w:spacing w:after="20"/>
-              <w:jc w:val="left"/>
-            </w:pPr>
-          </w:p>
-        </w:tc>
-        <w:tc>
-          <w:tcPr>
-            <w:tcW w:type="dxa" w:w="1500"/>
-            <w:tcBorders>
-              <w:top w:val="single" w:color="808080" w:sz="4"/>
-              <w:left w:val="single" w:color="808080" w:sz="4"/>
-              <w:bottom w:val="single" w:color="808080" w:sz="4"/>
-              <w:right w:val="single" w:color="808080" w:sz="4"/>
-            </w:tcBorders>
-            <w:tcMar>
-              <w:top w:type="dxa" w:w="50"/>
-              <w:left w:type="dxa" w:w="90"/>
-              <w:bottom w:type="dxa" w:w="50"/>
-              <w:right w:type="dxa" w:w="90"/>
-            </w:tcMar>
-            <w:vAlign w:val="top"/>
-          </w:tcPr>
-          <w:p>
-            <w:pPr>
-              <w:spacing w:after="20"/>
-              <w:jc w:val="left"/>
-            </w:pPr>
-          </w:p>
-        </w:tc>
-        <w:tc>
-          <w:tcPr>
-            <w:tcW w:type="dxa" w:w="1369"/>
-            <w:tcBorders>
-              <w:top w:val="single" w:color="808080" w:sz="4"/>
-              <w:left w:val="single" w:color="808080" w:sz="4"/>
-              <w:bottom w:val="single" w:color="808080" w:sz="4"/>
-              <w:right w:val="single" w:color="808080" w:sz="4"/>
-            </w:tcBorders>
-            <w:tcMar>
-              <w:top w:type="dxa" w:w="50"/>
-              <w:left w:type="dxa" w:w="90"/>
-              <w:bottom w:type="dxa" w:w="50"/>
-              <w:right w:type="dxa" w:w="90"/>
-            </w:tcMar>
-            <w:vAlign w:val="top"/>
-          </w:tcPr>
-          <w:p>
-            <w:pPr>
-              <w:spacing w:after="20"/>
-              <w:jc w:val="left"/>
-            </w:pPr>
-          </w:p>
-        </w:tc>
-        <w:tc>
-          <w:tcPr>
-            <w:tcW w:type="dxa" w:w="1369"/>
+            <w:tcW w:type="dxa" w:w="2100"/>
+            <w:tcBorders>
+              <w:top w:val="single" w:color="808080" w:sz="4"/>
+              <w:left w:val="single" w:color="808080" w:sz="4"/>
+              <w:bottom w:val="single" w:color="808080" w:sz="4"/>
+              <w:right w:val="single" w:color="808080" w:sz="4"/>
+            </w:tcBorders>
+            <w:tcMar>
+              <w:top w:type="dxa" w:w="50"/>
+              <w:left w:type="dxa" w:w="90"/>
+              <w:bottom w:type="dxa" w:w="50"/>
+              <w:right w:type="dxa" w:w="90"/>
+            </w:tcMar>
+            <w:vAlign w:val="top"/>
+          </w:tcPr>
+          <w:p>
+            <w:pPr>
+              <w:spacing w:after="20"/>
+              <w:jc w:val="left"/>
+            </w:pPr>
+          </w:p>
+        </w:tc>
+        <w:tc>
+          <w:tcPr>
+            <w:tcW w:type="dxa" w:w="1700"/>
+            <w:tcBorders>
+              <w:top w:val="single" w:color="808080" w:sz="4"/>
+              <w:left w:val="single" w:color="808080" w:sz="4"/>
+              <w:bottom w:val="single" w:color="808080" w:sz="4"/>
+              <w:right w:val="single" w:color="808080" w:sz="4"/>
+            </w:tcBorders>
+            <w:tcMar>
+              <w:top w:type="dxa" w:w="50"/>
+              <w:left w:type="dxa" w:w="90"/>
+              <w:bottom w:type="dxa" w:w="50"/>
+              <w:right w:type="dxa" w:w="90"/>
+            </w:tcMar>
+            <w:vAlign w:val="top"/>
+          </w:tcPr>
+          <w:p>
+            <w:pPr>
+              <w:spacing w:after="20"/>
+              <w:jc w:val="left"/>
+            </w:pPr>
+          </w:p>
+        </w:tc>
+        <w:tc>
+          <w:tcPr>
+            <w:tcW w:type="dxa" w:w="1388"/>
+            <w:tcBorders>
+              <w:top w:val="single" w:color="808080" w:sz="4"/>
+              <w:left w:val="single" w:color="808080" w:sz="4"/>
+              <w:bottom w:val="single" w:color="808080" w:sz="4"/>
+              <w:right w:val="single" w:color="808080" w:sz="4"/>
+            </w:tcBorders>
+            <w:tcMar>
+              <w:top w:type="dxa" w:w="50"/>
+              <w:left w:type="dxa" w:w="90"/>
+              <w:bottom w:type="dxa" w:w="50"/>
+              <w:right w:type="dxa" w:w="90"/>
+            </w:tcMar>
+            <w:vAlign w:val="top"/>
+          </w:tcPr>
+          <w:p>
+            <w:pPr>
+              <w:spacing w:after="20"/>
+              <w:jc w:val="left"/>
+            </w:pPr>
+          </w:p>
+        </w:tc>
+        <w:tc>
+          <w:tcPr>
+            <w:tcW w:type="dxa" w:w="1000"/>
+            <w:tcBorders>
+              <w:top w:val="single" w:color="808080" w:sz="4"/>
+              <w:left w:val="single" w:color="808080" w:sz="4"/>
+              <w:bottom w:val="single" w:color="808080" w:sz="4"/>
+              <w:right w:val="single" w:color="808080" w:sz="4"/>
+            </w:tcBorders>
+            <w:tcMar>
+              <w:top w:type="dxa" w:w="50"/>
+              <w:left w:type="dxa" w:w="90"/>
+              <w:bottom w:type="dxa" w:w="50"/>
+              <w:right w:type="dxa" w:w="90"/>
+            </w:tcMar>
+            <w:vAlign w:val="top"/>
+          </w:tcPr>
+          <w:p>
+            <w:pPr>
+              <w:spacing w:after="20"/>
+              <w:jc w:val="left"/>
+            </w:pPr>
+          </w:p>
+        </w:tc>
+        <w:tc>
+          <w:tcPr>
+            <w:tcW w:type="dxa" w:w="1000"/>
+            <w:tcBorders>
+              <w:top w:val="single" w:color="808080" w:sz="4"/>
+              <w:left w:val="single" w:color="808080" w:sz="4"/>
+              <w:bottom w:val="single" w:color="808080" w:sz="4"/>
+              <w:right w:val="single" w:color="808080" w:sz="4"/>
+            </w:tcBorders>
+            <w:tcMar>
+              <w:top w:type="dxa" w:w="50"/>
+              <w:left w:type="dxa" w:w="90"/>
+              <w:bottom w:type="dxa" w:w="50"/>
+              <w:right w:type="dxa" w:w="90"/>
+            </w:tcMar>
+            <w:vAlign w:val="top"/>
+          </w:tcPr>
+          <w:p>
+            <w:pPr>
+              <w:spacing w:after="20"/>
+              <w:jc w:val="left"/>
+            </w:pPr>
+          </w:p>
+        </w:tc>
+        <w:tc>
+          <w:tcPr>
+            <w:tcW w:type="dxa" w:w="1000"/>
+            <w:tcBorders>
+              <w:top w:val="single" w:color="808080" w:sz="4"/>
+              <w:left w:val="single" w:color="808080" w:sz="4"/>
+              <w:bottom w:val="single" w:color="808080" w:sz="4"/>
+              <w:right w:val="single" w:color="808080" w:sz="4"/>
+            </w:tcBorders>
+            <w:tcMar>
+              <w:top w:type="dxa" w:w="50"/>
+              <w:left w:type="dxa" w:w="90"/>
+              <w:bottom w:type="dxa" w:w="50"/>
+              <w:right w:type="dxa" w:w="90"/>
+            </w:tcMar>
+            <w:vAlign w:val="top"/>
+          </w:tcPr>
+          <w:p>
+            <w:pPr>
+              <w:spacing w:after="20"/>
+              <w:jc w:val="left"/>
+            </w:pPr>
+          </w:p>
+        </w:tc>
+        <w:tc>
+          <w:tcPr>
+            <w:tcW w:type="dxa" w:w="1000"/>
             <w:tcBorders>
               <w:top w:val="single" w:color="808080" w:sz="4"/>
               <w:left w:val="single" w:color="808080" w:sz="4"/>
@@ -11582,7 +10291,7 @@
         </w:trPr>
         <w:tc>
           <w:tcPr>
-            <w:tcW w:type="dxa" w:w="500"/>
+            <w:tcW w:type="dxa" w:w="450"/>
             <w:tcBorders>
               <w:top w:val="single" w:color="808080" w:sz="4"/>
               <w:left w:val="single" w:color="808080" w:sz="4"/>
@@ -11606,8 +10315,8 @@
               <w:rPr>
                 <w:b w:val="false"/>
                 <w:bCs w:val="false"/>
-                <w:sz w:val="20"/>
-                <w:szCs w:val="20"/>
+                <w:sz w:val="18"/>
+                <w:szCs w:val="18"/>
               </w:rPr>
               <w:t xml:space="preserve">10</w:t>
             </w:r>
@@ -11615,103 +10324,151 @@
         </w:tc>
         <w:tc>
           <w:tcPr>
-            <w:tcW w:type="dxa" w:w="2600"/>
-            <w:tcBorders>
-              <w:top w:val="single" w:color="808080" w:sz="4"/>
-              <w:left w:val="single" w:color="808080" w:sz="4"/>
-              <w:bottom w:val="single" w:color="808080" w:sz="4"/>
-              <w:right w:val="single" w:color="808080" w:sz="4"/>
-            </w:tcBorders>
-            <w:tcMar>
-              <w:top w:type="dxa" w:w="50"/>
-              <w:left w:type="dxa" w:w="90"/>
-              <w:bottom w:type="dxa" w:w="50"/>
-              <w:right w:type="dxa" w:w="90"/>
-            </w:tcMar>
-            <w:vAlign w:val="top"/>
-          </w:tcPr>
-          <w:p>
-            <w:pPr>
-              <w:spacing w:after="20"/>
-              <w:jc w:val="left"/>
-            </w:pPr>
-          </w:p>
-        </w:tc>
-        <w:tc>
-          <w:tcPr>
-            <w:tcW w:type="dxa" w:w="2300"/>
-            <w:tcBorders>
-              <w:top w:val="single" w:color="808080" w:sz="4"/>
-              <w:left w:val="single" w:color="808080" w:sz="4"/>
-              <w:bottom w:val="single" w:color="808080" w:sz="4"/>
-              <w:right w:val="single" w:color="808080" w:sz="4"/>
-            </w:tcBorders>
-            <w:tcMar>
-              <w:top w:type="dxa" w:w="50"/>
-              <w:left w:type="dxa" w:w="90"/>
-              <w:bottom w:type="dxa" w:w="50"/>
-              <w:right w:type="dxa" w:w="90"/>
-            </w:tcMar>
-            <w:vAlign w:val="top"/>
-          </w:tcPr>
-          <w:p>
-            <w:pPr>
-              <w:spacing w:after="20"/>
-              <w:jc w:val="left"/>
-            </w:pPr>
-          </w:p>
-        </w:tc>
-        <w:tc>
-          <w:tcPr>
-            <w:tcW w:type="dxa" w:w="1500"/>
-            <w:tcBorders>
-              <w:top w:val="single" w:color="808080" w:sz="4"/>
-              <w:left w:val="single" w:color="808080" w:sz="4"/>
-              <w:bottom w:val="single" w:color="808080" w:sz="4"/>
-              <w:right w:val="single" w:color="808080" w:sz="4"/>
-            </w:tcBorders>
-            <w:tcMar>
-              <w:top w:type="dxa" w:w="50"/>
-              <w:left w:type="dxa" w:w="90"/>
-              <w:bottom w:type="dxa" w:w="50"/>
-              <w:right w:type="dxa" w:w="90"/>
-            </w:tcMar>
-            <w:vAlign w:val="top"/>
-          </w:tcPr>
-          <w:p>
-            <w:pPr>
-              <w:spacing w:after="20"/>
-              <w:jc w:val="left"/>
-            </w:pPr>
-          </w:p>
-        </w:tc>
-        <w:tc>
-          <w:tcPr>
-            <w:tcW w:type="dxa" w:w="1369"/>
-            <w:tcBorders>
-              <w:top w:val="single" w:color="808080" w:sz="4"/>
-              <w:left w:val="single" w:color="808080" w:sz="4"/>
-              <w:bottom w:val="single" w:color="808080" w:sz="4"/>
-              <w:right w:val="single" w:color="808080" w:sz="4"/>
-            </w:tcBorders>
-            <w:tcMar>
-              <w:top w:type="dxa" w:w="50"/>
-              <w:left w:type="dxa" w:w="90"/>
-              <w:bottom w:type="dxa" w:w="50"/>
-              <w:right w:type="dxa" w:w="90"/>
-            </w:tcMar>
-            <w:vAlign w:val="top"/>
-          </w:tcPr>
-          <w:p>
-            <w:pPr>
-              <w:spacing w:after="20"/>
-              <w:jc w:val="left"/>
-            </w:pPr>
-          </w:p>
-        </w:tc>
-        <w:tc>
-          <w:tcPr>
-            <w:tcW w:type="dxa" w:w="1369"/>
+            <w:tcW w:type="dxa" w:w="2100"/>
+            <w:tcBorders>
+              <w:top w:val="single" w:color="808080" w:sz="4"/>
+              <w:left w:val="single" w:color="808080" w:sz="4"/>
+              <w:bottom w:val="single" w:color="808080" w:sz="4"/>
+              <w:right w:val="single" w:color="808080" w:sz="4"/>
+            </w:tcBorders>
+            <w:tcMar>
+              <w:top w:type="dxa" w:w="50"/>
+              <w:left w:type="dxa" w:w="90"/>
+              <w:bottom w:type="dxa" w:w="50"/>
+              <w:right w:type="dxa" w:w="90"/>
+            </w:tcMar>
+            <w:vAlign w:val="top"/>
+          </w:tcPr>
+          <w:p>
+            <w:pPr>
+              <w:spacing w:after="20"/>
+              <w:jc w:val="left"/>
+            </w:pPr>
+          </w:p>
+        </w:tc>
+        <w:tc>
+          <w:tcPr>
+            <w:tcW w:type="dxa" w:w="1700"/>
+            <w:tcBorders>
+              <w:top w:val="single" w:color="808080" w:sz="4"/>
+              <w:left w:val="single" w:color="808080" w:sz="4"/>
+              <w:bottom w:val="single" w:color="808080" w:sz="4"/>
+              <w:right w:val="single" w:color="808080" w:sz="4"/>
+            </w:tcBorders>
+            <w:tcMar>
+              <w:top w:type="dxa" w:w="50"/>
+              <w:left w:type="dxa" w:w="90"/>
+              <w:bottom w:type="dxa" w:w="50"/>
+              <w:right w:type="dxa" w:w="90"/>
+            </w:tcMar>
+            <w:vAlign w:val="top"/>
+          </w:tcPr>
+          <w:p>
+            <w:pPr>
+              <w:spacing w:after="20"/>
+              <w:jc w:val="left"/>
+            </w:pPr>
+          </w:p>
+        </w:tc>
+        <w:tc>
+          <w:tcPr>
+            <w:tcW w:type="dxa" w:w="1388"/>
+            <w:tcBorders>
+              <w:top w:val="single" w:color="808080" w:sz="4"/>
+              <w:left w:val="single" w:color="808080" w:sz="4"/>
+              <w:bottom w:val="single" w:color="808080" w:sz="4"/>
+              <w:right w:val="single" w:color="808080" w:sz="4"/>
+            </w:tcBorders>
+            <w:tcMar>
+              <w:top w:type="dxa" w:w="50"/>
+              <w:left w:type="dxa" w:w="90"/>
+              <w:bottom w:type="dxa" w:w="50"/>
+              <w:right w:type="dxa" w:w="90"/>
+            </w:tcMar>
+            <w:vAlign w:val="top"/>
+          </w:tcPr>
+          <w:p>
+            <w:pPr>
+              <w:spacing w:after="20"/>
+              <w:jc w:val="left"/>
+            </w:pPr>
+          </w:p>
+        </w:tc>
+        <w:tc>
+          <w:tcPr>
+            <w:tcW w:type="dxa" w:w="1000"/>
+            <w:tcBorders>
+              <w:top w:val="single" w:color="808080" w:sz="4"/>
+              <w:left w:val="single" w:color="808080" w:sz="4"/>
+              <w:bottom w:val="single" w:color="808080" w:sz="4"/>
+              <w:right w:val="single" w:color="808080" w:sz="4"/>
+            </w:tcBorders>
+            <w:tcMar>
+              <w:top w:type="dxa" w:w="50"/>
+              <w:left w:type="dxa" w:w="90"/>
+              <w:bottom w:type="dxa" w:w="50"/>
+              <w:right w:type="dxa" w:w="90"/>
+            </w:tcMar>
+            <w:vAlign w:val="top"/>
+          </w:tcPr>
+          <w:p>
+            <w:pPr>
+              <w:spacing w:after="20"/>
+              <w:jc w:val="left"/>
+            </w:pPr>
+          </w:p>
+        </w:tc>
+        <w:tc>
+          <w:tcPr>
+            <w:tcW w:type="dxa" w:w="1000"/>
+            <w:tcBorders>
+              <w:top w:val="single" w:color="808080" w:sz="4"/>
+              <w:left w:val="single" w:color="808080" w:sz="4"/>
+              <w:bottom w:val="single" w:color="808080" w:sz="4"/>
+              <w:right w:val="single" w:color="808080" w:sz="4"/>
+            </w:tcBorders>
+            <w:tcMar>
+              <w:top w:type="dxa" w:w="50"/>
+              <w:left w:type="dxa" w:w="90"/>
+              <w:bottom w:type="dxa" w:w="50"/>
+              <w:right w:type="dxa" w:w="90"/>
+            </w:tcMar>
+            <w:vAlign w:val="top"/>
+          </w:tcPr>
+          <w:p>
+            <w:pPr>
+              <w:spacing w:after="20"/>
+              <w:jc w:val="left"/>
+            </w:pPr>
+          </w:p>
+        </w:tc>
+        <w:tc>
+          <w:tcPr>
+            <w:tcW w:type="dxa" w:w="1000"/>
+            <w:tcBorders>
+              <w:top w:val="single" w:color="808080" w:sz="4"/>
+              <w:left w:val="single" w:color="808080" w:sz="4"/>
+              <w:bottom w:val="single" w:color="808080" w:sz="4"/>
+              <w:right w:val="single" w:color="808080" w:sz="4"/>
+            </w:tcBorders>
+            <w:tcMar>
+              <w:top w:type="dxa" w:w="50"/>
+              <w:left w:type="dxa" w:w="90"/>
+              <w:bottom w:type="dxa" w:w="50"/>
+              <w:right w:type="dxa" w:w="90"/>
+            </w:tcMar>
+            <w:vAlign w:val="top"/>
+          </w:tcPr>
+          <w:p>
+            <w:pPr>
+              <w:spacing w:after="20"/>
+              <w:jc w:val="left"/>
+            </w:pPr>
+          </w:p>
+        </w:tc>
+        <w:tc>
+          <w:tcPr>
+            <w:tcW w:type="dxa" w:w="1000"/>
             <w:tcBorders>
               <w:top w:val="single" w:color="808080" w:sz="4"/>
               <w:left w:val="single" w:color="808080" w:sz="4"/>
@@ -11742,7 +10499,7 @@
         </w:trPr>
         <w:tc>
           <w:tcPr>
-            <w:tcW w:type="dxa" w:w="500"/>
+            <w:tcW w:type="dxa" w:w="450"/>
             <w:tcBorders>
               <w:top w:val="single" w:color="808080" w:sz="4"/>
               <w:left w:val="single" w:color="808080" w:sz="4"/>
@@ -11766,8 +10523,8 @@
               <w:rPr>
                 <w:b w:val="false"/>
                 <w:bCs w:val="false"/>
-                <w:sz w:val="20"/>
-                <w:szCs w:val="20"/>
+                <w:sz w:val="18"/>
+                <w:szCs w:val="18"/>
               </w:rPr>
               <w:t xml:space="preserve">11</w:t>
             </w:r>
@@ -11775,103 +10532,151 @@
         </w:tc>
         <w:tc>
           <w:tcPr>
-            <w:tcW w:type="dxa" w:w="2600"/>
-            <w:tcBorders>
-              <w:top w:val="single" w:color="808080" w:sz="4"/>
-              <w:left w:val="single" w:color="808080" w:sz="4"/>
-              <w:bottom w:val="single" w:color="808080" w:sz="4"/>
-              <w:right w:val="single" w:color="808080" w:sz="4"/>
-            </w:tcBorders>
-            <w:tcMar>
-              <w:top w:type="dxa" w:w="50"/>
-              <w:left w:type="dxa" w:w="90"/>
-              <w:bottom w:type="dxa" w:w="50"/>
-              <w:right w:type="dxa" w:w="90"/>
-            </w:tcMar>
-            <w:vAlign w:val="top"/>
-          </w:tcPr>
-          <w:p>
-            <w:pPr>
-              <w:spacing w:after="20"/>
-              <w:jc w:val="left"/>
-            </w:pPr>
-          </w:p>
-        </w:tc>
-        <w:tc>
-          <w:tcPr>
-            <w:tcW w:type="dxa" w:w="2300"/>
-            <w:tcBorders>
-              <w:top w:val="single" w:color="808080" w:sz="4"/>
-              <w:left w:val="single" w:color="808080" w:sz="4"/>
-              <w:bottom w:val="single" w:color="808080" w:sz="4"/>
-              <w:right w:val="single" w:color="808080" w:sz="4"/>
-            </w:tcBorders>
-            <w:tcMar>
-              <w:top w:type="dxa" w:w="50"/>
-              <w:left w:type="dxa" w:w="90"/>
-              <w:bottom w:type="dxa" w:w="50"/>
-              <w:right w:type="dxa" w:w="90"/>
-            </w:tcMar>
-            <w:vAlign w:val="top"/>
-          </w:tcPr>
-          <w:p>
-            <w:pPr>
-              <w:spacing w:after="20"/>
-              <w:jc w:val="left"/>
-            </w:pPr>
-          </w:p>
-        </w:tc>
-        <w:tc>
-          <w:tcPr>
-            <w:tcW w:type="dxa" w:w="1500"/>
-            <w:tcBorders>
-              <w:top w:val="single" w:color="808080" w:sz="4"/>
-              <w:left w:val="single" w:color="808080" w:sz="4"/>
-              <w:bottom w:val="single" w:color="808080" w:sz="4"/>
-              <w:right w:val="single" w:color="808080" w:sz="4"/>
-            </w:tcBorders>
-            <w:tcMar>
-              <w:top w:type="dxa" w:w="50"/>
-              <w:left w:type="dxa" w:w="90"/>
-              <w:bottom w:type="dxa" w:w="50"/>
-              <w:right w:type="dxa" w:w="90"/>
-            </w:tcMar>
-            <w:vAlign w:val="top"/>
-          </w:tcPr>
-          <w:p>
-            <w:pPr>
-              <w:spacing w:after="20"/>
-              <w:jc w:val="left"/>
-            </w:pPr>
-          </w:p>
-        </w:tc>
-        <w:tc>
-          <w:tcPr>
-            <w:tcW w:type="dxa" w:w="1369"/>
-            <w:tcBorders>
-              <w:top w:val="single" w:color="808080" w:sz="4"/>
-              <w:left w:val="single" w:color="808080" w:sz="4"/>
-              <w:bottom w:val="single" w:color="808080" w:sz="4"/>
-              <w:right w:val="single" w:color="808080" w:sz="4"/>
-            </w:tcBorders>
-            <w:tcMar>
-              <w:top w:type="dxa" w:w="50"/>
-              <w:left w:type="dxa" w:w="90"/>
-              <w:bottom w:type="dxa" w:w="50"/>
-              <w:right w:type="dxa" w:w="90"/>
-            </w:tcMar>
-            <w:vAlign w:val="top"/>
-          </w:tcPr>
-          <w:p>
-            <w:pPr>
-              <w:spacing w:after="20"/>
-              <w:jc w:val="left"/>
-            </w:pPr>
-          </w:p>
-        </w:tc>
-        <w:tc>
-          <w:tcPr>
-            <w:tcW w:type="dxa" w:w="1369"/>
+            <w:tcW w:type="dxa" w:w="2100"/>
+            <w:tcBorders>
+              <w:top w:val="single" w:color="808080" w:sz="4"/>
+              <w:left w:val="single" w:color="808080" w:sz="4"/>
+              <w:bottom w:val="single" w:color="808080" w:sz="4"/>
+              <w:right w:val="single" w:color="808080" w:sz="4"/>
+            </w:tcBorders>
+            <w:tcMar>
+              <w:top w:type="dxa" w:w="50"/>
+              <w:left w:type="dxa" w:w="90"/>
+              <w:bottom w:type="dxa" w:w="50"/>
+              <w:right w:type="dxa" w:w="90"/>
+            </w:tcMar>
+            <w:vAlign w:val="top"/>
+          </w:tcPr>
+          <w:p>
+            <w:pPr>
+              <w:spacing w:after="20"/>
+              <w:jc w:val="left"/>
+            </w:pPr>
+          </w:p>
+        </w:tc>
+        <w:tc>
+          <w:tcPr>
+            <w:tcW w:type="dxa" w:w="1700"/>
+            <w:tcBorders>
+              <w:top w:val="single" w:color="808080" w:sz="4"/>
+              <w:left w:val="single" w:color="808080" w:sz="4"/>
+              <w:bottom w:val="single" w:color="808080" w:sz="4"/>
+              <w:right w:val="single" w:color="808080" w:sz="4"/>
+            </w:tcBorders>
+            <w:tcMar>
+              <w:top w:type="dxa" w:w="50"/>
+              <w:left w:type="dxa" w:w="90"/>
+              <w:bottom w:type="dxa" w:w="50"/>
+              <w:right w:type="dxa" w:w="90"/>
+            </w:tcMar>
+            <w:vAlign w:val="top"/>
+          </w:tcPr>
+          <w:p>
+            <w:pPr>
+              <w:spacing w:after="20"/>
+              <w:jc w:val="left"/>
+            </w:pPr>
+          </w:p>
+        </w:tc>
+        <w:tc>
+          <w:tcPr>
+            <w:tcW w:type="dxa" w:w="1388"/>
+            <w:tcBorders>
+              <w:top w:val="single" w:color="808080" w:sz="4"/>
+              <w:left w:val="single" w:color="808080" w:sz="4"/>
+              <w:bottom w:val="single" w:color="808080" w:sz="4"/>
+              <w:right w:val="single" w:color="808080" w:sz="4"/>
+            </w:tcBorders>
+            <w:tcMar>
+              <w:top w:type="dxa" w:w="50"/>
+              <w:left w:type="dxa" w:w="90"/>
+              <w:bottom w:type="dxa" w:w="50"/>
+              <w:right w:type="dxa" w:w="90"/>
+            </w:tcMar>
+            <w:vAlign w:val="top"/>
+          </w:tcPr>
+          <w:p>
+            <w:pPr>
+              <w:spacing w:after="20"/>
+              <w:jc w:val="left"/>
+            </w:pPr>
+          </w:p>
+        </w:tc>
+        <w:tc>
+          <w:tcPr>
+            <w:tcW w:type="dxa" w:w="1000"/>
+            <w:tcBorders>
+              <w:top w:val="single" w:color="808080" w:sz="4"/>
+              <w:left w:val="single" w:color="808080" w:sz="4"/>
+              <w:bottom w:val="single" w:color="808080" w:sz="4"/>
+              <w:right w:val="single" w:color="808080" w:sz="4"/>
+            </w:tcBorders>
+            <w:tcMar>
+              <w:top w:type="dxa" w:w="50"/>
+              <w:left w:type="dxa" w:w="90"/>
+              <w:bottom w:type="dxa" w:w="50"/>
+              <w:right w:type="dxa" w:w="90"/>
+            </w:tcMar>
+            <w:vAlign w:val="top"/>
+          </w:tcPr>
+          <w:p>
+            <w:pPr>
+              <w:spacing w:after="20"/>
+              <w:jc w:val="left"/>
+            </w:pPr>
+          </w:p>
+        </w:tc>
+        <w:tc>
+          <w:tcPr>
+            <w:tcW w:type="dxa" w:w="1000"/>
+            <w:tcBorders>
+              <w:top w:val="single" w:color="808080" w:sz="4"/>
+              <w:left w:val="single" w:color="808080" w:sz="4"/>
+              <w:bottom w:val="single" w:color="808080" w:sz="4"/>
+              <w:right w:val="single" w:color="808080" w:sz="4"/>
+            </w:tcBorders>
+            <w:tcMar>
+              <w:top w:type="dxa" w:w="50"/>
+              <w:left w:type="dxa" w:w="90"/>
+              <w:bottom w:type="dxa" w:w="50"/>
+              <w:right w:type="dxa" w:w="90"/>
+            </w:tcMar>
+            <w:vAlign w:val="top"/>
+          </w:tcPr>
+          <w:p>
+            <w:pPr>
+              <w:spacing w:after="20"/>
+              <w:jc w:val="left"/>
+            </w:pPr>
+          </w:p>
+        </w:tc>
+        <w:tc>
+          <w:tcPr>
+            <w:tcW w:type="dxa" w:w="1000"/>
+            <w:tcBorders>
+              <w:top w:val="single" w:color="808080" w:sz="4"/>
+              <w:left w:val="single" w:color="808080" w:sz="4"/>
+              <w:bottom w:val="single" w:color="808080" w:sz="4"/>
+              <w:right w:val="single" w:color="808080" w:sz="4"/>
+            </w:tcBorders>
+            <w:tcMar>
+              <w:top w:type="dxa" w:w="50"/>
+              <w:left w:type="dxa" w:w="90"/>
+              <w:bottom w:type="dxa" w:w="50"/>
+              <w:right w:type="dxa" w:w="90"/>
+            </w:tcMar>
+            <w:vAlign w:val="top"/>
+          </w:tcPr>
+          <w:p>
+            <w:pPr>
+              <w:spacing w:after="20"/>
+              <w:jc w:val="left"/>
+            </w:pPr>
+          </w:p>
+        </w:tc>
+        <w:tc>
+          <w:tcPr>
+            <w:tcW w:type="dxa" w:w="1000"/>
             <w:tcBorders>
               <w:top w:val="single" w:color="808080" w:sz="4"/>
               <w:left w:val="single" w:color="808080" w:sz="4"/>
@@ -11905,7 +10710,7 @@
           <w:sz w:val="20"/>
           <w:szCs w:val="20"/>
         </w:rPr>
-        <w:t xml:space="preserve">Интервал между инструктажами одного работника — не более 6 месяцев. </w:t>
+        <w:t xml:space="preserve">Интервал между инструктажами одного работника - не более 3 месяцев. В графы I-IV кв. вносится фактическая дата проведения. </w:t>
       </w:r>
       <w:r>
         <w:rPr>
@@ -11914,7 +10719,7 @@
           <w:sz w:val="20"/>
           <w:szCs w:val="20"/>
         </w:rPr>
-        <w:t xml:space="preserve">Строка 1 — образец.</w:t>
+        <w:t xml:space="preserve">Строка 1 - образец (первый повторный проведён 10.12.2026 по графику 2026 года).</w:t>
       </w:r>
     </w:p>
     <w:p>
